--- a/docs/acceptance-test/per-user/02-head.auditor.docx
+++ b/docs/acceptance-test/per-user/02-head.auditor.docx
@@ -117,7 +117,7 @@
           <w:sz w:val="18"/>
           <w:szCs w:val="18"/>
         </w:rPr>
-        <w:t xml:space="preserve">  ·  14 checks</w:t>
+        <w:t xml:space="preserve">  ·  15 checks</w:t>
       </w:r>
     </w:p>
     <w:tbl>
@@ -4352,6 +4352,289 @@
                 <w:szCs w:val="19"/>
               </w:rPr>
               <w:t xml:space="preserve">Targets and achievement are shown. You cannot set targets.</w:t>
+            </w:r>
+          </w:p>
+        </w:tc>
+        <w:tc>
+          <w:tcPr>
+            <w:tcW w:type="dxa" w:w="620"/>
+            <w:tcBorders>
+              <w:top w:val="single" w:color="C9D0DC" w:sz="4"/>
+              <w:left w:val="single" w:color="C9D0DC" w:sz="4"/>
+              <w:bottom w:val="single" w:color="C9D0DC" w:sz="4"/>
+              <w:right w:val="single" w:color="C9D0DC" w:sz="4"/>
+            </w:tcBorders>
+            <w:tcMar>
+              <w:top w:type="dxa" w:w="70"/>
+              <w:left w:type="dxa" w:w="100"/>
+              <w:bottom w:type="dxa" w:w="70"/>
+              <w:right w:type="dxa" w:w="100"/>
+            </w:tcMar>
+            <w:vAlign w:val="center"/>
+          </w:tcPr>
+          <w:p>
+            <w:pPr>
+              <w:spacing w:after="0" w:before="0" w:line="264"/>
+              <w:jc w:val="center"/>
+            </w:pPr>
+            <w:r>
+              <w:rPr>
+                <w:rFonts w:ascii="Arial" w:cs="Arial" w:eastAsia="Arial" w:hAnsi="Arial"/>
+                <w:sz w:val="30"/>
+                <w:szCs w:val="30"/>
+              </w:rPr>
+              <w:t xml:space="preserve">☐</w:t>
+            </w:r>
+          </w:p>
+        </w:tc>
+        <w:tc>
+          <w:tcPr>
+            <w:tcW w:type="dxa" w:w="620"/>
+            <w:tcBorders>
+              <w:top w:val="single" w:color="C9D0DC" w:sz="4"/>
+              <w:left w:val="single" w:color="C9D0DC" w:sz="4"/>
+              <w:bottom w:val="single" w:color="C9D0DC" w:sz="4"/>
+              <w:right w:val="single" w:color="C9D0DC" w:sz="4"/>
+            </w:tcBorders>
+            <w:tcMar>
+              <w:top w:type="dxa" w:w="70"/>
+              <w:left w:type="dxa" w:w="100"/>
+              <w:bottom w:type="dxa" w:w="70"/>
+              <w:right w:type="dxa" w:w="100"/>
+            </w:tcMar>
+            <w:vAlign w:val="center"/>
+          </w:tcPr>
+          <w:p>
+            <w:pPr>
+              <w:spacing w:after="0" w:before="0" w:line="264"/>
+              <w:jc w:val="center"/>
+            </w:pPr>
+            <w:r>
+              <w:rPr>
+                <w:rFonts w:ascii="Arial" w:cs="Arial" w:eastAsia="Arial" w:hAnsi="Arial"/>
+                <w:sz w:val="30"/>
+                <w:szCs w:val="30"/>
+              </w:rPr>
+              <w:t xml:space="preserve">☐</w:t>
+            </w:r>
+          </w:p>
+        </w:tc>
+        <w:tc>
+          <w:tcPr>
+            <w:tcW w:type="dxa" w:w="620"/>
+            <w:tcBorders>
+              <w:top w:val="single" w:color="C9D0DC" w:sz="4"/>
+              <w:left w:val="single" w:color="C9D0DC" w:sz="4"/>
+              <w:bottom w:val="single" w:color="C9D0DC" w:sz="4"/>
+              <w:right w:val="single" w:color="C9D0DC" w:sz="4"/>
+            </w:tcBorders>
+            <w:tcMar>
+              <w:top w:type="dxa" w:w="70"/>
+              <w:left w:type="dxa" w:w="100"/>
+              <w:bottom w:type="dxa" w:w="70"/>
+              <w:right w:type="dxa" w:w="100"/>
+            </w:tcMar>
+            <w:vAlign w:val="center"/>
+          </w:tcPr>
+          <w:p>
+            <w:pPr>
+              <w:spacing w:after="0" w:before="0" w:line="264"/>
+              <w:jc w:val="center"/>
+            </w:pPr>
+            <w:r>
+              <w:rPr>
+                <w:rFonts w:ascii="Arial" w:cs="Arial" w:eastAsia="Arial" w:hAnsi="Arial"/>
+                <w:sz w:val="30"/>
+                <w:szCs w:val="30"/>
+              </w:rPr>
+              <w:t xml:space="preserve">☐</w:t>
+            </w:r>
+          </w:p>
+        </w:tc>
+        <w:tc>
+          <w:tcPr>
+            <w:tcW w:type="dxa" w:w="2040"/>
+            <w:tcBorders>
+              <w:top w:val="single" w:color="C9D0DC" w:sz="4"/>
+              <w:left w:val="single" w:color="C9D0DC" w:sz="4"/>
+              <w:bottom w:val="single" w:color="C9D0DC" w:sz="4"/>
+              <w:right w:val="single" w:color="C9D0DC" w:sz="4"/>
+            </w:tcBorders>
+            <w:tcMar>
+              <w:top w:type="dxa" w:w="70"/>
+              <w:left w:type="dxa" w:w="100"/>
+              <w:bottom w:type="dxa" w:w="70"/>
+              <w:right w:type="dxa" w:w="100"/>
+            </w:tcMar>
+            <w:vAlign w:val="top"/>
+          </w:tcPr>
+          <w:p>
+            <w:pPr>
+              <w:spacing w:after="0" w:before="0" w:line="264"/>
+            </w:pPr>
+            <w:r>
+              <w:rPr>
+                <w:rFonts w:ascii="Arial" w:cs="Arial" w:eastAsia="Arial" w:hAnsi="Arial"/>
+                <w:sz w:val="19"/>
+                <w:szCs w:val="19"/>
+              </w:rPr>
+              <w:t xml:space="preserve"> </w:t>
+            </w:r>
+          </w:p>
+        </w:tc>
+      </w:tr>
+      <w:tr>
+        <w:trPr>
+          <w:cantSplit/>
+        </w:trPr>
+        <w:tc>
+          <w:tcPr>
+            <w:tcW w:type="dxa" w:w="860"/>
+            <w:tcBorders>
+              <w:top w:val="single" w:color="C9D0DC" w:sz="4"/>
+              <w:left w:val="single" w:color="C9D0DC" w:sz="4"/>
+              <w:bottom w:val="single" w:color="C9D0DC" w:sz="4"/>
+              <w:right w:val="single" w:color="C9D0DC" w:sz="4"/>
+            </w:tcBorders>
+            <w:tcMar>
+              <w:top w:type="dxa" w:w="70"/>
+              <w:left w:type="dxa" w:w="100"/>
+              <w:bottom w:type="dxa" w:w="70"/>
+              <w:right w:type="dxa" w:w="100"/>
+            </w:tcMar>
+            <w:vAlign w:val="top"/>
+          </w:tcPr>
+          <w:p>
+            <w:pPr>
+              <w:spacing w:after="0" w:before="0" w:line="264"/>
+            </w:pPr>
+            <w:r>
+              <w:rPr>
+                <w:rFonts w:ascii="Arial" w:cs="Arial" w:eastAsia="Arial" w:hAnsi="Arial"/>
+                <w:b/>
+                <w:bCs/>
+                <w:color w:val="5B6477"/>
+                <w:sz w:val="16"/>
+                <w:szCs w:val="16"/>
+              </w:rPr>
+              <w:t xml:space="preserve">HA-13</w:t>
+            </w:r>
+          </w:p>
+        </w:tc>
+        <w:tc>
+          <w:tcPr>
+            <w:tcW w:type="dxa" w:w="5480"/>
+            <w:tcBorders>
+              <w:top w:val="single" w:color="C9D0DC" w:sz="4"/>
+              <w:left w:val="single" w:color="C9D0DC" w:sz="4"/>
+              <w:bottom w:val="single" w:color="C9D0DC" w:sz="4"/>
+              <w:right w:val="single" w:color="C9D0DC" w:sz="4"/>
+            </w:tcBorders>
+            <w:tcMar>
+              <w:top w:type="dxa" w:w="70"/>
+              <w:left w:type="dxa" w:w="100"/>
+              <w:bottom w:type="dxa" w:w="70"/>
+              <w:right w:type="dxa" w:w="100"/>
+            </w:tcMar>
+            <w:vAlign w:val="top"/>
+          </w:tcPr>
+          <w:p>
+            <w:pPr>
+              <w:spacing w:after="40" w:before="0" w:line="264"/>
+            </w:pPr>
+            <w:r>
+              <w:rPr>
+                <w:rFonts w:ascii="Arial" w:cs="Arial" w:eastAsia="Arial" w:hAnsi="Arial"/>
+                <w:b/>
+                <w:bCs/>
+                <w:sz w:val="20"/>
+                <w:szCs w:val="20"/>
+              </w:rPr>
+              <w:t xml:space="preserve">Told of every post-close edit</w:t>
+            </w:r>
+          </w:p>
+          <w:p>
+            <w:pPr>
+              <w:spacing w:after="40" w:before="0" w:line="264"/>
+            </w:pPr>
+            <w:r>
+              <w:rPr>
+                <w:rFonts w:ascii="Arial" w:cs="Arial" w:eastAsia="Arial" w:hAnsi="Arial"/>
+                <w:i/>
+                <w:iCs/>
+                <w:color w:val="5B6477"/>
+                <w:sz w:val="15"/>
+                <w:szCs w:val="15"/>
+              </w:rPr>
+              <w:t xml:space="preserve">Flow F20 · Changing a closed day</w:t>
+            </w:r>
+          </w:p>
+          <w:p>
+            <w:pPr>
+              <w:spacing w:after="20" w:before="0" w:line="264"/>
+            </w:pPr>
+            <w:r>
+              <w:rPr>
+                <w:rFonts w:ascii="Arial" w:cs="Arial" w:eastAsia="Arial" w:hAnsi="Arial"/>
+                <w:color w:val="5B6477"/>
+                <w:sz w:val="19"/>
+                <w:szCs w:val="19"/>
+              </w:rPr>
+              <w:t xml:space="preserve">1.  </w:t>
+            </w:r>
+            <w:r>
+              <w:rPr>
+                <w:rFonts w:ascii="Arial" w:cs="Arial" w:eastAsia="Arial" w:hAnsi="Arial"/>
+                <w:sz w:val="19"/>
+                <w:szCs w:val="19"/>
+              </w:rPr>
+              <w:t xml:space="preserve">Check the bell after each post-close edit request.</w:t>
+            </w:r>
+          </w:p>
+          <w:p>
+            <w:pPr>
+              <w:spacing w:after="20" w:before="0" w:line="264"/>
+            </w:pPr>
+            <w:r>
+              <w:rPr>
+                <w:rFonts w:ascii="Arial" w:cs="Arial" w:eastAsia="Arial" w:hAnsi="Arial"/>
+                <w:color w:val="5B6477"/>
+                <w:sz w:val="19"/>
+                <w:szCs w:val="19"/>
+              </w:rPr>
+              <w:t xml:space="preserve">2.  </w:t>
+            </w:r>
+            <w:r>
+              <w:rPr>
+                <w:rFonts w:ascii="Arial" w:cs="Arial" w:eastAsia="Arial" w:hAnsi="Arial"/>
+                <w:sz w:val="19"/>
+                <w:szCs w:val="19"/>
+              </w:rPr>
+              <w:t xml:space="preserve">Approve one in My Approvals (with the Asst Auditor).</w:t>
+            </w:r>
+          </w:p>
+          <w:p>
+            <w:pPr>
+              <w:spacing w:after="0" w:before="60" w:line="264"/>
+            </w:pPr>
+            <w:r>
+              <w:rPr>
+                <w:rFonts w:ascii="Arial" w:cs="Arial" w:eastAsia="Arial" w:hAnsi="Arial"/>
+                <w:b/>
+                <w:bCs/>
+                <w:color w:val="0B1F3A"/>
+                <w:sz w:val="19"/>
+                <w:szCs w:val="19"/>
+              </w:rPr>
+              <w:t xml:space="preserve">You should see: </w:t>
+            </w:r>
+            <w:r>
+              <w:rPr>
+                <w:rFonts w:ascii="Arial" w:cs="Arial" w:eastAsia="Arial" w:hAnsi="Arial"/>
+                <w:sz w:val="19"/>
+                <w:szCs w:val="19"/>
+              </w:rPr>
+              <w:t xml:space="preserve">Each request is reported with the person's count this month; the third is marked flagged.</w:t>
             </w:r>
           </w:p>
         </w:tc>
@@ -4555,7 +4838,7 @@
                 <w:sz w:val="17"/>
                 <w:szCs w:val="17"/>
               </w:rPr>
-              <w:t xml:space="preserve">Passed (of 14)</w:t>
+              <w:t xml:space="preserve">Passed (of 15)</w:t>
             </w:r>
           </w:p>
         </w:tc>

--- a/docs/acceptance-test/per-user/02-head.auditor.docx
+++ b/docs/acceptance-test/per-user/02-head.auditor.docx
@@ -117,7 +117,7 @@
           <w:sz w:val="18"/>
           <w:szCs w:val="18"/>
         </w:rPr>
-        <w:t xml:space="preserve">  ·  15 checks</w:t>
+        <w:t xml:space="preserve">  ·  21 checks</w:t>
       </w:r>
     </w:p>
     <w:tbl>
@@ -4566,7 +4566,7 @@
                 <w:sz w:val="15"/>
                 <w:szCs w:val="15"/>
               </w:rPr>
-              <w:t xml:space="preserve">Flow F20 · Changing a closed day</w:t>
+              <w:t xml:space="preserve">Flow F20 · Everyone told of a post-close edit</w:t>
             </w:r>
           </w:p>
           <w:p>
@@ -4635,6 +4635,1666 @@
                 <w:szCs w:val="19"/>
               </w:rPr>
               <w:t xml:space="preserve">Each request is reported with the person's count this month; the third is marked flagged.</w:t>
+            </w:r>
+          </w:p>
+        </w:tc>
+        <w:tc>
+          <w:tcPr>
+            <w:tcW w:type="dxa" w:w="620"/>
+            <w:tcBorders>
+              <w:top w:val="single" w:color="C9D0DC" w:sz="4"/>
+              <w:left w:val="single" w:color="C9D0DC" w:sz="4"/>
+              <w:bottom w:val="single" w:color="C9D0DC" w:sz="4"/>
+              <w:right w:val="single" w:color="C9D0DC" w:sz="4"/>
+            </w:tcBorders>
+            <w:tcMar>
+              <w:top w:type="dxa" w:w="70"/>
+              <w:left w:type="dxa" w:w="100"/>
+              <w:bottom w:type="dxa" w:w="70"/>
+              <w:right w:type="dxa" w:w="100"/>
+            </w:tcMar>
+            <w:vAlign w:val="center"/>
+          </w:tcPr>
+          <w:p>
+            <w:pPr>
+              <w:spacing w:after="0" w:before="0" w:line="264"/>
+              <w:jc w:val="center"/>
+            </w:pPr>
+            <w:r>
+              <w:rPr>
+                <w:rFonts w:ascii="Arial" w:cs="Arial" w:eastAsia="Arial" w:hAnsi="Arial"/>
+                <w:sz w:val="30"/>
+                <w:szCs w:val="30"/>
+              </w:rPr>
+              <w:t xml:space="preserve">☐</w:t>
+            </w:r>
+          </w:p>
+        </w:tc>
+        <w:tc>
+          <w:tcPr>
+            <w:tcW w:type="dxa" w:w="620"/>
+            <w:tcBorders>
+              <w:top w:val="single" w:color="C9D0DC" w:sz="4"/>
+              <w:left w:val="single" w:color="C9D0DC" w:sz="4"/>
+              <w:bottom w:val="single" w:color="C9D0DC" w:sz="4"/>
+              <w:right w:val="single" w:color="C9D0DC" w:sz="4"/>
+            </w:tcBorders>
+            <w:tcMar>
+              <w:top w:type="dxa" w:w="70"/>
+              <w:left w:type="dxa" w:w="100"/>
+              <w:bottom w:type="dxa" w:w="70"/>
+              <w:right w:type="dxa" w:w="100"/>
+            </w:tcMar>
+            <w:vAlign w:val="center"/>
+          </w:tcPr>
+          <w:p>
+            <w:pPr>
+              <w:spacing w:after="0" w:before="0" w:line="264"/>
+              <w:jc w:val="center"/>
+            </w:pPr>
+            <w:r>
+              <w:rPr>
+                <w:rFonts w:ascii="Arial" w:cs="Arial" w:eastAsia="Arial" w:hAnsi="Arial"/>
+                <w:sz w:val="30"/>
+                <w:szCs w:val="30"/>
+              </w:rPr>
+              <w:t xml:space="preserve">☐</w:t>
+            </w:r>
+          </w:p>
+        </w:tc>
+        <w:tc>
+          <w:tcPr>
+            <w:tcW w:type="dxa" w:w="620"/>
+            <w:tcBorders>
+              <w:top w:val="single" w:color="C9D0DC" w:sz="4"/>
+              <w:left w:val="single" w:color="C9D0DC" w:sz="4"/>
+              <w:bottom w:val="single" w:color="C9D0DC" w:sz="4"/>
+              <w:right w:val="single" w:color="C9D0DC" w:sz="4"/>
+            </w:tcBorders>
+            <w:tcMar>
+              <w:top w:type="dxa" w:w="70"/>
+              <w:left w:type="dxa" w:w="100"/>
+              <w:bottom w:type="dxa" w:w="70"/>
+              <w:right w:type="dxa" w:w="100"/>
+            </w:tcMar>
+            <w:vAlign w:val="center"/>
+          </w:tcPr>
+          <w:p>
+            <w:pPr>
+              <w:spacing w:after="0" w:before="0" w:line="264"/>
+              <w:jc w:val="center"/>
+            </w:pPr>
+            <w:r>
+              <w:rPr>
+                <w:rFonts w:ascii="Arial" w:cs="Arial" w:eastAsia="Arial" w:hAnsi="Arial"/>
+                <w:sz w:val="30"/>
+                <w:szCs w:val="30"/>
+              </w:rPr>
+              <w:t xml:space="preserve">☐</w:t>
+            </w:r>
+          </w:p>
+        </w:tc>
+        <w:tc>
+          <w:tcPr>
+            <w:tcW w:type="dxa" w:w="2040"/>
+            <w:tcBorders>
+              <w:top w:val="single" w:color="C9D0DC" w:sz="4"/>
+              <w:left w:val="single" w:color="C9D0DC" w:sz="4"/>
+              <w:bottom w:val="single" w:color="C9D0DC" w:sz="4"/>
+              <w:right w:val="single" w:color="C9D0DC" w:sz="4"/>
+            </w:tcBorders>
+            <w:tcMar>
+              <w:top w:type="dxa" w:w="70"/>
+              <w:left w:type="dxa" w:w="100"/>
+              <w:bottom w:type="dxa" w:w="70"/>
+              <w:right w:type="dxa" w:w="100"/>
+            </w:tcMar>
+            <w:vAlign w:val="top"/>
+          </w:tcPr>
+          <w:p>
+            <w:pPr>
+              <w:spacing w:after="0" w:before="0" w:line="264"/>
+            </w:pPr>
+            <w:r>
+              <w:rPr>
+                <w:rFonts w:ascii="Arial" w:cs="Arial" w:eastAsia="Arial" w:hAnsi="Arial"/>
+                <w:sz w:val="19"/>
+                <w:szCs w:val="19"/>
+              </w:rPr>
+              <w:t xml:space="preserve"> </w:t>
+            </w:r>
+          </w:p>
+        </w:tc>
+      </w:tr>
+      <w:tr>
+        <w:trPr>
+          <w:cantSplit/>
+        </w:trPr>
+        <w:tc>
+          <w:tcPr>
+            <w:tcW w:type="dxa" w:w="860"/>
+            <w:tcBorders>
+              <w:top w:val="single" w:color="C9D0DC" w:sz="4"/>
+              <w:left w:val="single" w:color="C9D0DC" w:sz="4"/>
+              <w:bottom w:val="single" w:color="C9D0DC" w:sz="4"/>
+              <w:right w:val="single" w:color="C9D0DC" w:sz="4"/>
+            </w:tcBorders>
+            <w:tcMar>
+              <w:top w:type="dxa" w:w="70"/>
+              <w:left w:type="dxa" w:w="100"/>
+              <w:bottom w:type="dxa" w:w="70"/>
+              <w:right w:type="dxa" w:w="100"/>
+            </w:tcMar>
+            <w:vAlign w:val="top"/>
+          </w:tcPr>
+          <w:p>
+            <w:pPr>
+              <w:spacing w:after="0" w:before="0" w:line="264"/>
+            </w:pPr>
+            <w:r>
+              <w:rPr>
+                <w:rFonts w:ascii="Arial" w:cs="Arial" w:eastAsia="Arial" w:hAnsi="Arial"/>
+                <w:b/>
+                <w:bCs/>
+                <w:color w:val="5B6477"/>
+                <w:sz w:val="16"/>
+                <w:szCs w:val="16"/>
+              </w:rPr>
+              <w:t xml:space="preserve">HA-14</w:t>
+            </w:r>
+          </w:p>
+        </w:tc>
+        <w:tc>
+          <w:tcPr>
+            <w:tcW w:type="dxa" w:w="5480"/>
+            <w:tcBorders>
+              <w:top w:val="single" w:color="C9D0DC" w:sz="4"/>
+              <w:left w:val="single" w:color="C9D0DC" w:sz="4"/>
+              <w:bottom w:val="single" w:color="C9D0DC" w:sz="4"/>
+              <w:right w:val="single" w:color="C9D0DC" w:sz="4"/>
+            </w:tcBorders>
+            <w:tcMar>
+              <w:top w:type="dxa" w:w="70"/>
+              <w:left w:type="dxa" w:w="100"/>
+              <w:bottom w:type="dxa" w:w="70"/>
+              <w:right w:type="dxa" w:w="100"/>
+            </w:tcMar>
+            <w:vAlign w:val="top"/>
+          </w:tcPr>
+          <w:p>
+            <w:pPr>
+              <w:spacing w:after="40" w:before="0" w:line="264"/>
+            </w:pPr>
+            <w:r>
+              <w:rPr>
+                <w:rFonts w:ascii="Arial" w:cs="Arial" w:eastAsia="Arial" w:hAnsi="Arial"/>
+                <w:b/>
+                <w:bCs/>
+                <w:sz w:val="20"/>
+                <w:szCs w:val="20"/>
+              </w:rPr>
+              <w:t xml:space="preserve">Verify a deposit slip</w:t>
+            </w:r>
+          </w:p>
+          <w:p>
+            <w:pPr>
+              <w:spacing w:after="40" w:before="0" w:line="264"/>
+            </w:pPr>
+            <w:r>
+              <w:rPr>
+                <w:rFonts w:ascii="Arial" w:cs="Arial" w:eastAsia="Arial" w:hAnsi="Arial"/>
+                <w:i/>
+                <w:iCs/>
+                <w:color w:val="5B6477"/>
+                <w:sz w:val="15"/>
+                <w:szCs w:val="15"/>
+              </w:rPr>
+              <w:t xml:space="preserve">Flow F22 · Cash deposit slip and its two checks</w:t>
+            </w:r>
+          </w:p>
+          <w:p>
+            <w:pPr>
+              <w:spacing w:after="20" w:before="0" w:line="264"/>
+            </w:pPr>
+            <w:r>
+              <w:rPr>
+                <w:rFonts w:ascii="Arial" w:cs="Arial" w:eastAsia="Arial" w:hAnsi="Arial"/>
+                <w:color w:val="5B6477"/>
+                <w:sz w:val="19"/>
+                <w:szCs w:val="19"/>
+              </w:rPr>
+              <w:t xml:space="preserve">1.  </w:t>
+            </w:r>
+            <w:r>
+              <w:rPr>
+                <w:rFonts w:ascii="Arial" w:cs="Arial" w:eastAsia="Arial" w:hAnsi="Arial"/>
+                <w:sz w:val="19"/>
+                <w:szCs w:val="19"/>
+              </w:rPr>
+              <w:t xml:space="preserve">Open My Approvals → Cash deposit slip (audit).</w:t>
+            </w:r>
+          </w:p>
+          <w:p>
+            <w:pPr>
+              <w:spacing w:after="20" w:before="0" w:line="264"/>
+            </w:pPr>
+            <w:r>
+              <w:rPr>
+                <w:rFonts w:ascii="Arial" w:cs="Arial" w:eastAsia="Arial" w:hAnsi="Arial"/>
+                <w:color w:val="5B6477"/>
+                <w:sz w:val="19"/>
+                <w:szCs w:val="19"/>
+              </w:rPr>
+              <w:t xml:space="preserve">2.  </w:t>
+            </w:r>
+            <w:r>
+              <w:rPr>
+                <w:rFonts w:ascii="Arial" w:cs="Arial" w:eastAsia="Arial" w:hAnsi="Arial"/>
+                <w:sz w:val="19"/>
+                <w:szCs w:val="19"/>
+              </w:rPr>
+              <w:t xml:space="preserve">Open the slip and compare amount, bank and date with the deposit → Approve, or Reject with a reason.</w:t>
+            </w:r>
+          </w:p>
+          <w:p>
+            <w:pPr>
+              <w:spacing w:after="0" w:before="60" w:line="264"/>
+            </w:pPr>
+            <w:r>
+              <w:rPr>
+                <w:rFonts w:ascii="Arial" w:cs="Arial" w:eastAsia="Arial" w:hAnsi="Arial"/>
+                <w:b/>
+                <w:bCs/>
+                <w:color w:val="0B1F3A"/>
+                <w:sz w:val="19"/>
+                <w:szCs w:val="19"/>
+              </w:rPr>
+              <w:t xml:space="preserve">You should see: </w:t>
+            </w:r>
+            <w:r>
+              <w:rPr>
+                <w:rFonts w:ascii="Arial" w:cs="Arial" w:eastAsia="Arial" w:hAnsi="Arial"/>
+                <w:sz w:val="19"/>
+                <w:szCs w:val="19"/>
+              </w:rPr>
+              <w:t xml:space="preserve">An approved deposit goes on to the Accounting Associate. A rejection returns it to the branch with the reason.</w:t>
+            </w:r>
+          </w:p>
+        </w:tc>
+        <w:tc>
+          <w:tcPr>
+            <w:tcW w:type="dxa" w:w="620"/>
+            <w:tcBorders>
+              <w:top w:val="single" w:color="C9D0DC" w:sz="4"/>
+              <w:left w:val="single" w:color="C9D0DC" w:sz="4"/>
+              <w:bottom w:val="single" w:color="C9D0DC" w:sz="4"/>
+              <w:right w:val="single" w:color="C9D0DC" w:sz="4"/>
+            </w:tcBorders>
+            <w:tcMar>
+              <w:top w:type="dxa" w:w="70"/>
+              <w:left w:type="dxa" w:w="100"/>
+              <w:bottom w:type="dxa" w:w="70"/>
+              <w:right w:type="dxa" w:w="100"/>
+            </w:tcMar>
+            <w:vAlign w:val="center"/>
+          </w:tcPr>
+          <w:p>
+            <w:pPr>
+              <w:spacing w:after="0" w:before="0" w:line="264"/>
+              <w:jc w:val="center"/>
+            </w:pPr>
+            <w:r>
+              <w:rPr>
+                <w:rFonts w:ascii="Arial" w:cs="Arial" w:eastAsia="Arial" w:hAnsi="Arial"/>
+                <w:sz w:val="30"/>
+                <w:szCs w:val="30"/>
+              </w:rPr>
+              <w:t xml:space="preserve">☐</w:t>
+            </w:r>
+          </w:p>
+        </w:tc>
+        <w:tc>
+          <w:tcPr>
+            <w:tcW w:type="dxa" w:w="620"/>
+            <w:tcBorders>
+              <w:top w:val="single" w:color="C9D0DC" w:sz="4"/>
+              <w:left w:val="single" w:color="C9D0DC" w:sz="4"/>
+              <w:bottom w:val="single" w:color="C9D0DC" w:sz="4"/>
+              <w:right w:val="single" w:color="C9D0DC" w:sz="4"/>
+            </w:tcBorders>
+            <w:tcMar>
+              <w:top w:type="dxa" w:w="70"/>
+              <w:left w:type="dxa" w:w="100"/>
+              <w:bottom w:type="dxa" w:w="70"/>
+              <w:right w:type="dxa" w:w="100"/>
+            </w:tcMar>
+            <w:vAlign w:val="center"/>
+          </w:tcPr>
+          <w:p>
+            <w:pPr>
+              <w:spacing w:after="0" w:before="0" w:line="264"/>
+              <w:jc w:val="center"/>
+            </w:pPr>
+            <w:r>
+              <w:rPr>
+                <w:rFonts w:ascii="Arial" w:cs="Arial" w:eastAsia="Arial" w:hAnsi="Arial"/>
+                <w:sz w:val="30"/>
+                <w:szCs w:val="30"/>
+              </w:rPr>
+              <w:t xml:space="preserve">☐</w:t>
+            </w:r>
+          </w:p>
+        </w:tc>
+        <w:tc>
+          <w:tcPr>
+            <w:tcW w:type="dxa" w:w="620"/>
+            <w:tcBorders>
+              <w:top w:val="single" w:color="C9D0DC" w:sz="4"/>
+              <w:left w:val="single" w:color="C9D0DC" w:sz="4"/>
+              <w:bottom w:val="single" w:color="C9D0DC" w:sz="4"/>
+              <w:right w:val="single" w:color="C9D0DC" w:sz="4"/>
+            </w:tcBorders>
+            <w:tcMar>
+              <w:top w:type="dxa" w:w="70"/>
+              <w:left w:type="dxa" w:w="100"/>
+              <w:bottom w:type="dxa" w:w="70"/>
+              <w:right w:type="dxa" w:w="100"/>
+            </w:tcMar>
+            <w:vAlign w:val="center"/>
+          </w:tcPr>
+          <w:p>
+            <w:pPr>
+              <w:spacing w:after="0" w:before="0" w:line="264"/>
+              <w:jc w:val="center"/>
+            </w:pPr>
+            <w:r>
+              <w:rPr>
+                <w:rFonts w:ascii="Arial" w:cs="Arial" w:eastAsia="Arial" w:hAnsi="Arial"/>
+                <w:sz w:val="30"/>
+                <w:szCs w:val="30"/>
+              </w:rPr>
+              <w:t xml:space="preserve">☐</w:t>
+            </w:r>
+          </w:p>
+        </w:tc>
+        <w:tc>
+          <w:tcPr>
+            <w:tcW w:type="dxa" w:w="2040"/>
+            <w:tcBorders>
+              <w:top w:val="single" w:color="C9D0DC" w:sz="4"/>
+              <w:left w:val="single" w:color="C9D0DC" w:sz="4"/>
+              <w:bottom w:val="single" w:color="C9D0DC" w:sz="4"/>
+              <w:right w:val="single" w:color="C9D0DC" w:sz="4"/>
+            </w:tcBorders>
+            <w:tcMar>
+              <w:top w:type="dxa" w:w="70"/>
+              <w:left w:type="dxa" w:w="100"/>
+              <w:bottom w:type="dxa" w:w="70"/>
+              <w:right w:type="dxa" w:w="100"/>
+            </w:tcMar>
+            <w:vAlign w:val="top"/>
+          </w:tcPr>
+          <w:p>
+            <w:pPr>
+              <w:spacing w:after="0" w:before="0" w:line="264"/>
+            </w:pPr>
+            <w:r>
+              <w:rPr>
+                <w:rFonts w:ascii="Arial" w:cs="Arial" w:eastAsia="Arial" w:hAnsi="Arial"/>
+                <w:sz w:val="19"/>
+                <w:szCs w:val="19"/>
+              </w:rPr>
+              <w:t xml:space="preserve"> </w:t>
+            </w:r>
+          </w:p>
+        </w:tc>
+      </w:tr>
+      <w:tr>
+        <w:trPr>
+          <w:cantSplit/>
+        </w:trPr>
+        <w:tc>
+          <w:tcPr>
+            <w:tcW w:type="dxa" w:w="860"/>
+            <w:tcBorders>
+              <w:top w:val="single" w:color="C9D0DC" w:sz="4"/>
+              <w:left w:val="single" w:color="C9D0DC" w:sz="4"/>
+              <w:bottom w:val="single" w:color="C9D0DC" w:sz="4"/>
+              <w:right w:val="single" w:color="C9D0DC" w:sz="4"/>
+            </w:tcBorders>
+            <w:tcMar>
+              <w:top w:type="dxa" w:w="70"/>
+              <w:left w:type="dxa" w:w="100"/>
+              <w:bottom w:type="dxa" w:w="70"/>
+              <w:right w:type="dxa" w:w="100"/>
+            </w:tcMar>
+            <w:vAlign w:val="top"/>
+          </w:tcPr>
+          <w:p>
+            <w:pPr>
+              <w:spacing w:after="0" w:before="0" w:line="264"/>
+            </w:pPr>
+            <w:r>
+              <w:rPr>
+                <w:rFonts w:ascii="Arial" w:cs="Arial" w:eastAsia="Arial" w:hAnsi="Arial"/>
+                <w:b/>
+                <w:bCs/>
+                <w:color w:val="5B6477"/>
+                <w:sz w:val="16"/>
+                <w:szCs w:val="16"/>
+              </w:rPr>
+              <w:t xml:space="preserve">HA-15</w:t>
+            </w:r>
+          </w:p>
+        </w:tc>
+        <w:tc>
+          <w:tcPr>
+            <w:tcW w:type="dxa" w:w="5480"/>
+            <w:tcBorders>
+              <w:top w:val="single" w:color="C9D0DC" w:sz="4"/>
+              <w:left w:val="single" w:color="C9D0DC" w:sz="4"/>
+              <w:bottom w:val="single" w:color="C9D0DC" w:sz="4"/>
+              <w:right w:val="single" w:color="C9D0DC" w:sz="4"/>
+            </w:tcBorders>
+            <w:tcMar>
+              <w:top w:type="dxa" w:w="70"/>
+              <w:left w:type="dxa" w:w="100"/>
+              <w:bottom w:type="dxa" w:w="70"/>
+              <w:right w:type="dxa" w:w="100"/>
+            </w:tcMar>
+            <w:vAlign w:val="top"/>
+          </w:tcPr>
+          <w:p>
+            <w:pPr>
+              <w:spacing w:after="40" w:before="0" w:line="264"/>
+            </w:pPr>
+            <w:r>
+              <w:rPr>
+                <w:rFonts w:ascii="Arial" w:cs="Arial" w:eastAsia="Arial" w:hAnsi="Arial"/>
+                <w:b/>
+                <w:bCs/>
+                <w:sz w:val="20"/>
+                <w:szCs w:val="20"/>
+              </w:rPr>
+              <w:t xml:space="preserve">6-Pack Card for a customer who cannot be tagged</w:t>
+            </w:r>
+          </w:p>
+          <w:p>
+            <w:pPr>
+              <w:spacing w:after="40" w:before="0" w:line="264"/>
+            </w:pPr>
+            <w:r>
+              <w:rPr>
+                <w:rFonts w:ascii="Arial" w:cs="Arial" w:eastAsia="Arial" w:hAnsi="Arial"/>
+                <w:i/>
+                <w:iCs/>
+                <w:color w:val="5B6477"/>
+                <w:sz w:val="15"/>
+                <w:szCs w:val="15"/>
+              </w:rPr>
+              <w:t xml:space="preserve">Flow F23 · 6-Pack Card and the override</w:t>
+            </w:r>
+          </w:p>
+          <w:p>
+            <w:pPr>
+              <w:spacing w:after="20" w:before="0" w:line="264"/>
+            </w:pPr>
+            <w:r>
+              <w:rPr>
+                <w:rFonts w:ascii="Arial" w:cs="Arial" w:eastAsia="Arial" w:hAnsi="Arial"/>
+                <w:color w:val="5B6477"/>
+                <w:sz w:val="19"/>
+                <w:szCs w:val="19"/>
+              </w:rPr>
+              <w:t xml:space="preserve">1.  </w:t>
+            </w:r>
+            <w:r>
+              <w:rPr>
+                <w:rFonts w:ascii="Arial" w:cs="Arial" w:eastAsia="Arial" w:hAnsi="Arial"/>
+                <w:sz w:val="19"/>
+                <w:szCs w:val="19"/>
+              </w:rPr>
+              <w:t xml:space="preserve">Open 6-Pack Card → Customer cannot be tagged? Ask the Owner to allow the card.</w:t>
+            </w:r>
+          </w:p>
+          <w:p>
+            <w:pPr>
+              <w:spacing w:after="20" w:before="0" w:line="264"/>
+            </w:pPr>
+            <w:r>
+              <w:rPr>
+                <w:rFonts w:ascii="Arial" w:cs="Arial" w:eastAsia="Arial" w:hAnsi="Arial"/>
+                <w:color w:val="5B6477"/>
+                <w:sz w:val="19"/>
+                <w:szCs w:val="19"/>
+              </w:rPr>
+              <w:t xml:space="preserve">2.  </w:t>
+            </w:r>
+            <w:r>
+              <w:rPr>
+                <w:rFonts w:ascii="Arial" w:cs="Arial" w:eastAsia="Arial" w:hAnsi="Arial"/>
+                <w:sz w:val="19"/>
+                <w:szCs w:val="19"/>
+              </w:rPr>
+              <w:t xml:space="preserve">Choose the branch, type what is known and the reason → Send to the Owner.</w:t>
+            </w:r>
+          </w:p>
+          <w:p>
+            <w:pPr>
+              <w:spacing w:after="0" w:before="60" w:line="264"/>
+            </w:pPr>
+            <w:r>
+              <w:rPr>
+                <w:rFonts w:ascii="Arial" w:cs="Arial" w:eastAsia="Arial" w:hAnsi="Arial"/>
+                <w:b/>
+                <w:bCs/>
+                <w:color w:val="0B1F3A"/>
+                <w:sz w:val="19"/>
+                <w:szCs w:val="19"/>
+              </w:rPr>
+              <w:t xml:space="preserve">You should see: </w:t>
+            </w:r>
+            <w:r>
+              <w:rPr>
+                <w:rFonts w:ascii="Arial" w:cs="Arial" w:eastAsia="Arial" w:hAnsi="Arial"/>
+                <w:sz w:val="19"/>
+                <w:szCs w:val="19"/>
+              </w:rPr>
+              <w:t xml:space="preserve">"Sent. The Owner decides in My Approvals." Without a reason it cannot be sent. After the Owner approves, the card is booked as an override.</w:t>
+            </w:r>
+          </w:p>
+        </w:tc>
+        <w:tc>
+          <w:tcPr>
+            <w:tcW w:type="dxa" w:w="620"/>
+            <w:tcBorders>
+              <w:top w:val="single" w:color="C9D0DC" w:sz="4"/>
+              <w:left w:val="single" w:color="C9D0DC" w:sz="4"/>
+              <w:bottom w:val="single" w:color="C9D0DC" w:sz="4"/>
+              <w:right w:val="single" w:color="C9D0DC" w:sz="4"/>
+            </w:tcBorders>
+            <w:tcMar>
+              <w:top w:type="dxa" w:w="70"/>
+              <w:left w:type="dxa" w:w="100"/>
+              <w:bottom w:type="dxa" w:w="70"/>
+              <w:right w:type="dxa" w:w="100"/>
+            </w:tcMar>
+            <w:vAlign w:val="center"/>
+          </w:tcPr>
+          <w:p>
+            <w:pPr>
+              <w:spacing w:after="0" w:before="0" w:line="264"/>
+              <w:jc w:val="center"/>
+            </w:pPr>
+            <w:r>
+              <w:rPr>
+                <w:rFonts w:ascii="Arial" w:cs="Arial" w:eastAsia="Arial" w:hAnsi="Arial"/>
+                <w:sz w:val="30"/>
+                <w:szCs w:val="30"/>
+              </w:rPr>
+              <w:t xml:space="preserve">☐</w:t>
+            </w:r>
+          </w:p>
+        </w:tc>
+        <w:tc>
+          <w:tcPr>
+            <w:tcW w:type="dxa" w:w="620"/>
+            <w:tcBorders>
+              <w:top w:val="single" w:color="C9D0DC" w:sz="4"/>
+              <w:left w:val="single" w:color="C9D0DC" w:sz="4"/>
+              <w:bottom w:val="single" w:color="C9D0DC" w:sz="4"/>
+              <w:right w:val="single" w:color="C9D0DC" w:sz="4"/>
+            </w:tcBorders>
+            <w:tcMar>
+              <w:top w:type="dxa" w:w="70"/>
+              <w:left w:type="dxa" w:w="100"/>
+              <w:bottom w:type="dxa" w:w="70"/>
+              <w:right w:type="dxa" w:w="100"/>
+            </w:tcMar>
+            <w:vAlign w:val="center"/>
+          </w:tcPr>
+          <w:p>
+            <w:pPr>
+              <w:spacing w:after="0" w:before="0" w:line="264"/>
+              <w:jc w:val="center"/>
+            </w:pPr>
+            <w:r>
+              <w:rPr>
+                <w:rFonts w:ascii="Arial" w:cs="Arial" w:eastAsia="Arial" w:hAnsi="Arial"/>
+                <w:sz w:val="30"/>
+                <w:szCs w:val="30"/>
+              </w:rPr>
+              <w:t xml:space="preserve">☐</w:t>
+            </w:r>
+          </w:p>
+        </w:tc>
+        <w:tc>
+          <w:tcPr>
+            <w:tcW w:type="dxa" w:w="620"/>
+            <w:tcBorders>
+              <w:top w:val="single" w:color="C9D0DC" w:sz="4"/>
+              <w:left w:val="single" w:color="C9D0DC" w:sz="4"/>
+              <w:bottom w:val="single" w:color="C9D0DC" w:sz="4"/>
+              <w:right w:val="single" w:color="C9D0DC" w:sz="4"/>
+            </w:tcBorders>
+            <w:tcMar>
+              <w:top w:type="dxa" w:w="70"/>
+              <w:left w:type="dxa" w:w="100"/>
+              <w:bottom w:type="dxa" w:w="70"/>
+              <w:right w:type="dxa" w:w="100"/>
+            </w:tcMar>
+            <w:vAlign w:val="center"/>
+          </w:tcPr>
+          <w:p>
+            <w:pPr>
+              <w:spacing w:after="0" w:before="0" w:line="264"/>
+              <w:jc w:val="center"/>
+            </w:pPr>
+            <w:r>
+              <w:rPr>
+                <w:rFonts w:ascii="Arial" w:cs="Arial" w:eastAsia="Arial" w:hAnsi="Arial"/>
+                <w:sz w:val="30"/>
+                <w:szCs w:val="30"/>
+              </w:rPr>
+              <w:t xml:space="preserve">☐</w:t>
+            </w:r>
+          </w:p>
+        </w:tc>
+        <w:tc>
+          <w:tcPr>
+            <w:tcW w:type="dxa" w:w="2040"/>
+            <w:tcBorders>
+              <w:top w:val="single" w:color="C9D0DC" w:sz="4"/>
+              <w:left w:val="single" w:color="C9D0DC" w:sz="4"/>
+              <w:bottom w:val="single" w:color="C9D0DC" w:sz="4"/>
+              <w:right w:val="single" w:color="C9D0DC" w:sz="4"/>
+            </w:tcBorders>
+            <w:tcMar>
+              <w:top w:type="dxa" w:w="70"/>
+              <w:left w:type="dxa" w:w="100"/>
+              <w:bottom w:type="dxa" w:w="70"/>
+              <w:right w:type="dxa" w:w="100"/>
+            </w:tcMar>
+            <w:vAlign w:val="top"/>
+          </w:tcPr>
+          <w:p>
+            <w:pPr>
+              <w:spacing w:after="0" w:before="0" w:line="264"/>
+            </w:pPr>
+            <w:r>
+              <w:rPr>
+                <w:rFonts w:ascii="Arial" w:cs="Arial" w:eastAsia="Arial" w:hAnsi="Arial"/>
+                <w:sz w:val="19"/>
+                <w:szCs w:val="19"/>
+              </w:rPr>
+              <w:t xml:space="preserve"> </w:t>
+            </w:r>
+          </w:p>
+        </w:tc>
+      </w:tr>
+      <w:tr>
+        <w:trPr>
+          <w:cantSplit/>
+        </w:trPr>
+        <w:tc>
+          <w:tcPr>
+            <w:tcW w:type="dxa" w:w="860"/>
+            <w:tcBorders>
+              <w:top w:val="single" w:color="C9D0DC" w:sz="4"/>
+              <w:left w:val="single" w:color="C9D0DC" w:sz="4"/>
+              <w:bottom w:val="single" w:color="C9D0DC" w:sz="4"/>
+              <w:right w:val="single" w:color="C9D0DC" w:sz="4"/>
+            </w:tcBorders>
+            <w:tcMar>
+              <w:top w:type="dxa" w:w="70"/>
+              <w:left w:type="dxa" w:w="100"/>
+              <w:bottom w:type="dxa" w:w="70"/>
+              <w:right w:type="dxa" w:w="100"/>
+            </w:tcMar>
+            <w:vAlign w:val="top"/>
+          </w:tcPr>
+          <w:p>
+            <w:pPr>
+              <w:spacing w:after="0" w:before="0" w:line="264"/>
+            </w:pPr>
+            <w:r>
+              <w:rPr>
+                <w:rFonts w:ascii="Arial" w:cs="Arial" w:eastAsia="Arial" w:hAnsi="Arial"/>
+                <w:b/>
+                <w:bCs/>
+                <w:color w:val="5B6477"/>
+                <w:sz w:val="16"/>
+                <w:szCs w:val="16"/>
+              </w:rPr>
+              <w:t xml:space="preserve">HA-16</w:t>
+            </w:r>
+          </w:p>
+        </w:tc>
+        <w:tc>
+          <w:tcPr>
+            <w:tcW w:type="dxa" w:w="5480"/>
+            <w:tcBorders>
+              <w:top w:val="single" w:color="C9D0DC" w:sz="4"/>
+              <w:left w:val="single" w:color="C9D0DC" w:sz="4"/>
+              <w:bottom w:val="single" w:color="C9D0DC" w:sz="4"/>
+              <w:right w:val="single" w:color="C9D0DC" w:sz="4"/>
+            </w:tcBorders>
+            <w:tcMar>
+              <w:top w:type="dxa" w:w="70"/>
+              <w:left w:type="dxa" w:w="100"/>
+              <w:bottom w:type="dxa" w:w="70"/>
+              <w:right w:type="dxa" w:w="100"/>
+            </w:tcMar>
+            <w:vAlign w:val="top"/>
+          </w:tcPr>
+          <w:p>
+            <w:pPr>
+              <w:spacing w:after="40" w:before="0" w:line="264"/>
+            </w:pPr>
+            <w:r>
+              <w:rPr>
+                <w:rFonts w:ascii="Arial" w:cs="Arial" w:eastAsia="Arial" w:hAnsi="Arial"/>
+                <w:b/>
+                <w:bCs/>
+                <w:sz w:val="20"/>
+                <w:szCs w:val="20"/>
+              </w:rPr>
+              <w:t xml:space="preserve">See franchise AR and extension requests</w:t>
+            </w:r>
+          </w:p>
+          <w:p>
+            <w:pPr>
+              <w:spacing w:after="40" w:before="0" w:line="264"/>
+            </w:pPr>
+            <w:r>
+              <w:rPr>
+                <w:rFonts w:ascii="Arial" w:cs="Arial" w:eastAsia="Arial" w:hAnsi="Arial"/>
+                <w:i/>
+                <w:iCs/>
+                <w:color w:val="5B6477"/>
+                <w:sz w:val="15"/>
+                <w:szCs w:val="15"/>
+              </w:rPr>
+              <w:t xml:space="preserve">Flow F21 · Franchise AR: penalty, extension, payment</w:t>
+            </w:r>
+          </w:p>
+          <w:p>
+            <w:pPr>
+              <w:spacing w:after="20" w:before="0" w:line="264"/>
+            </w:pPr>
+            <w:r>
+              <w:rPr>
+                <w:rFonts w:ascii="Arial" w:cs="Arial" w:eastAsia="Arial" w:hAnsi="Arial"/>
+                <w:color w:val="5B6477"/>
+                <w:sz w:val="19"/>
+                <w:szCs w:val="19"/>
+              </w:rPr>
+              <w:t xml:space="preserve">1.  </w:t>
+            </w:r>
+            <w:r>
+              <w:rPr>
+                <w:rFonts w:ascii="Arial" w:cs="Arial" w:eastAsia="Arial" w:hAnsi="Arial"/>
+                <w:sz w:val="19"/>
+                <w:szCs w:val="19"/>
+              </w:rPr>
+              <w:t xml:space="preserve">Open Franchise AR.</w:t>
+            </w:r>
+          </w:p>
+          <w:p>
+            <w:pPr>
+              <w:spacing w:after="20" w:before="0" w:line="264"/>
+            </w:pPr>
+            <w:r>
+              <w:rPr>
+                <w:rFonts w:ascii="Arial" w:cs="Arial" w:eastAsia="Arial" w:hAnsi="Arial"/>
+                <w:color w:val="5B6477"/>
+                <w:sz w:val="19"/>
+                <w:szCs w:val="19"/>
+              </w:rPr>
+              <w:t xml:space="preserve">2.  </w:t>
+            </w:r>
+            <w:r>
+              <w:rPr>
+                <w:rFonts w:ascii="Arial" w:cs="Arial" w:eastAsia="Arial" w:hAnsi="Arial"/>
+                <w:sz w:val="19"/>
+                <w:szCs w:val="19"/>
+              </w:rPr>
+              <w:t xml:space="preserve">Read a franchise with overdue invoices; open Extension requests.</w:t>
+            </w:r>
+          </w:p>
+          <w:p>
+            <w:pPr>
+              <w:spacing w:after="0" w:before="60" w:line="264"/>
+            </w:pPr>
+            <w:r>
+              <w:rPr>
+                <w:rFonts w:ascii="Arial" w:cs="Arial" w:eastAsia="Arial" w:hAnsi="Arial"/>
+                <w:b/>
+                <w:bCs/>
+                <w:color w:val="0B1F3A"/>
+                <w:sz w:val="19"/>
+                <w:szCs w:val="19"/>
+              </w:rPr>
+              <w:t xml:space="preserve">You should see: </w:t>
+            </w:r>
+            <w:r>
+              <w:rPr>
+                <w:rFonts w:ascii="Arial" w:cs="Arial" w:eastAsia="Arial" w:hAnsi="Arial"/>
+                <w:sz w:val="19"/>
+                <w:szCs w:val="19"/>
+              </w:rPr>
+              <w:t xml:space="preserve">You see invoices, penalty, interest and any extension request. You are told when a franchise asks for an extension or when a transfer change adjusts the AR. You cannot record payments.</w:t>
+            </w:r>
+          </w:p>
+        </w:tc>
+        <w:tc>
+          <w:tcPr>
+            <w:tcW w:type="dxa" w:w="620"/>
+            <w:tcBorders>
+              <w:top w:val="single" w:color="C9D0DC" w:sz="4"/>
+              <w:left w:val="single" w:color="C9D0DC" w:sz="4"/>
+              <w:bottom w:val="single" w:color="C9D0DC" w:sz="4"/>
+              <w:right w:val="single" w:color="C9D0DC" w:sz="4"/>
+            </w:tcBorders>
+            <w:tcMar>
+              <w:top w:type="dxa" w:w="70"/>
+              <w:left w:type="dxa" w:w="100"/>
+              <w:bottom w:type="dxa" w:w="70"/>
+              <w:right w:type="dxa" w:w="100"/>
+            </w:tcMar>
+            <w:vAlign w:val="center"/>
+          </w:tcPr>
+          <w:p>
+            <w:pPr>
+              <w:spacing w:after="0" w:before="0" w:line="264"/>
+              <w:jc w:val="center"/>
+            </w:pPr>
+            <w:r>
+              <w:rPr>
+                <w:rFonts w:ascii="Arial" w:cs="Arial" w:eastAsia="Arial" w:hAnsi="Arial"/>
+                <w:sz w:val="30"/>
+                <w:szCs w:val="30"/>
+              </w:rPr>
+              <w:t xml:space="preserve">☐</w:t>
+            </w:r>
+          </w:p>
+        </w:tc>
+        <w:tc>
+          <w:tcPr>
+            <w:tcW w:type="dxa" w:w="620"/>
+            <w:tcBorders>
+              <w:top w:val="single" w:color="C9D0DC" w:sz="4"/>
+              <w:left w:val="single" w:color="C9D0DC" w:sz="4"/>
+              <w:bottom w:val="single" w:color="C9D0DC" w:sz="4"/>
+              <w:right w:val="single" w:color="C9D0DC" w:sz="4"/>
+            </w:tcBorders>
+            <w:tcMar>
+              <w:top w:type="dxa" w:w="70"/>
+              <w:left w:type="dxa" w:w="100"/>
+              <w:bottom w:type="dxa" w:w="70"/>
+              <w:right w:type="dxa" w:w="100"/>
+            </w:tcMar>
+            <w:vAlign w:val="center"/>
+          </w:tcPr>
+          <w:p>
+            <w:pPr>
+              <w:spacing w:after="0" w:before="0" w:line="264"/>
+              <w:jc w:val="center"/>
+            </w:pPr>
+            <w:r>
+              <w:rPr>
+                <w:rFonts w:ascii="Arial" w:cs="Arial" w:eastAsia="Arial" w:hAnsi="Arial"/>
+                <w:sz w:val="30"/>
+                <w:szCs w:val="30"/>
+              </w:rPr>
+              <w:t xml:space="preserve">☐</w:t>
+            </w:r>
+          </w:p>
+        </w:tc>
+        <w:tc>
+          <w:tcPr>
+            <w:tcW w:type="dxa" w:w="620"/>
+            <w:tcBorders>
+              <w:top w:val="single" w:color="C9D0DC" w:sz="4"/>
+              <w:left w:val="single" w:color="C9D0DC" w:sz="4"/>
+              <w:bottom w:val="single" w:color="C9D0DC" w:sz="4"/>
+              <w:right w:val="single" w:color="C9D0DC" w:sz="4"/>
+            </w:tcBorders>
+            <w:tcMar>
+              <w:top w:type="dxa" w:w="70"/>
+              <w:left w:type="dxa" w:w="100"/>
+              <w:bottom w:type="dxa" w:w="70"/>
+              <w:right w:type="dxa" w:w="100"/>
+            </w:tcMar>
+            <w:vAlign w:val="center"/>
+          </w:tcPr>
+          <w:p>
+            <w:pPr>
+              <w:spacing w:after="0" w:before="0" w:line="264"/>
+              <w:jc w:val="center"/>
+            </w:pPr>
+            <w:r>
+              <w:rPr>
+                <w:rFonts w:ascii="Arial" w:cs="Arial" w:eastAsia="Arial" w:hAnsi="Arial"/>
+                <w:sz w:val="30"/>
+                <w:szCs w:val="30"/>
+              </w:rPr>
+              <w:t xml:space="preserve">☐</w:t>
+            </w:r>
+          </w:p>
+        </w:tc>
+        <w:tc>
+          <w:tcPr>
+            <w:tcW w:type="dxa" w:w="2040"/>
+            <w:tcBorders>
+              <w:top w:val="single" w:color="C9D0DC" w:sz="4"/>
+              <w:left w:val="single" w:color="C9D0DC" w:sz="4"/>
+              <w:bottom w:val="single" w:color="C9D0DC" w:sz="4"/>
+              <w:right w:val="single" w:color="C9D0DC" w:sz="4"/>
+            </w:tcBorders>
+            <w:tcMar>
+              <w:top w:type="dxa" w:w="70"/>
+              <w:left w:type="dxa" w:w="100"/>
+              <w:bottom w:type="dxa" w:w="70"/>
+              <w:right w:type="dxa" w:w="100"/>
+            </w:tcMar>
+            <w:vAlign w:val="top"/>
+          </w:tcPr>
+          <w:p>
+            <w:pPr>
+              <w:spacing w:after="0" w:before="0" w:line="264"/>
+            </w:pPr>
+            <w:r>
+              <w:rPr>
+                <w:rFonts w:ascii="Arial" w:cs="Arial" w:eastAsia="Arial" w:hAnsi="Arial"/>
+                <w:sz w:val="19"/>
+                <w:szCs w:val="19"/>
+              </w:rPr>
+              <w:t xml:space="preserve"> </w:t>
+            </w:r>
+          </w:p>
+        </w:tc>
+      </w:tr>
+      <w:tr>
+        <w:trPr>
+          <w:cantSplit/>
+        </w:trPr>
+        <w:tc>
+          <w:tcPr>
+            <w:tcW w:type="dxa" w:w="860"/>
+            <w:tcBorders>
+              <w:top w:val="single" w:color="C9D0DC" w:sz="4"/>
+              <w:left w:val="single" w:color="C9D0DC" w:sz="4"/>
+              <w:bottom w:val="single" w:color="C9D0DC" w:sz="4"/>
+              <w:right w:val="single" w:color="C9D0DC" w:sz="4"/>
+            </w:tcBorders>
+            <w:tcMar>
+              <w:top w:type="dxa" w:w="70"/>
+              <w:left w:type="dxa" w:w="100"/>
+              <w:bottom w:type="dxa" w:w="70"/>
+              <w:right w:type="dxa" w:w="100"/>
+            </w:tcMar>
+            <w:vAlign w:val="top"/>
+          </w:tcPr>
+          <w:p>
+            <w:pPr>
+              <w:spacing w:after="0" w:before="0" w:line="264"/>
+            </w:pPr>
+            <w:r>
+              <w:rPr>
+                <w:rFonts w:ascii="Arial" w:cs="Arial" w:eastAsia="Arial" w:hAnsi="Arial"/>
+                <w:b/>
+                <w:bCs/>
+                <w:color w:val="5B6477"/>
+                <w:sz w:val="16"/>
+                <w:szCs w:val="16"/>
+              </w:rPr>
+              <w:t xml:space="preserve">HA-17</w:t>
+            </w:r>
+          </w:p>
+        </w:tc>
+        <w:tc>
+          <w:tcPr>
+            <w:tcW w:type="dxa" w:w="5480"/>
+            <w:tcBorders>
+              <w:top w:val="single" w:color="C9D0DC" w:sz="4"/>
+              <w:left w:val="single" w:color="C9D0DC" w:sz="4"/>
+              <w:bottom w:val="single" w:color="C9D0DC" w:sz="4"/>
+              <w:right w:val="single" w:color="C9D0DC" w:sz="4"/>
+            </w:tcBorders>
+            <w:tcMar>
+              <w:top w:type="dxa" w:w="70"/>
+              <w:left w:type="dxa" w:w="100"/>
+              <w:bottom w:type="dxa" w:w="70"/>
+              <w:right w:type="dxa" w:w="100"/>
+            </w:tcMar>
+            <w:vAlign w:val="top"/>
+          </w:tcPr>
+          <w:p>
+            <w:pPr>
+              <w:spacing w:after="40" w:before="0" w:line="264"/>
+            </w:pPr>
+            <w:r>
+              <w:rPr>
+                <w:rFonts w:ascii="Arial" w:cs="Arial" w:eastAsia="Arial" w:hAnsi="Arial"/>
+                <w:b/>
+                <w:bCs/>
+                <w:sz w:val="20"/>
+                <w:szCs w:val="20"/>
+              </w:rPr>
+              <w:t xml:space="preserve">Write a memorandum</w:t>
+            </w:r>
+          </w:p>
+          <w:p>
+            <w:pPr>
+              <w:spacing w:after="40" w:before="0" w:line="264"/>
+            </w:pPr>
+            <w:r>
+              <w:rPr>
+                <w:rFonts w:ascii="Arial" w:cs="Arial" w:eastAsia="Arial" w:hAnsi="Arial"/>
+                <w:i/>
+                <w:iCs/>
+                <w:color w:val="5B6477"/>
+                <w:sz w:val="15"/>
+                <w:szCs w:val="15"/>
+              </w:rPr>
+              <w:t xml:space="preserve">Flow F24 · Memorandum</w:t>
+            </w:r>
+          </w:p>
+          <w:p>
+            <w:pPr>
+              <w:spacing w:after="20" w:before="0" w:line="264"/>
+            </w:pPr>
+            <w:r>
+              <w:rPr>
+                <w:rFonts w:ascii="Arial" w:cs="Arial" w:eastAsia="Arial" w:hAnsi="Arial"/>
+                <w:color w:val="5B6477"/>
+                <w:sz w:val="19"/>
+                <w:szCs w:val="19"/>
+              </w:rPr>
+              <w:t xml:space="preserve">1.  </w:t>
+            </w:r>
+            <w:r>
+              <w:rPr>
+                <w:rFonts w:ascii="Arial" w:cs="Arial" w:eastAsia="Arial" w:hAnsi="Arial"/>
+                <w:sz w:val="19"/>
+                <w:szCs w:val="19"/>
+              </w:rPr>
+              <w:t xml:space="preserve">Open Memorandums → Write a memo → choose a role or branch → write → Issue the memo.</w:t>
+            </w:r>
+          </w:p>
+          <w:p>
+            <w:pPr>
+              <w:spacing w:after="0" w:before="60" w:line="264"/>
+            </w:pPr>
+            <w:r>
+              <w:rPr>
+                <w:rFonts w:ascii="Arial" w:cs="Arial" w:eastAsia="Arial" w:hAnsi="Arial"/>
+                <w:b/>
+                <w:bCs/>
+                <w:color w:val="0B1F3A"/>
+                <w:sz w:val="19"/>
+                <w:szCs w:val="19"/>
+              </w:rPr>
+              <w:t xml:space="preserve">You should see: </w:t>
+            </w:r>
+            <w:r>
+              <w:rPr>
+                <w:rFonts w:ascii="Arial" w:cs="Arial" w:eastAsia="Arial" w:hAnsi="Arial"/>
+                <w:sz w:val="19"/>
+                <w:szCs w:val="19"/>
+              </w:rPr>
+              <w:t xml:space="preserve">Numbered automatically; everyone addressed is told; printable PDF.</w:t>
+            </w:r>
+          </w:p>
+        </w:tc>
+        <w:tc>
+          <w:tcPr>
+            <w:tcW w:type="dxa" w:w="620"/>
+            <w:tcBorders>
+              <w:top w:val="single" w:color="C9D0DC" w:sz="4"/>
+              <w:left w:val="single" w:color="C9D0DC" w:sz="4"/>
+              <w:bottom w:val="single" w:color="C9D0DC" w:sz="4"/>
+              <w:right w:val="single" w:color="C9D0DC" w:sz="4"/>
+            </w:tcBorders>
+            <w:tcMar>
+              <w:top w:type="dxa" w:w="70"/>
+              <w:left w:type="dxa" w:w="100"/>
+              <w:bottom w:type="dxa" w:w="70"/>
+              <w:right w:type="dxa" w:w="100"/>
+            </w:tcMar>
+            <w:vAlign w:val="center"/>
+          </w:tcPr>
+          <w:p>
+            <w:pPr>
+              <w:spacing w:after="0" w:before="0" w:line="264"/>
+              <w:jc w:val="center"/>
+            </w:pPr>
+            <w:r>
+              <w:rPr>
+                <w:rFonts w:ascii="Arial" w:cs="Arial" w:eastAsia="Arial" w:hAnsi="Arial"/>
+                <w:sz w:val="30"/>
+                <w:szCs w:val="30"/>
+              </w:rPr>
+              <w:t xml:space="preserve">☐</w:t>
+            </w:r>
+          </w:p>
+        </w:tc>
+        <w:tc>
+          <w:tcPr>
+            <w:tcW w:type="dxa" w:w="620"/>
+            <w:tcBorders>
+              <w:top w:val="single" w:color="C9D0DC" w:sz="4"/>
+              <w:left w:val="single" w:color="C9D0DC" w:sz="4"/>
+              <w:bottom w:val="single" w:color="C9D0DC" w:sz="4"/>
+              <w:right w:val="single" w:color="C9D0DC" w:sz="4"/>
+            </w:tcBorders>
+            <w:tcMar>
+              <w:top w:type="dxa" w:w="70"/>
+              <w:left w:type="dxa" w:w="100"/>
+              <w:bottom w:type="dxa" w:w="70"/>
+              <w:right w:type="dxa" w:w="100"/>
+            </w:tcMar>
+            <w:vAlign w:val="center"/>
+          </w:tcPr>
+          <w:p>
+            <w:pPr>
+              <w:spacing w:after="0" w:before="0" w:line="264"/>
+              <w:jc w:val="center"/>
+            </w:pPr>
+            <w:r>
+              <w:rPr>
+                <w:rFonts w:ascii="Arial" w:cs="Arial" w:eastAsia="Arial" w:hAnsi="Arial"/>
+                <w:sz w:val="30"/>
+                <w:szCs w:val="30"/>
+              </w:rPr>
+              <w:t xml:space="preserve">☐</w:t>
+            </w:r>
+          </w:p>
+        </w:tc>
+        <w:tc>
+          <w:tcPr>
+            <w:tcW w:type="dxa" w:w="620"/>
+            <w:tcBorders>
+              <w:top w:val="single" w:color="C9D0DC" w:sz="4"/>
+              <w:left w:val="single" w:color="C9D0DC" w:sz="4"/>
+              <w:bottom w:val="single" w:color="C9D0DC" w:sz="4"/>
+              <w:right w:val="single" w:color="C9D0DC" w:sz="4"/>
+            </w:tcBorders>
+            <w:tcMar>
+              <w:top w:type="dxa" w:w="70"/>
+              <w:left w:type="dxa" w:w="100"/>
+              <w:bottom w:type="dxa" w:w="70"/>
+              <w:right w:type="dxa" w:w="100"/>
+            </w:tcMar>
+            <w:vAlign w:val="center"/>
+          </w:tcPr>
+          <w:p>
+            <w:pPr>
+              <w:spacing w:after="0" w:before="0" w:line="264"/>
+              <w:jc w:val="center"/>
+            </w:pPr>
+            <w:r>
+              <w:rPr>
+                <w:rFonts w:ascii="Arial" w:cs="Arial" w:eastAsia="Arial" w:hAnsi="Arial"/>
+                <w:sz w:val="30"/>
+                <w:szCs w:val="30"/>
+              </w:rPr>
+              <w:t xml:space="preserve">☐</w:t>
+            </w:r>
+          </w:p>
+        </w:tc>
+        <w:tc>
+          <w:tcPr>
+            <w:tcW w:type="dxa" w:w="2040"/>
+            <w:tcBorders>
+              <w:top w:val="single" w:color="C9D0DC" w:sz="4"/>
+              <w:left w:val="single" w:color="C9D0DC" w:sz="4"/>
+              <w:bottom w:val="single" w:color="C9D0DC" w:sz="4"/>
+              <w:right w:val="single" w:color="C9D0DC" w:sz="4"/>
+            </w:tcBorders>
+            <w:tcMar>
+              <w:top w:type="dxa" w:w="70"/>
+              <w:left w:type="dxa" w:w="100"/>
+              <w:bottom w:type="dxa" w:w="70"/>
+              <w:right w:type="dxa" w:w="100"/>
+            </w:tcMar>
+            <w:vAlign w:val="top"/>
+          </w:tcPr>
+          <w:p>
+            <w:pPr>
+              <w:spacing w:after="0" w:before="0" w:line="264"/>
+            </w:pPr>
+            <w:r>
+              <w:rPr>
+                <w:rFonts w:ascii="Arial" w:cs="Arial" w:eastAsia="Arial" w:hAnsi="Arial"/>
+                <w:sz w:val="19"/>
+                <w:szCs w:val="19"/>
+              </w:rPr>
+              <w:t xml:space="preserve"> </w:t>
+            </w:r>
+          </w:p>
+        </w:tc>
+      </w:tr>
+      <w:tr>
+        <w:trPr>
+          <w:cantSplit/>
+        </w:trPr>
+        <w:tc>
+          <w:tcPr>
+            <w:tcW w:type="dxa" w:w="860"/>
+            <w:tcBorders>
+              <w:top w:val="single" w:color="C9D0DC" w:sz="4"/>
+              <w:left w:val="single" w:color="C9D0DC" w:sz="4"/>
+              <w:bottom w:val="single" w:color="C9D0DC" w:sz="4"/>
+              <w:right w:val="single" w:color="C9D0DC" w:sz="4"/>
+            </w:tcBorders>
+            <w:tcMar>
+              <w:top w:type="dxa" w:w="70"/>
+              <w:left w:type="dxa" w:w="100"/>
+              <w:bottom w:type="dxa" w:w="70"/>
+              <w:right w:type="dxa" w:w="100"/>
+            </w:tcMar>
+            <w:vAlign w:val="top"/>
+          </w:tcPr>
+          <w:p>
+            <w:pPr>
+              <w:spacing w:after="0" w:before="0" w:line="264"/>
+            </w:pPr>
+            <w:r>
+              <w:rPr>
+                <w:rFonts w:ascii="Arial" w:cs="Arial" w:eastAsia="Arial" w:hAnsi="Arial"/>
+                <w:b/>
+                <w:bCs/>
+                <w:color w:val="5B6477"/>
+                <w:sz w:val="16"/>
+                <w:szCs w:val="16"/>
+              </w:rPr>
+              <w:t xml:space="preserve">HA-18</w:t>
+            </w:r>
+          </w:p>
+        </w:tc>
+        <w:tc>
+          <w:tcPr>
+            <w:tcW w:type="dxa" w:w="5480"/>
+            <w:tcBorders>
+              <w:top w:val="single" w:color="C9D0DC" w:sz="4"/>
+              <w:left w:val="single" w:color="C9D0DC" w:sz="4"/>
+              <w:bottom w:val="single" w:color="C9D0DC" w:sz="4"/>
+              <w:right w:val="single" w:color="C9D0DC" w:sz="4"/>
+            </w:tcBorders>
+            <w:tcMar>
+              <w:top w:type="dxa" w:w="70"/>
+              <w:left w:type="dxa" w:w="100"/>
+              <w:bottom w:type="dxa" w:w="70"/>
+              <w:right w:type="dxa" w:w="100"/>
+            </w:tcMar>
+            <w:vAlign w:val="top"/>
+          </w:tcPr>
+          <w:p>
+            <w:pPr>
+              <w:spacing w:after="40" w:before="0" w:line="264"/>
+            </w:pPr>
+            <w:r>
+              <w:rPr>
+                <w:rFonts w:ascii="Arial" w:cs="Arial" w:eastAsia="Arial" w:hAnsi="Arial"/>
+                <w:b/>
+                <w:bCs/>
+                <w:sz w:val="20"/>
+                <w:szCs w:val="20"/>
+              </w:rPr>
+              <w:t xml:space="preserve">Waybill report</w:t>
+            </w:r>
+          </w:p>
+          <w:p>
+            <w:pPr>
+              <w:spacing w:after="40" w:before="0" w:line="264"/>
+            </w:pPr>
+            <w:r>
+              <w:rPr>
+                <w:rFonts w:ascii="Arial" w:cs="Arial" w:eastAsia="Arial" w:hAnsi="Arial"/>
+                <w:i/>
+                <w:iCs/>
+                <w:color w:val="5B6477"/>
+                <w:sz w:val="15"/>
+                <w:szCs w:val="15"/>
+              </w:rPr>
+              <w:t xml:space="preserve">Flow F25 · Waybills to e-commerce report</w:t>
+            </w:r>
+          </w:p>
+          <w:p>
+            <w:pPr>
+              <w:spacing w:after="20" w:before="0" w:line="264"/>
+            </w:pPr>
+            <w:r>
+              <w:rPr>
+                <w:rFonts w:ascii="Arial" w:cs="Arial" w:eastAsia="Arial" w:hAnsi="Arial"/>
+                <w:color w:val="5B6477"/>
+                <w:sz w:val="19"/>
+                <w:szCs w:val="19"/>
+              </w:rPr>
+              <w:t xml:space="preserve">1.  </w:t>
+            </w:r>
+            <w:r>
+              <w:rPr>
+                <w:rFonts w:ascii="Arial" w:cs="Arial" w:eastAsia="Arial" w:hAnsi="Arial"/>
+                <w:sz w:val="19"/>
+                <w:szCs w:val="19"/>
+              </w:rPr>
+              <w:t xml:space="preserve">Open Waybill Report → upload a label PDF → choose the product → Confirm.</w:t>
+            </w:r>
+          </w:p>
+          <w:p>
+            <w:pPr>
+              <w:spacing w:after="0" w:before="60" w:line="264"/>
+            </w:pPr>
+            <w:r>
+              <w:rPr>
+                <w:rFonts w:ascii="Arial" w:cs="Arial" w:eastAsia="Arial" w:hAnsi="Arial"/>
+                <w:b/>
+                <w:bCs/>
+                <w:color w:val="0B1F3A"/>
+                <w:sz w:val="19"/>
+                <w:szCs w:val="19"/>
+              </w:rPr>
+              <w:t xml:space="preserve">You should see: </w:t>
+            </w:r>
+            <w:r>
+              <w:rPr>
+                <w:rFonts w:ascii="Arial" w:cs="Arial" w:eastAsia="Arial" w:hAnsi="Arial"/>
+                <w:sz w:val="19"/>
+                <w:szCs w:val="19"/>
+              </w:rPr>
+              <w:t xml:space="preserve">The report shows SRP, fees and total order income. You can download Excel.</w:t>
+            </w:r>
+          </w:p>
+        </w:tc>
+        <w:tc>
+          <w:tcPr>
+            <w:tcW w:type="dxa" w:w="620"/>
+            <w:tcBorders>
+              <w:top w:val="single" w:color="C9D0DC" w:sz="4"/>
+              <w:left w:val="single" w:color="C9D0DC" w:sz="4"/>
+              <w:bottom w:val="single" w:color="C9D0DC" w:sz="4"/>
+              <w:right w:val="single" w:color="C9D0DC" w:sz="4"/>
+            </w:tcBorders>
+            <w:tcMar>
+              <w:top w:type="dxa" w:w="70"/>
+              <w:left w:type="dxa" w:w="100"/>
+              <w:bottom w:type="dxa" w:w="70"/>
+              <w:right w:type="dxa" w:w="100"/>
+            </w:tcMar>
+            <w:vAlign w:val="center"/>
+          </w:tcPr>
+          <w:p>
+            <w:pPr>
+              <w:spacing w:after="0" w:before="0" w:line="264"/>
+              <w:jc w:val="center"/>
+            </w:pPr>
+            <w:r>
+              <w:rPr>
+                <w:rFonts w:ascii="Arial" w:cs="Arial" w:eastAsia="Arial" w:hAnsi="Arial"/>
+                <w:sz w:val="30"/>
+                <w:szCs w:val="30"/>
+              </w:rPr>
+              <w:t xml:space="preserve">☐</w:t>
+            </w:r>
+          </w:p>
+        </w:tc>
+        <w:tc>
+          <w:tcPr>
+            <w:tcW w:type="dxa" w:w="620"/>
+            <w:tcBorders>
+              <w:top w:val="single" w:color="C9D0DC" w:sz="4"/>
+              <w:left w:val="single" w:color="C9D0DC" w:sz="4"/>
+              <w:bottom w:val="single" w:color="C9D0DC" w:sz="4"/>
+              <w:right w:val="single" w:color="C9D0DC" w:sz="4"/>
+            </w:tcBorders>
+            <w:tcMar>
+              <w:top w:type="dxa" w:w="70"/>
+              <w:left w:type="dxa" w:w="100"/>
+              <w:bottom w:type="dxa" w:w="70"/>
+              <w:right w:type="dxa" w:w="100"/>
+            </w:tcMar>
+            <w:vAlign w:val="center"/>
+          </w:tcPr>
+          <w:p>
+            <w:pPr>
+              <w:spacing w:after="0" w:before="0" w:line="264"/>
+              <w:jc w:val="center"/>
+            </w:pPr>
+            <w:r>
+              <w:rPr>
+                <w:rFonts w:ascii="Arial" w:cs="Arial" w:eastAsia="Arial" w:hAnsi="Arial"/>
+                <w:sz w:val="30"/>
+                <w:szCs w:val="30"/>
+              </w:rPr>
+              <w:t xml:space="preserve">☐</w:t>
+            </w:r>
+          </w:p>
+        </w:tc>
+        <w:tc>
+          <w:tcPr>
+            <w:tcW w:type="dxa" w:w="620"/>
+            <w:tcBorders>
+              <w:top w:val="single" w:color="C9D0DC" w:sz="4"/>
+              <w:left w:val="single" w:color="C9D0DC" w:sz="4"/>
+              <w:bottom w:val="single" w:color="C9D0DC" w:sz="4"/>
+              <w:right w:val="single" w:color="C9D0DC" w:sz="4"/>
+            </w:tcBorders>
+            <w:tcMar>
+              <w:top w:type="dxa" w:w="70"/>
+              <w:left w:type="dxa" w:w="100"/>
+              <w:bottom w:type="dxa" w:w="70"/>
+              <w:right w:type="dxa" w:w="100"/>
+            </w:tcMar>
+            <w:vAlign w:val="center"/>
+          </w:tcPr>
+          <w:p>
+            <w:pPr>
+              <w:spacing w:after="0" w:before="0" w:line="264"/>
+              <w:jc w:val="center"/>
+            </w:pPr>
+            <w:r>
+              <w:rPr>
+                <w:rFonts w:ascii="Arial" w:cs="Arial" w:eastAsia="Arial" w:hAnsi="Arial"/>
+                <w:sz w:val="30"/>
+                <w:szCs w:val="30"/>
+              </w:rPr>
+              <w:t xml:space="preserve">☐</w:t>
+            </w:r>
+          </w:p>
+        </w:tc>
+        <w:tc>
+          <w:tcPr>
+            <w:tcW w:type="dxa" w:w="2040"/>
+            <w:tcBorders>
+              <w:top w:val="single" w:color="C9D0DC" w:sz="4"/>
+              <w:left w:val="single" w:color="C9D0DC" w:sz="4"/>
+              <w:bottom w:val="single" w:color="C9D0DC" w:sz="4"/>
+              <w:right w:val="single" w:color="C9D0DC" w:sz="4"/>
+            </w:tcBorders>
+            <w:tcMar>
+              <w:top w:type="dxa" w:w="70"/>
+              <w:left w:type="dxa" w:w="100"/>
+              <w:bottom w:type="dxa" w:w="70"/>
+              <w:right w:type="dxa" w:w="100"/>
+            </w:tcMar>
+            <w:vAlign w:val="top"/>
+          </w:tcPr>
+          <w:p>
+            <w:pPr>
+              <w:spacing w:after="0" w:before="0" w:line="264"/>
+            </w:pPr>
+            <w:r>
+              <w:rPr>
+                <w:rFonts w:ascii="Arial" w:cs="Arial" w:eastAsia="Arial" w:hAnsi="Arial"/>
+                <w:sz w:val="19"/>
+                <w:szCs w:val="19"/>
+              </w:rPr>
+              <w:t xml:space="preserve"> </w:t>
+            </w:r>
+          </w:p>
+        </w:tc>
+      </w:tr>
+      <w:tr>
+        <w:trPr>
+          <w:cantSplit/>
+        </w:trPr>
+        <w:tc>
+          <w:tcPr>
+            <w:tcW w:type="dxa" w:w="860"/>
+            <w:tcBorders>
+              <w:top w:val="single" w:color="C9D0DC" w:sz="4"/>
+              <w:left w:val="single" w:color="C9D0DC" w:sz="4"/>
+              <w:bottom w:val="single" w:color="C9D0DC" w:sz="4"/>
+              <w:right w:val="single" w:color="C9D0DC" w:sz="4"/>
+            </w:tcBorders>
+            <w:tcMar>
+              <w:top w:type="dxa" w:w="70"/>
+              <w:left w:type="dxa" w:w="100"/>
+              <w:bottom w:type="dxa" w:w="70"/>
+              <w:right w:type="dxa" w:w="100"/>
+            </w:tcMar>
+            <w:vAlign w:val="top"/>
+          </w:tcPr>
+          <w:p>
+            <w:pPr>
+              <w:spacing w:after="0" w:before="0" w:line="264"/>
+            </w:pPr>
+            <w:r>
+              <w:rPr>
+                <w:rFonts w:ascii="Arial" w:cs="Arial" w:eastAsia="Arial" w:hAnsi="Arial"/>
+                <w:b/>
+                <w:bCs/>
+                <w:color w:val="5B6477"/>
+                <w:sz w:val="16"/>
+                <w:szCs w:val="16"/>
+              </w:rPr>
+              <w:t xml:space="preserve">HA-19</w:t>
+            </w:r>
+          </w:p>
+        </w:tc>
+        <w:tc>
+          <w:tcPr>
+            <w:tcW w:type="dxa" w:w="5480"/>
+            <w:tcBorders>
+              <w:top w:val="single" w:color="C9D0DC" w:sz="4"/>
+              <w:left w:val="single" w:color="C9D0DC" w:sz="4"/>
+              <w:bottom w:val="single" w:color="C9D0DC" w:sz="4"/>
+              <w:right w:val="single" w:color="C9D0DC" w:sz="4"/>
+            </w:tcBorders>
+            <w:tcMar>
+              <w:top w:type="dxa" w:w="70"/>
+              <w:left w:type="dxa" w:w="100"/>
+              <w:bottom w:type="dxa" w:w="70"/>
+              <w:right w:type="dxa" w:w="100"/>
+            </w:tcMar>
+            <w:vAlign w:val="top"/>
+          </w:tcPr>
+          <w:p>
+            <w:pPr>
+              <w:spacing w:after="40" w:before="0" w:line="264"/>
+            </w:pPr>
+            <w:r>
+              <w:rPr>
+                <w:rFonts w:ascii="Arial" w:cs="Arial" w:eastAsia="Arial" w:hAnsi="Arial"/>
+                <w:b/>
+                <w:bCs/>
+                <w:sz w:val="20"/>
+                <w:szCs w:val="20"/>
+              </w:rPr>
+              <w:t xml:space="preserve">Change your own password</w:t>
+            </w:r>
+          </w:p>
+          <w:p>
+            <w:pPr>
+              <w:spacing w:after="20" w:before="0" w:line="264"/>
+            </w:pPr>
+            <w:r>
+              <w:rPr>
+                <w:rFonts w:ascii="Arial" w:cs="Arial" w:eastAsia="Arial" w:hAnsi="Arial"/>
+                <w:color w:val="5B6477"/>
+                <w:sz w:val="19"/>
+                <w:szCs w:val="19"/>
+              </w:rPr>
+              <w:t xml:space="preserve">1.  </w:t>
+            </w:r>
+            <w:r>
+              <w:rPr>
+                <w:rFonts w:ascii="Arial" w:cs="Arial" w:eastAsia="Arial" w:hAnsi="Arial"/>
+                <w:sz w:val="19"/>
+                <w:szCs w:val="19"/>
+              </w:rPr>
+              <w:t xml:space="preserve">Press the key icon at the top right (Change my password).</w:t>
+            </w:r>
+          </w:p>
+          <w:p>
+            <w:pPr>
+              <w:spacing w:after="20" w:before="0" w:line="264"/>
+            </w:pPr>
+            <w:r>
+              <w:rPr>
+                <w:rFonts w:ascii="Arial" w:cs="Arial" w:eastAsia="Arial" w:hAnsi="Arial"/>
+                <w:color w:val="5B6477"/>
+                <w:sz w:val="19"/>
+                <w:szCs w:val="19"/>
+              </w:rPr>
+              <w:t xml:space="preserve">2.  </w:t>
+            </w:r>
+            <w:r>
+              <w:rPr>
+                <w:rFonts w:ascii="Arial" w:cs="Arial" w:eastAsia="Arial" w:hAnsi="Arial"/>
+                <w:sz w:val="19"/>
+                <w:szCs w:val="19"/>
+              </w:rPr>
+              <w:t xml:space="preserve">Type the current password and a new one of 10 or more characters, twice → Change password.</w:t>
+            </w:r>
+          </w:p>
+          <w:p>
+            <w:pPr>
+              <w:spacing w:after="20" w:before="0" w:line="264"/>
+            </w:pPr>
+            <w:r>
+              <w:rPr>
+                <w:rFonts w:ascii="Arial" w:cs="Arial" w:eastAsia="Arial" w:hAnsi="Arial"/>
+                <w:color w:val="5B6477"/>
+                <w:sz w:val="19"/>
+                <w:szCs w:val="19"/>
+              </w:rPr>
+              <w:t xml:space="preserve">3.  </w:t>
+            </w:r>
+            <w:r>
+              <w:rPr>
+                <w:rFonts w:ascii="Arial" w:cs="Arial" w:eastAsia="Arial" w:hAnsi="Arial"/>
+                <w:sz w:val="19"/>
+                <w:szCs w:val="19"/>
+              </w:rPr>
+              <w:t xml:space="preserve">Sign out and sign in again with the new password. Then change it back to ChangeMe!2026 for the next tester.</w:t>
+            </w:r>
+          </w:p>
+          <w:p>
+            <w:pPr>
+              <w:spacing w:after="0" w:before="60" w:line="264"/>
+            </w:pPr>
+            <w:r>
+              <w:rPr>
+                <w:rFonts w:ascii="Arial" w:cs="Arial" w:eastAsia="Arial" w:hAnsi="Arial"/>
+                <w:b/>
+                <w:bCs/>
+                <w:color w:val="0B1F3A"/>
+                <w:sz w:val="19"/>
+                <w:szCs w:val="19"/>
+              </w:rPr>
+              <w:t xml:space="preserve">You should see: </w:t>
+            </w:r>
+            <w:r>
+              <w:rPr>
+                <w:rFonts w:ascii="Arial" w:cs="Arial" w:eastAsia="Arial" w:hAnsi="Arial"/>
+                <w:sz w:val="19"/>
+                <w:szCs w:val="19"/>
+              </w:rPr>
+              <w:t xml:space="preserve">The new password works. Nobody else can see it. HR receives a notice that you changed it (not the password).</w:t>
             </w:r>
           </w:p>
         </w:tc>
@@ -4838,7 +6498,7 @@
                 <w:sz w:val="17"/>
                 <w:szCs w:val="17"/>
               </w:rPr>
-              <w:t xml:space="preserve">Passed (of 15)</w:t>
+              <w:t xml:space="preserve">Passed (of 21)</w:t>
             </w:r>
           </w:p>
         </w:tc>

--- a/docs/acceptance-test/per-user/02-head.auditor.docx
+++ b/docs/acceptance-test/per-user/02-head.auditor.docx
@@ -117,7 +117,7 @@
           <w:sz w:val="18"/>
           <w:szCs w:val="18"/>
         </w:rPr>
-        <w:t xml:space="preserve">  ·  21 checks</w:t>
+        <w:t xml:space="preserve">  ·  25 checks</w:t>
       </w:r>
     </w:p>
     <w:tbl>
@@ -6295,6 +6295,1056 @@
                 <w:szCs w:val="19"/>
               </w:rPr>
               <w:t xml:space="preserve">The new password works. Nobody else can see it. HR receives a notice that you changed it (not the password).</w:t>
+            </w:r>
+          </w:p>
+        </w:tc>
+        <w:tc>
+          <w:tcPr>
+            <w:tcW w:type="dxa" w:w="620"/>
+            <w:tcBorders>
+              <w:top w:val="single" w:color="C9D0DC" w:sz="4"/>
+              <w:left w:val="single" w:color="C9D0DC" w:sz="4"/>
+              <w:bottom w:val="single" w:color="C9D0DC" w:sz="4"/>
+              <w:right w:val="single" w:color="C9D0DC" w:sz="4"/>
+            </w:tcBorders>
+            <w:tcMar>
+              <w:top w:type="dxa" w:w="70"/>
+              <w:left w:type="dxa" w:w="100"/>
+              <w:bottom w:type="dxa" w:w="70"/>
+              <w:right w:type="dxa" w:w="100"/>
+            </w:tcMar>
+            <w:vAlign w:val="center"/>
+          </w:tcPr>
+          <w:p>
+            <w:pPr>
+              <w:spacing w:after="0" w:before="0" w:line="264"/>
+              <w:jc w:val="center"/>
+            </w:pPr>
+            <w:r>
+              <w:rPr>
+                <w:rFonts w:ascii="Arial" w:cs="Arial" w:eastAsia="Arial" w:hAnsi="Arial"/>
+                <w:sz w:val="30"/>
+                <w:szCs w:val="30"/>
+              </w:rPr>
+              <w:t xml:space="preserve">☐</w:t>
+            </w:r>
+          </w:p>
+        </w:tc>
+        <w:tc>
+          <w:tcPr>
+            <w:tcW w:type="dxa" w:w="620"/>
+            <w:tcBorders>
+              <w:top w:val="single" w:color="C9D0DC" w:sz="4"/>
+              <w:left w:val="single" w:color="C9D0DC" w:sz="4"/>
+              <w:bottom w:val="single" w:color="C9D0DC" w:sz="4"/>
+              <w:right w:val="single" w:color="C9D0DC" w:sz="4"/>
+            </w:tcBorders>
+            <w:tcMar>
+              <w:top w:type="dxa" w:w="70"/>
+              <w:left w:type="dxa" w:w="100"/>
+              <w:bottom w:type="dxa" w:w="70"/>
+              <w:right w:type="dxa" w:w="100"/>
+            </w:tcMar>
+            <w:vAlign w:val="center"/>
+          </w:tcPr>
+          <w:p>
+            <w:pPr>
+              <w:spacing w:after="0" w:before="0" w:line="264"/>
+              <w:jc w:val="center"/>
+            </w:pPr>
+            <w:r>
+              <w:rPr>
+                <w:rFonts w:ascii="Arial" w:cs="Arial" w:eastAsia="Arial" w:hAnsi="Arial"/>
+                <w:sz w:val="30"/>
+                <w:szCs w:val="30"/>
+              </w:rPr>
+              <w:t xml:space="preserve">☐</w:t>
+            </w:r>
+          </w:p>
+        </w:tc>
+        <w:tc>
+          <w:tcPr>
+            <w:tcW w:type="dxa" w:w="620"/>
+            <w:tcBorders>
+              <w:top w:val="single" w:color="C9D0DC" w:sz="4"/>
+              <w:left w:val="single" w:color="C9D0DC" w:sz="4"/>
+              <w:bottom w:val="single" w:color="C9D0DC" w:sz="4"/>
+              <w:right w:val="single" w:color="C9D0DC" w:sz="4"/>
+            </w:tcBorders>
+            <w:tcMar>
+              <w:top w:type="dxa" w:w="70"/>
+              <w:left w:type="dxa" w:w="100"/>
+              <w:bottom w:type="dxa" w:w="70"/>
+              <w:right w:type="dxa" w:w="100"/>
+            </w:tcMar>
+            <w:vAlign w:val="center"/>
+          </w:tcPr>
+          <w:p>
+            <w:pPr>
+              <w:spacing w:after="0" w:before="0" w:line="264"/>
+              <w:jc w:val="center"/>
+            </w:pPr>
+            <w:r>
+              <w:rPr>
+                <w:rFonts w:ascii="Arial" w:cs="Arial" w:eastAsia="Arial" w:hAnsi="Arial"/>
+                <w:sz w:val="30"/>
+                <w:szCs w:val="30"/>
+              </w:rPr>
+              <w:t xml:space="preserve">☐</w:t>
+            </w:r>
+          </w:p>
+        </w:tc>
+        <w:tc>
+          <w:tcPr>
+            <w:tcW w:type="dxa" w:w="2040"/>
+            <w:tcBorders>
+              <w:top w:val="single" w:color="C9D0DC" w:sz="4"/>
+              <w:left w:val="single" w:color="C9D0DC" w:sz="4"/>
+              <w:bottom w:val="single" w:color="C9D0DC" w:sz="4"/>
+              <w:right w:val="single" w:color="C9D0DC" w:sz="4"/>
+            </w:tcBorders>
+            <w:tcMar>
+              <w:top w:type="dxa" w:w="70"/>
+              <w:left w:type="dxa" w:w="100"/>
+              <w:bottom w:type="dxa" w:w="70"/>
+              <w:right w:type="dxa" w:w="100"/>
+            </w:tcMar>
+            <w:vAlign w:val="top"/>
+          </w:tcPr>
+          <w:p>
+            <w:pPr>
+              <w:spacing w:after="0" w:before="0" w:line="264"/>
+            </w:pPr>
+            <w:r>
+              <w:rPr>
+                <w:rFonts w:ascii="Arial" w:cs="Arial" w:eastAsia="Arial" w:hAnsi="Arial"/>
+                <w:sz w:val="19"/>
+                <w:szCs w:val="19"/>
+              </w:rPr>
+              <w:t xml:space="preserve"> </w:t>
+            </w:r>
+          </w:p>
+        </w:tc>
+      </w:tr>
+      <w:tr>
+        <w:trPr>
+          <w:cantSplit/>
+        </w:trPr>
+        <w:tc>
+          <w:tcPr>
+            <w:tcW w:type="dxa" w:w="860"/>
+            <w:tcBorders>
+              <w:top w:val="single" w:color="C9D0DC" w:sz="4"/>
+              <w:left w:val="single" w:color="C9D0DC" w:sz="4"/>
+              <w:bottom w:val="single" w:color="C9D0DC" w:sz="4"/>
+              <w:right w:val="single" w:color="C9D0DC" w:sz="4"/>
+            </w:tcBorders>
+            <w:tcMar>
+              <w:top w:type="dxa" w:w="70"/>
+              <w:left w:type="dxa" w:w="100"/>
+              <w:bottom w:type="dxa" w:w="70"/>
+              <w:right w:type="dxa" w:w="100"/>
+            </w:tcMar>
+            <w:vAlign w:val="top"/>
+          </w:tcPr>
+          <w:p>
+            <w:pPr>
+              <w:spacing w:after="0" w:before="0" w:line="264"/>
+            </w:pPr>
+            <w:r>
+              <w:rPr>
+                <w:rFonts w:ascii="Arial" w:cs="Arial" w:eastAsia="Arial" w:hAnsi="Arial"/>
+                <w:b/>
+                <w:bCs/>
+                <w:color w:val="5B6477"/>
+                <w:sz w:val="16"/>
+                <w:szCs w:val="16"/>
+              </w:rPr>
+              <w:t xml:space="preserve">HA-20</w:t>
+            </w:r>
+          </w:p>
+        </w:tc>
+        <w:tc>
+          <w:tcPr>
+            <w:tcW w:type="dxa" w:w="5480"/>
+            <w:tcBorders>
+              <w:top w:val="single" w:color="C9D0DC" w:sz="4"/>
+              <w:left w:val="single" w:color="C9D0DC" w:sz="4"/>
+              <w:bottom w:val="single" w:color="C9D0DC" w:sz="4"/>
+              <w:right w:val="single" w:color="C9D0DC" w:sz="4"/>
+            </w:tcBorders>
+            <w:tcMar>
+              <w:top w:type="dxa" w:w="70"/>
+              <w:left w:type="dxa" w:w="100"/>
+              <w:bottom w:type="dxa" w:w="70"/>
+              <w:right w:type="dxa" w:w="100"/>
+            </w:tcMar>
+            <w:vAlign w:val="top"/>
+          </w:tcPr>
+          <w:p>
+            <w:pPr>
+              <w:spacing w:after="40" w:before="0" w:line="264"/>
+            </w:pPr>
+            <w:r>
+              <w:rPr>
+                <w:rFonts w:ascii="Arial" w:cs="Arial" w:eastAsia="Arial" w:hAnsi="Arial"/>
+                <w:b/>
+                <w:bCs/>
+                <w:sz w:val="20"/>
+                <w:szCs w:val="20"/>
+              </w:rPr>
+              <w:t xml:space="preserve">Approve stock given to Prothin Marketing / GWS Marketing / BO</w:t>
+            </w:r>
+          </w:p>
+          <w:p>
+            <w:pPr>
+              <w:spacing w:after="40" w:before="0" w:line="264"/>
+            </w:pPr>
+            <w:r>
+              <w:rPr>
+                <w:rFonts w:ascii="Arial" w:cs="Arial" w:eastAsia="Arial" w:hAnsi="Arial"/>
+                <w:i/>
+                <w:iCs/>
+                <w:color w:val="5B6477"/>
+                <w:sz w:val="15"/>
+                <w:szCs w:val="15"/>
+              </w:rPr>
+              <w:t xml:space="preserve">Flow F29 · Stock given to Prothin Marketing, GWS Marketing or BO</w:t>
+            </w:r>
+          </w:p>
+          <w:p>
+            <w:pPr>
+              <w:spacing w:after="20" w:before="0" w:line="264"/>
+            </w:pPr>
+            <w:r>
+              <w:rPr>
+                <w:rFonts w:ascii="Arial" w:cs="Arial" w:eastAsia="Arial" w:hAnsi="Arial"/>
+                <w:color w:val="5B6477"/>
+                <w:sz w:val="19"/>
+                <w:szCs w:val="19"/>
+              </w:rPr>
+              <w:t xml:space="preserve">1.  </w:t>
+            </w:r>
+            <w:r>
+              <w:rPr>
+                <w:rFonts w:ascii="Arial" w:cs="Arial" w:eastAsia="Arial" w:hAnsi="Arial"/>
+                <w:sz w:val="19"/>
+                <w:szCs w:val="19"/>
+              </w:rPr>
+              <w:t xml:space="preserve">My Approvals → Stock given out → check the items → Approve.</w:t>
+            </w:r>
+          </w:p>
+          <w:p>
+            <w:pPr>
+              <w:spacing w:after="20" w:before="0" w:line="264"/>
+            </w:pPr>
+            <w:r>
+              <w:rPr>
+                <w:rFonts w:ascii="Arial" w:cs="Arial" w:eastAsia="Arial" w:hAnsi="Arial"/>
+                <w:color w:val="5B6477"/>
+                <w:sz w:val="19"/>
+                <w:szCs w:val="19"/>
+              </w:rPr>
+              <w:t xml:space="preserve">2.  </w:t>
+            </w:r>
+            <w:r>
+              <w:rPr>
+                <w:rFonts w:ascii="Arial" w:cs="Arial" w:eastAsia="Arial" w:hAnsi="Arial"/>
+                <w:sz w:val="19"/>
+                <w:szCs w:val="19"/>
+              </w:rPr>
+              <w:t xml:space="preserve">Open the approved pull-out: if it was not endorsed press Endorse to Accounting as expense.</w:t>
+            </w:r>
+          </w:p>
+          <w:p>
+            <w:pPr>
+              <w:spacing w:after="0" w:before="60" w:line="264"/>
+            </w:pPr>
+            <w:r>
+              <w:rPr>
+                <w:rFonts w:ascii="Arial" w:cs="Arial" w:eastAsia="Arial" w:hAnsi="Arial"/>
+                <w:b/>
+                <w:bCs/>
+                <w:color w:val="0B1F3A"/>
+                <w:sz w:val="19"/>
+                <w:szCs w:val="19"/>
+              </w:rPr>
+              <w:t xml:space="preserve">You should see: </w:t>
+            </w:r>
+            <w:r>
+              <w:rPr>
+                <w:rFonts w:ascii="Arial" w:cs="Arial" w:eastAsia="Arial" w:hAnsi="Arial"/>
+                <w:sz w:val="19"/>
+                <w:szCs w:val="19"/>
+              </w:rPr>
+              <w:t xml:space="preserve">The stock leaves the sending branch at once. An endorsed form goes to Accounting.</w:t>
+            </w:r>
+          </w:p>
+        </w:tc>
+        <w:tc>
+          <w:tcPr>
+            <w:tcW w:type="dxa" w:w="620"/>
+            <w:tcBorders>
+              <w:top w:val="single" w:color="C9D0DC" w:sz="4"/>
+              <w:left w:val="single" w:color="C9D0DC" w:sz="4"/>
+              <w:bottom w:val="single" w:color="C9D0DC" w:sz="4"/>
+              <w:right w:val="single" w:color="C9D0DC" w:sz="4"/>
+            </w:tcBorders>
+            <w:tcMar>
+              <w:top w:type="dxa" w:w="70"/>
+              <w:left w:type="dxa" w:w="100"/>
+              <w:bottom w:type="dxa" w:w="70"/>
+              <w:right w:type="dxa" w:w="100"/>
+            </w:tcMar>
+            <w:vAlign w:val="center"/>
+          </w:tcPr>
+          <w:p>
+            <w:pPr>
+              <w:spacing w:after="0" w:before="0" w:line="264"/>
+              <w:jc w:val="center"/>
+            </w:pPr>
+            <w:r>
+              <w:rPr>
+                <w:rFonts w:ascii="Arial" w:cs="Arial" w:eastAsia="Arial" w:hAnsi="Arial"/>
+                <w:sz w:val="30"/>
+                <w:szCs w:val="30"/>
+              </w:rPr>
+              <w:t xml:space="preserve">☐</w:t>
+            </w:r>
+          </w:p>
+        </w:tc>
+        <w:tc>
+          <w:tcPr>
+            <w:tcW w:type="dxa" w:w="620"/>
+            <w:tcBorders>
+              <w:top w:val="single" w:color="C9D0DC" w:sz="4"/>
+              <w:left w:val="single" w:color="C9D0DC" w:sz="4"/>
+              <w:bottom w:val="single" w:color="C9D0DC" w:sz="4"/>
+              <w:right w:val="single" w:color="C9D0DC" w:sz="4"/>
+            </w:tcBorders>
+            <w:tcMar>
+              <w:top w:type="dxa" w:w="70"/>
+              <w:left w:type="dxa" w:w="100"/>
+              <w:bottom w:type="dxa" w:w="70"/>
+              <w:right w:type="dxa" w:w="100"/>
+            </w:tcMar>
+            <w:vAlign w:val="center"/>
+          </w:tcPr>
+          <w:p>
+            <w:pPr>
+              <w:spacing w:after="0" w:before="0" w:line="264"/>
+              <w:jc w:val="center"/>
+            </w:pPr>
+            <w:r>
+              <w:rPr>
+                <w:rFonts w:ascii="Arial" w:cs="Arial" w:eastAsia="Arial" w:hAnsi="Arial"/>
+                <w:sz w:val="30"/>
+                <w:szCs w:val="30"/>
+              </w:rPr>
+              <w:t xml:space="preserve">☐</w:t>
+            </w:r>
+          </w:p>
+        </w:tc>
+        <w:tc>
+          <w:tcPr>
+            <w:tcW w:type="dxa" w:w="620"/>
+            <w:tcBorders>
+              <w:top w:val="single" w:color="C9D0DC" w:sz="4"/>
+              <w:left w:val="single" w:color="C9D0DC" w:sz="4"/>
+              <w:bottom w:val="single" w:color="C9D0DC" w:sz="4"/>
+              <w:right w:val="single" w:color="C9D0DC" w:sz="4"/>
+            </w:tcBorders>
+            <w:tcMar>
+              <w:top w:type="dxa" w:w="70"/>
+              <w:left w:type="dxa" w:w="100"/>
+              <w:bottom w:type="dxa" w:w="70"/>
+              <w:right w:type="dxa" w:w="100"/>
+            </w:tcMar>
+            <w:vAlign w:val="center"/>
+          </w:tcPr>
+          <w:p>
+            <w:pPr>
+              <w:spacing w:after="0" w:before="0" w:line="264"/>
+              <w:jc w:val="center"/>
+            </w:pPr>
+            <w:r>
+              <w:rPr>
+                <w:rFonts w:ascii="Arial" w:cs="Arial" w:eastAsia="Arial" w:hAnsi="Arial"/>
+                <w:sz w:val="30"/>
+                <w:szCs w:val="30"/>
+              </w:rPr>
+              <w:t xml:space="preserve">☐</w:t>
+            </w:r>
+          </w:p>
+        </w:tc>
+        <w:tc>
+          <w:tcPr>
+            <w:tcW w:type="dxa" w:w="2040"/>
+            <w:tcBorders>
+              <w:top w:val="single" w:color="C9D0DC" w:sz="4"/>
+              <w:left w:val="single" w:color="C9D0DC" w:sz="4"/>
+              <w:bottom w:val="single" w:color="C9D0DC" w:sz="4"/>
+              <w:right w:val="single" w:color="C9D0DC" w:sz="4"/>
+            </w:tcBorders>
+            <w:tcMar>
+              <w:top w:type="dxa" w:w="70"/>
+              <w:left w:type="dxa" w:w="100"/>
+              <w:bottom w:type="dxa" w:w="70"/>
+              <w:right w:type="dxa" w:w="100"/>
+            </w:tcMar>
+            <w:vAlign w:val="top"/>
+          </w:tcPr>
+          <w:p>
+            <w:pPr>
+              <w:spacing w:after="0" w:before="0" w:line="264"/>
+            </w:pPr>
+            <w:r>
+              <w:rPr>
+                <w:rFonts w:ascii="Arial" w:cs="Arial" w:eastAsia="Arial" w:hAnsi="Arial"/>
+                <w:sz w:val="19"/>
+                <w:szCs w:val="19"/>
+              </w:rPr>
+              <w:t xml:space="preserve"> </w:t>
+            </w:r>
+          </w:p>
+        </w:tc>
+      </w:tr>
+      <w:tr>
+        <w:trPr>
+          <w:cantSplit/>
+        </w:trPr>
+        <w:tc>
+          <w:tcPr>
+            <w:tcW w:type="dxa" w:w="860"/>
+            <w:tcBorders>
+              <w:top w:val="single" w:color="C9D0DC" w:sz="4"/>
+              <w:left w:val="single" w:color="C9D0DC" w:sz="4"/>
+              <w:bottom w:val="single" w:color="C9D0DC" w:sz="4"/>
+              <w:right w:val="single" w:color="C9D0DC" w:sz="4"/>
+            </w:tcBorders>
+            <w:tcMar>
+              <w:top w:type="dxa" w:w="70"/>
+              <w:left w:type="dxa" w:w="100"/>
+              <w:bottom w:type="dxa" w:w="70"/>
+              <w:right w:type="dxa" w:w="100"/>
+            </w:tcMar>
+            <w:vAlign w:val="top"/>
+          </w:tcPr>
+          <w:p>
+            <w:pPr>
+              <w:spacing w:after="0" w:before="0" w:line="264"/>
+            </w:pPr>
+            <w:r>
+              <w:rPr>
+                <w:rFonts w:ascii="Arial" w:cs="Arial" w:eastAsia="Arial" w:hAnsi="Arial"/>
+                <w:b/>
+                <w:bCs/>
+                <w:color w:val="5B6477"/>
+                <w:sz w:val="16"/>
+                <w:szCs w:val="16"/>
+              </w:rPr>
+              <w:t xml:space="preserve">HA-21</w:t>
+            </w:r>
+          </w:p>
+        </w:tc>
+        <w:tc>
+          <w:tcPr>
+            <w:tcW w:type="dxa" w:w="5480"/>
+            <w:tcBorders>
+              <w:top w:val="single" w:color="C9D0DC" w:sz="4"/>
+              <w:left w:val="single" w:color="C9D0DC" w:sz="4"/>
+              <w:bottom w:val="single" w:color="C9D0DC" w:sz="4"/>
+              <w:right w:val="single" w:color="C9D0DC" w:sz="4"/>
+            </w:tcBorders>
+            <w:tcMar>
+              <w:top w:type="dxa" w:w="70"/>
+              <w:left w:type="dxa" w:w="100"/>
+              <w:bottom w:type="dxa" w:w="70"/>
+              <w:right w:type="dxa" w:w="100"/>
+            </w:tcMar>
+            <w:vAlign w:val="top"/>
+          </w:tcPr>
+          <w:p>
+            <w:pPr>
+              <w:spacing w:after="40" w:before="0" w:line="264"/>
+            </w:pPr>
+            <w:r>
+              <w:rPr>
+                <w:rFonts w:ascii="Arial" w:cs="Arial" w:eastAsia="Arial" w:hAnsi="Arial"/>
+                <w:b/>
+                <w:bCs/>
+                <w:sz w:val="20"/>
+                <w:szCs w:val="20"/>
+              </w:rPr>
+              <w:t xml:space="preserve">Approve a replacement given to a customer</w:t>
+            </w:r>
+          </w:p>
+          <w:p>
+            <w:pPr>
+              <w:spacing w:after="40" w:before="0" w:line="264"/>
+            </w:pPr>
+            <w:r>
+              <w:rPr>
+                <w:rFonts w:ascii="Arial" w:cs="Arial" w:eastAsia="Arial" w:hAnsi="Arial"/>
+                <w:i/>
+                <w:iCs/>
+                <w:color w:val="5B6477"/>
+                <w:sz w:val="15"/>
+                <w:szCs w:val="15"/>
+              </w:rPr>
+              <w:t xml:space="preserve">Flow F27 · Customer return and replacement ticket</w:t>
+            </w:r>
+          </w:p>
+          <w:p>
+            <w:pPr>
+              <w:spacing w:after="20" w:before="0" w:line="264"/>
+            </w:pPr>
+            <w:r>
+              <w:rPr>
+                <w:rFonts w:ascii="Arial" w:cs="Arial" w:eastAsia="Arial" w:hAnsi="Arial"/>
+                <w:color w:val="5B6477"/>
+                <w:sz w:val="19"/>
+                <w:szCs w:val="19"/>
+              </w:rPr>
+              <w:t xml:space="preserve">1.  </w:t>
+            </w:r>
+            <w:r>
+              <w:rPr>
+                <w:rFonts w:ascii="Arial" w:cs="Arial" w:eastAsia="Arial" w:hAnsi="Arial"/>
+                <w:sz w:val="19"/>
+                <w:szCs w:val="19"/>
+              </w:rPr>
+              <w:t xml:space="preserve">My Approvals → Replacement given to a customer → read the DR, the product given and the price difference → Approve (or Reject with a reason).</w:t>
+            </w:r>
+          </w:p>
+          <w:p>
+            <w:pPr>
+              <w:spacing w:after="0" w:before="60" w:line="264"/>
+            </w:pPr>
+            <w:r>
+              <w:rPr>
+                <w:rFonts w:ascii="Arial" w:cs="Arial" w:eastAsia="Arial" w:hAnsi="Arial"/>
+                <w:b/>
+                <w:bCs/>
+                <w:color w:val="0B1F3A"/>
+                <w:sz w:val="19"/>
+                <w:szCs w:val="19"/>
+              </w:rPr>
+              <w:t xml:space="preserve">You should see: </w:t>
+            </w:r>
+            <w:r>
+              <w:rPr>
+                <w:rFonts w:ascii="Arial" w:cs="Arial" w:eastAsia="Arial" w:hAnsi="Arial"/>
+                <w:sz w:val="19"/>
+                <w:szCs w:val="19"/>
+              </w:rPr>
+              <w:t xml:space="preserve">Approve closes the ticket. Reject returns the stock to the branch and the ticket opens again.</w:t>
+            </w:r>
+          </w:p>
+        </w:tc>
+        <w:tc>
+          <w:tcPr>
+            <w:tcW w:type="dxa" w:w="620"/>
+            <w:tcBorders>
+              <w:top w:val="single" w:color="C9D0DC" w:sz="4"/>
+              <w:left w:val="single" w:color="C9D0DC" w:sz="4"/>
+              <w:bottom w:val="single" w:color="C9D0DC" w:sz="4"/>
+              <w:right w:val="single" w:color="C9D0DC" w:sz="4"/>
+            </w:tcBorders>
+            <w:tcMar>
+              <w:top w:type="dxa" w:w="70"/>
+              <w:left w:type="dxa" w:w="100"/>
+              <w:bottom w:type="dxa" w:w="70"/>
+              <w:right w:type="dxa" w:w="100"/>
+            </w:tcMar>
+            <w:vAlign w:val="center"/>
+          </w:tcPr>
+          <w:p>
+            <w:pPr>
+              <w:spacing w:after="0" w:before="0" w:line="264"/>
+              <w:jc w:val="center"/>
+            </w:pPr>
+            <w:r>
+              <w:rPr>
+                <w:rFonts w:ascii="Arial" w:cs="Arial" w:eastAsia="Arial" w:hAnsi="Arial"/>
+                <w:sz w:val="30"/>
+                <w:szCs w:val="30"/>
+              </w:rPr>
+              <w:t xml:space="preserve">☐</w:t>
+            </w:r>
+          </w:p>
+        </w:tc>
+        <w:tc>
+          <w:tcPr>
+            <w:tcW w:type="dxa" w:w="620"/>
+            <w:tcBorders>
+              <w:top w:val="single" w:color="C9D0DC" w:sz="4"/>
+              <w:left w:val="single" w:color="C9D0DC" w:sz="4"/>
+              <w:bottom w:val="single" w:color="C9D0DC" w:sz="4"/>
+              <w:right w:val="single" w:color="C9D0DC" w:sz="4"/>
+            </w:tcBorders>
+            <w:tcMar>
+              <w:top w:type="dxa" w:w="70"/>
+              <w:left w:type="dxa" w:w="100"/>
+              <w:bottom w:type="dxa" w:w="70"/>
+              <w:right w:type="dxa" w:w="100"/>
+            </w:tcMar>
+            <w:vAlign w:val="center"/>
+          </w:tcPr>
+          <w:p>
+            <w:pPr>
+              <w:spacing w:after="0" w:before="0" w:line="264"/>
+              <w:jc w:val="center"/>
+            </w:pPr>
+            <w:r>
+              <w:rPr>
+                <w:rFonts w:ascii="Arial" w:cs="Arial" w:eastAsia="Arial" w:hAnsi="Arial"/>
+                <w:sz w:val="30"/>
+                <w:szCs w:val="30"/>
+              </w:rPr>
+              <w:t xml:space="preserve">☐</w:t>
+            </w:r>
+          </w:p>
+        </w:tc>
+        <w:tc>
+          <w:tcPr>
+            <w:tcW w:type="dxa" w:w="620"/>
+            <w:tcBorders>
+              <w:top w:val="single" w:color="C9D0DC" w:sz="4"/>
+              <w:left w:val="single" w:color="C9D0DC" w:sz="4"/>
+              <w:bottom w:val="single" w:color="C9D0DC" w:sz="4"/>
+              <w:right w:val="single" w:color="C9D0DC" w:sz="4"/>
+            </w:tcBorders>
+            <w:tcMar>
+              <w:top w:type="dxa" w:w="70"/>
+              <w:left w:type="dxa" w:w="100"/>
+              <w:bottom w:type="dxa" w:w="70"/>
+              <w:right w:type="dxa" w:w="100"/>
+            </w:tcMar>
+            <w:vAlign w:val="center"/>
+          </w:tcPr>
+          <w:p>
+            <w:pPr>
+              <w:spacing w:after="0" w:before="0" w:line="264"/>
+              <w:jc w:val="center"/>
+            </w:pPr>
+            <w:r>
+              <w:rPr>
+                <w:rFonts w:ascii="Arial" w:cs="Arial" w:eastAsia="Arial" w:hAnsi="Arial"/>
+                <w:sz w:val="30"/>
+                <w:szCs w:val="30"/>
+              </w:rPr>
+              <w:t xml:space="preserve">☐</w:t>
+            </w:r>
+          </w:p>
+        </w:tc>
+        <w:tc>
+          <w:tcPr>
+            <w:tcW w:type="dxa" w:w="2040"/>
+            <w:tcBorders>
+              <w:top w:val="single" w:color="C9D0DC" w:sz="4"/>
+              <w:left w:val="single" w:color="C9D0DC" w:sz="4"/>
+              <w:bottom w:val="single" w:color="C9D0DC" w:sz="4"/>
+              <w:right w:val="single" w:color="C9D0DC" w:sz="4"/>
+            </w:tcBorders>
+            <w:tcMar>
+              <w:top w:type="dxa" w:w="70"/>
+              <w:left w:type="dxa" w:w="100"/>
+              <w:bottom w:type="dxa" w:w="70"/>
+              <w:right w:type="dxa" w:w="100"/>
+            </w:tcMar>
+            <w:vAlign w:val="top"/>
+          </w:tcPr>
+          <w:p>
+            <w:pPr>
+              <w:spacing w:after="0" w:before="0" w:line="264"/>
+            </w:pPr>
+            <w:r>
+              <w:rPr>
+                <w:rFonts w:ascii="Arial" w:cs="Arial" w:eastAsia="Arial" w:hAnsi="Arial"/>
+                <w:sz w:val="19"/>
+                <w:szCs w:val="19"/>
+              </w:rPr>
+              <w:t xml:space="preserve"> </w:t>
+            </w:r>
+          </w:p>
+        </w:tc>
+      </w:tr>
+      <w:tr>
+        <w:trPr>
+          <w:cantSplit/>
+        </w:trPr>
+        <w:tc>
+          <w:tcPr>
+            <w:tcW w:type="dxa" w:w="860"/>
+            <w:tcBorders>
+              <w:top w:val="single" w:color="C9D0DC" w:sz="4"/>
+              <w:left w:val="single" w:color="C9D0DC" w:sz="4"/>
+              <w:bottom w:val="single" w:color="C9D0DC" w:sz="4"/>
+              <w:right w:val="single" w:color="C9D0DC" w:sz="4"/>
+            </w:tcBorders>
+            <w:tcMar>
+              <w:top w:type="dxa" w:w="70"/>
+              <w:left w:type="dxa" w:w="100"/>
+              <w:bottom w:type="dxa" w:w="70"/>
+              <w:right w:type="dxa" w:w="100"/>
+            </w:tcMar>
+            <w:vAlign w:val="top"/>
+          </w:tcPr>
+          <w:p>
+            <w:pPr>
+              <w:spacing w:after="0" w:before="0" w:line="264"/>
+            </w:pPr>
+            <w:r>
+              <w:rPr>
+                <w:rFonts w:ascii="Arial" w:cs="Arial" w:eastAsia="Arial" w:hAnsi="Arial"/>
+                <w:b/>
+                <w:bCs/>
+                <w:color w:val="5B6477"/>
+                <w:sz w:val="16"/>
+                <w:szCs w:val="16"/>
+              </w:rPr>
+              <w:t xml:space="preserve">HA-22</w:t>
+            </w:r>
+          </w:p>
+        </w:tc>
+        <w:tc>
+          <w:tcPr>
+            <w:tcW w:type="dxa" w:w="5480"/>
+            <w:tcBorders>
+              <w:top w:val="single" w:color="C9D0DC" w:sz="4"/>
+              <w:left w:val="single" w:color="C9D0DC" w:sz="4"/>
+              <w:bottom w:val="single" w:color="C9D0DC" w:sz="4"/>
+              <w:right w:val="single" w:color="C9D0DC" w:sz="4"/>
+            </w:tcBorders>
+            <w:tcMar>
+              <w:top w:type="dxa" w:w="70"/>
+              <w:left w:type="dxa" w:w="100"/>
+              <w:bottom w:type="dxa" w:w="70"/>
+              <w:right w:type="dxa" w:w="100"/>
+            </w:tcMar>
+            <w:vAlign w:val="top"/>
+          </w:tcPr>
+          <w:p>
+            <w:pPr>
+              <w:spacing w:after="40" w:before="0" w:line="264"/>
+            </w:pPr>
+            <w:r>
+              <w:rPr>
+                <w:rFonts w:ascii="Arial" w:cs="Arial" w:eastAsia="Arial" w:hAnsi="Arial"/>
+                <w:b/>
+                <w:bCs/>
+                <w:sz w:val="20"/>
+                <w:szCs w:val="20"/>
+              </w:rPr>
+              <w:t xml:space="preserve">Approve items returned to a supplier</w:t>
+            </w:r>
+          </w:p>
+          <w:p>
+            <w:pPr>
+              <w:spacing w:after="40" w:before="0" w:line="264"/>
+            </w:pPr>
+            <w:r>
+              <w:rPr>
+                <w:rFonts w:ascii="Arial" w:cs="Arial" w:eastAsia="Arial" w:hAnsi="Arial"/>
+                <w:i/>
+                <w:iCs/>
+                <w:color w:val="5B6477"/>
+                <w:sz w:val="15"/>
+                <w:szCs w:val="15"/>
+              </w:rPr>
+              <w:t xml:space="preserve">Flow F28 · Return to a supplier and its replacement</w:t>
+            </w:r>
+          </w:p>
+          <w:p>
+            <w:pPr>
+              <w:spacing w:after="20" w:before="0" w:line="264"/>
+            </w:pPr>
+            <w:r>
+              <w:rPr>
+                <w:rFonts w:ascii="Arial" w:cs="Arial" w:eastAsia="Arial" w:hAnsi="Arial"/>
+                <w:color w:val="5B6477"/>
+                <w:sz w:val="19"/>
+                <w:szCs w:val="19"/>
+              </w:rPr>
+              <w:t xml:space="preserve">1.  </w:t>
+            </w:r>
+            <w:r>
+              <w:rPr>
+                <w:rFonts w:ascii="Arial" w:cs="Arial" w:eastAsia="Arial" w:hAnsi="Arial"/>
+                <w:sz w:val="19"/>
+                <w:szCs w:val="19"/>
+              </w:rPr>
+              <w:t xml:space="preserve">My Approvals → Items returned to a supplier → Approve.</w:t>
+            </w:r>
+          </w:p>
+          <w:p>
+            <w:pPr>
+              <w:spacing w:after="0" w:before="60" w:line="264"/>
+            </w:pPr>
+            <w:r>
+              <w:rPr>
+                <w:rFonts w:ascii="Arial" w:cs="Arial" w:eastAsia="Arial" w:hAnsi="Arial"/>
+                <w:b/>
+                <w:bCs/>
+                <w:color w:val="0B1F3A"/>
+                <w:sz w:val="19"/>
+                <w:szCs w:val="19"/>
+              </w:rPr>
+              <w:t xml:space="preserve">You should see: </w:t>
+            </w:r>
+            <w:r>
+              <w:rPr>
+                <w:rFonts w:ascii="Arial" w:cs="Arial" w:eastAsia="Arial" w:hAnsi="Arial"/>
+                <w:sz w:val="19"/>
+                <w:szCs w:val="19"/>
+              </w:rPr>
+              <w:t xml:space="preserve">The stock leaves; the ticket waits for the supplier's replacement.</w:t>
+            </w:r>
+          </w:p>
+        </w:tc>
+        <w:tc>
+          <w:tcPr>
+            <w:tcW w:type="dxa" w:w="620"/>
+            <w:tcBorders>
+              <w:top w:val="single" w:color="C9D0DC" w:sz="4"/>
+              <w:left w:val="single" w:color="C9D0DC" w:sz="4"/>
+              <w:bottom w:val="single" w:color="C9D0DC" w:sz="4"/>
+              <w:right w:val="single" w:color="C9D0DC" w:sz="4"/>
+            </w:tcBorders>
+            <w:tcMar>
+              <w:top w:type="dxa" w:w="70"/>
+              <w:left w:type="dxa" w:w="100"/>
+              <w:bottom w:type="dxa" w:w="70"/>
+              <w:right w:type="dxa" w:w="100"/>
+            </w:tcMar>
+            <w:vAlign w:val="center"/>
+          </w:tcPr>
+          <w:p>
+            <w:pPr>
+              <w:spacing w:after="0" w:before="0" w:line="264"/>
+              <w:jc w:val="center"/>
+            </w:pPr>
+            <w:r>
+              <w:rPr>
+                <w:rFonts w:ascii="Arial" w:cs="Arial" w:eastAsia="Arial" w:hAnsi="Arial"/>
+                <w:sz w:val="30"/>
+                <w:szCs w:val="30"/>
+              </w:rPr>
+              <w:t xml:space="preserve">☐</w:t>
+            </w:r>
+          </w:p>
+        </w:tc>
+        <w:tc>
+          <w:tcPr>
+            <w:tcW w:type="dxa" w:w="620"/>
+            <w:tcBorders>
+              <w:top w:val="single" w:color="C9D0DC" w:sz="4"/>
+              <w:left w:val="single" w:color="C9D0DC" w:sz="4"/>
+              <w:bottom w:val="single" w:color="C9D0DC" w:sz="4"/>
+              <w:right w:val="single" w:color="C9D0DC" w:sz="4"/>
+            </w:tcBorders>
+            <w:tcMar>
+              <w:top w:type="dxa" w:w="70"/>
+              <w:left w:type="dxa" w:w="100"/>
+              <w:bottom w:type="dxa" w:w="70"/>
+              <w:right w:type="dxa" w:w="100"/>
+            </w:tcMar>
+            <w:vAlign w:val="center"/>
+          </w:tcPr>
+          <w:p>
+            <w:pPr>
+              <w:spacing w:after="0" w:before="0" w:line="264"/>
+              <w:jc w:val="center"/>
+            </w:pPr>
+            <w:r>
+              <w:rPr>
+                <w:rFonts w:ascii="Arial" w:cs="Arial" w:eastAsia="Arial" w:hAnsi="Arial"/>
+                <w:sz w:val="30"/>
+                <w:szCs w:val="30"/>
+              </w:rPr>
+              <w:t xml:space="preserve">☐</w:t>
+            </w:r>
+          </w:p>
+        </w:tc>
+        <w:tc>
+          <w:tcPr>
+            <w:tcW w:type="dxa" w:w="620"/>
+            <w:tcBorders>
+              <w:top w:val="single" w:color="C9D0DC" w:sz="4"/>
+              <w:left w:val="single" w:color="C9D0DC" w:sz="4"/>
+              <w:bottom w:val="single" w:color="C9D0DC" w:sz="4"/>
+              <w:right w:val="single" w:color="C9D0DC" w:sz="4"/>
+            </w:tcBorders>
+            <w:tcMar>
+              <w:top w:type="dxa" w:w="70"/>
+              <w:left w:type="dxa" w:w="100"/>
+              <w:bottom w:type="dxa" w:w="70"/>
+              <w:right w:type="dxa" w:w="100"/>
+            </w:tcMar>
+            <w:vAlign w:val="center"/>
+          </w:tcPr>
+          <w:p>
+            <w:pPr>
+              <w:spacing w:after="0" w:before="0" w:line="264"/>
+              <w:jc w:val="center"/>
+            </w:pPr>
+            <w:r>
+              <w:rPr>
+                <w:rFonts w:ascii="Arial" w:cs="Arial" w:eastAsia="Arial" w:hAnsi="Arial"/>
+                <w:sz w:val="30"/>
+                <w:szCs w:val="30"/>
+              </w:rPr>
+              <w:t xml:space="preserve">☐</w:t>
+            </w:r>
+          </w:p>
+        </w:tc>
+        <w:tc>
+          <w:tcPr>
+            <w:tcW w:type="dxa" w:w="2040"/>
+            <w:tcBorders>
+              <w:top w:val="single" w:color="C9D0DC" w:sz="4"/>
+              <w:left w:val="single" w:color="C9D0DC" w:sz="4"/>
+              <w:bottom w:val="single" w:color="C9D0DC" w:sz="4"/>
+              <w:right w:val="single" w:color="C9D0DC" w:sz="4"/>
+            </w:tcBorders>
+            <w:tcMar>
+              <w:top w:type="dxa" w:w="70"/>
+              <w:left w:type="dxa" w:w="100"/>
+              <w:bottom w:type="dxa" w:w="70"/>
+              <w:right w:type="dxa" w:w="100"/>
+            </w:tcMar>
+            <w:vAlign w:val="top"/>
+          </w:tcPr>
+          <w:p>
+            <w:pPr>
+              <w:spacing w:after="0" w:before="0" w:line="264"/>
+            </w:pPr>
+            <w:r>
+              <w:rPr>
+                <w:rFonts w:ascii="Arial" w:cs="Arial" w:eastAsia="Arial" w:hAnsi="Arial"/>
+                <w:sz w:val="19"/>
+                <w:szCs w:val="19"/>
+              </w:rPr>
+              <w:t xml:space="preserve"> </w:t>
+            </w:r>
+          </w:p>
+        </w:tc>
+      </w:tr>
+      <w:tr>
+        <w:trPr>
+          <w:cantSplit/>
+        </w:trPr>
+        <w:tc>
+          <w:tcPr>
+            <w:tcW w:type="dxa" w:w="860"/>
+            <w:tcBorders>
+              <w:top w:val="single" w:color="C9D0DC" w:sz="4"/>
+              <w:left w:val="single" w:color="C9D0DC" w:sz="4"/>
+              <w:bottom w:val="single" w:color="C9D0DC" w:sz="4"/>
+              <w:right w:val="single" w:color="C9D0DC" w:sz="4"/>
+            </w:tcBorders>
+            <w:tcMar>
+              <w:top w:type="dxa" w:w="70"/>
+              <w:left w:type="dxa" w:w="100"/>
+              <w:bottom w:type="dxa" w:w="70"/>
+              <w:right w:type="dxa" w:w="100"/>
+            </w:tcMar>
+            <w:vAlign w:val="top"/>
+          </w:tcPr>
+          <w:p>
+            <w:pPr>
+              <w:spacing w:after="0" w:before="0" w:line="264"/>
+            </w:pPr>
+            <w:r>
+              <w:rPr>
+                <w:rFonts w:ascii="Arial" w:cs="Arial" w:eastAsia="Arial" w:hAnsi="Arial"/>
+                <w:b/>
+                <w:bCs/>
+                <w:color w:val="5B6477"/>
+                <w:sz w:val="16"/>
+                <w:szCs w:val="16"/>
+              </w:rPr>
+              <w:t xml:space="preserve">HA-23</w:t>
+            </w:r>
+          </w:p>
+        </w:tc>
+        <w:tc>
+          <w:tcPr>
+            <w:tcW w:type="dxa" w:w="5480"/>
+            <w:tcBorders>
+              <w:top w:val="single" w:color="C9D0DC" w:sz="4"/>
+              <w:left w:val="single" w:color="C9D0DC" w:sz="4"/>
+              <w:bottom w:val="single" w:color="C9D0DC" w:sz="4"/>
+              <w:right w:val="single" w:color="C9D0DC" w:sz="4"/>
+            </w:tcBorders>
+            <w:tcMar>
+              <w:top w:type="dxa" w:w="70"/>
+              <w:left w:type="dxa" w:w="100"/>
+              <w:bottom w:type="dxa" w:w="70"/>
+              <w:right w:type="dxa" w:w="100"/>
+            </w:tcMar>
+            <w:vAlign w:val="top"/>
+          </w:tcPr>
+          <w:p>
+            <w:pPr>
+              <w:spacing w:after="40" w:before="0" w:line="264"/>
+            </w:pPr>
+            <w:r>
+              <w:rPr>
+                <w:rFonts w:ascii="Arial" w:cs="Arial" w:eastAsia="Arial" w:hAnsi="Arial"/>
+                <w:b/>
+                <w:bCs/>
+                <w:sz w:val="20"/>
+                <w:szCs w:val="20"/>
+              </w:rPr>
+              <w:t xml:space="preserve">Review all tickets and the suppliers who owe us</w:t>
+            </w:r>
+          </w:p>
+          <w:p>
+            <w:pPr>
+              <w:spacing w:after="20" w:before="0" w:line="264"/>
+            </w:pPr>
+            <w:r>
+              <w:rPr>
+                <w:rFonts w:ascii="Arial" w:cs="Arial" w:eastAsia="Arial" w:hAnsi="Arial"/>
+                <w:color w:val="5B6477"/>
+                <w:sz w:val="19"/>
+                <w:szCs w:val="19"/>
+              </w:rPr>
+              <w:t xml:space="preserve">1.  </w:t>
+            </w:r>
+            <w:r>
+              <w:rPr>
+                <w:rFonts w:ascii="Arial" w:cs="Arial" w:eastAsia="Arial" w:hAnsi="Arial"/>
+                <w:sz w:val="19"/>
+                <w:szCs w:val="19"/>
+              </w:rPr>
+              <w:t xml:space="preserve">Open Replacement Tickets and Marketing &amp; BO Pull-outs.</w:t>
+            </w:r>
+          </w:p>
+          <w:p>
+            <w:pPr>
+              <w:spacing w:after="0" w:before="60" w:line="264"/>
+            </w:pPr>
+            <w:r>
+              <w:rPr>
+                <w:rFonts w:ascii="Arial" w:cs="Arial" w:eastAsia="Arial" w:hAnsi="Arial"/>
+                <w:b/>
+                <w:bCs/>
+                <w:color w:val="0B1F3A"/>
+                <w:sz w:val="19"/>
+                <w:szCs w:val="19"/>
+              </w:rPr>
+              <w:t xml:space="preserve">You should see: </w:t>
+            </w:r>
+            <w:r>
+              <w:rPr>
+                <w:rFonts w:ascii="Arial" w:cs="Arial" w:eastAsia="Arial" w:hAnsi="Arial"/>
+                <w:sz w:val="19"/>
+                <w:szCs w:val="19"/>
+              </w:rPr>
+              <w:t xml:space="preserve">Open tickets with their age; suppliers with units owed; per destination what was given out and expensed.</w:t>
             </w:r>
           </w:p>
         </w:tc>
@@ -6498,7 +7548,7 @@
                 <w:sz w:val="17"/>
                 <w:szCs w:val="17"/>
               </w:rPr>
-              <w:t xml:space="preserve">Passed (of 21)</w:t>
+              <w:t xml:space="preserve">Passed (of 25)</w:t>
             </w:r>
           </w:p>
         </w:tc>

--- a/docs/acceptance-test/per-user/02-head.auditor.docx
+++ b/docs/acceptance-test/per-user/02-head.auditor.docx
@@ -117,7 +117,7 @@
           <w:sz w:val="18"/>
           <w:szCs w:val="18"/>
         </w:rPr>
-        <w:t xml:space="preserve">  ·  25 checks</w:t>
+        <w:t xml:space="preserve">  ·  26 checks</w:t>
       </w:r>
     </w:p>
     <w:tbl>
@@ -7345,6 +7345,267 @@
                 <w:szCs w:val="19"/>
               </w:rPr>
               <w:t xml:space="preserve">Open tickets with their age; suppliers with units owed; per destination what was given out and expensed.</w:t>
+            </w:r>
+          </w:p>
+        </w:tc>
+        <w:tc>
+          <w:tcPr>
+            <w:tcW w:type="dxa" w:w="620"/>
+            <w:tcBorders>
+              <w:top w:val="single" w:color="C9D0DC" w:sz="4"/>
+              <w:left w:val="single" w:color="C9D0DC" w:sz="4"/>
+              <w:bottom w:val="single" w:color="C9D0DC" w:sz="4"/>
+              <w:right w:val="single" w:color="C9D0DC" w:sz="4"/>
+            </w:tcBorders>
+            <w:tcMar>
+              <w:top w:type="dxa" w:w="70"/>
+              <w:left w:type="dxa" w:w="100"/>
+              <w:bottom w:type="dxa" w:w="70"/>
+              <w:right w:type="dxa" w:w="100"/>
+            </w:tcMar>
+            <w:vAlign w:val="center"/>
+          </w:tcPr>
+          <w:p>
+            <w:pPr>
+              <w:spacing w:after="0" w:before="0" w:line="264"/>
+              <w:jc w:val="center"/>
+            </w:pPr>
+            <w:r>
+              <w:rPr>
+                <w:rFonts w:ascii="Arial" w:cs="Arial" w:eastAsia="Arial" w:hAnsi="Arial"/>
+                <w:sz w:val="30"/>
+                <w:szCs w:val="30"/>
+              </w:rPr>
+              <w:t xml:space="preserve">☐</w:t>
+            </w:r>
+          </w:p>
+        </w:tc>
+        <w:tc>
+          <w:tcPr>
+            <w:tcW w:type="dxa" w:w="620"/>
+            <w:tcBorders>
+              <w:top w:val="single" w:color="C9D0DC" w:sz="4"/>
+              <w:left w:val="single" w:color="C9D0DC" w:sz="4"/>
+              <w:bottom w:val="single" w:color="C9D0DC" w:sz="4"/>
+              <w:right w:val="single" w:color="C9D0DC" w:sz="4"/>
+            </w:tcBorders>
+            <w:tcMar>
+              <w:top w:type="dxa" w:w="70"/>
+              <w:left w:type="dxa" w:w="100"/>
+              <w:bottom w:type="dxa" w:w="70"/>
+              <w:right w:type="dxa" w:w="100"/>
+            </w:tcMar>
+            <w:vAlign w:val="center"/>
+          </w:tcPr>
+          <w:p>
+            <w:pPr>
+              <w:spacing w:after="0" w:before="0" w:line="264"/>
+              <w:jc w:val="center"/>
+            </w:pPr>
+            <w:r>
+              <w:rPr>
+                <w:rFonts w:ascii="Arial" w:cs="Arial" w:eastAsia="Arial" w:hAnsi="Arial"/>
+                <w:sz w:val="30"/>
+                <w:szCs w:val="30"/>
+              </w:rPr>
+              <w:t xml:space="preserve">☐</w:t>
+            </w:r>
+          </w:p>
+        </w:tc>
+        <w:tc>
+          <w:tcPr>
+            <w:tcW w:type="dxa" w:w="620"/>
+            <w:tcBorders>
+              <w:top w:val="single" w:color="C9D0DC" w:sz="4"/>
+              <w:left w:val="single" w:color="C9D0DC" w:sz="4"/>
+              <w:bottom w:val="single" w:color="C9D0DC" w:sz="4"/>
+              <w:right w:val="single" w:color="C9D0DC" w:sz="4"/>
+            </w:tcBorders>
+            <w:tcMar>
+              <w:top w:type="dxa" w:w="70"/>
+              <w:left w:type="dxa" w:w="100"/>
+              <w:bottom w:type="dxa" w:w="70"/>
+              <w:right w:type="dxa" w:w="100"/>
+            </w:tcMar>
+            <w:vAlign w:val="center"/>
+          </w:tcPr>
+          <w:p>
+            <w:pPr>
+              <w:spacing w:after="0" w:before="0" w:line="264"/>
+              <w:jc w:val="center"/>
+            </w:pPr>
+            <w:r>
+              <w:rPr>
+                <w:rFonts w:ascii="Arial" w:cs="Arial" w:eastAsia="Arial" w:hAnsi="Arial"/>
+                <w:sz w:val="30"/>
+                <w:szCs w:val="30"/>
+              </w:rPr>
+              <w:t xml:space="preserve">☐</w:t>
+            </w:r>
+          </w:p>
+        </w:tc>
+        <w:tc>
+          <w:tcPr>
+            <w:tcW w:type="dxa" w:w="2040"/>
+            <w:tcBorders>
+              <w:top w:val="single" w:color="C9D0DC" w:sz="4"/>
+              <w:left w:val="single" w:color="C9D0DC" w:sz="4"/>
+              <w:bottom w:val="single" w:color="C9D0DC" w:sz="4"/>
+              <w:right w:val="single" w:color="C9D0DC" w:sz="4"/>
+            </w:tcBorders>
+            <w:tcMar>
+              <w:top w:type="dxa" w:w="70"/>
+              <w:left w:type="dxa" w:w="100"/>
+              <w:bottom w:type="dxa" w:w="70"/>
+              <w:right w:type="dxa" w:w="100"/>
+            </w:tcMar>
+            <w:vAlign w:val="top"/>
+          </w:tcPr>
+          <w:p>
+            <w:pPr>
+              <w:spacing w:after="0" w:before="0" w:line="264"/>
+            </w:pPr>
+            <w:r>
+              <w:rPr>
+                <w:rFonts w:ascii="Arial" w:cs="Arial" w:eastAsia="Arial" w:hAnsi="Arial"/>
+                <w:sz w:val="19"/>
+                <w:szCs w:val="19"/>
+              </w:rPr>
+              <w:t xml:space="preserve"> </w:t>
+            </w:r>
+          </w:p>
+        </w:tc>
+      </w:tr>
+      <w:tr>
+        <w:trPr>
+          <w:cantSplit/>
+        </w:trPr>
+        <w:tc>
+          <w:tcPr>
+            <w:tcW w:type="dxa" w:w="860"/>
+            <w:tcBorders>
+              <w:top w:val="single" w:color="C9D0DC" w:sz="4"/>
+              <w:left w:val="single" w:color="C9D0DC" w:sz="4"/>
+              <w:bottom w:val="single" w:color="C9D0DC" w:sz="4"/>
+              <w:right w:val="single" w:color="C9D0DC" w:sz="4"/>
+            </w:tcBorders>
+            <w:tcMar>
+              <w:top w:type="dxa" w:w="70"/>
+              <w:left w:type="dxa" w:w="100"/>
+              <w:bottom w:type="dxa" w:w="70"/>
+              <w:right w:type="dxa" w:w="100"/>
+            </w:tcMar>
+            <w:vAlign w:val="top"/>
+          </w:tcPr>
+          <w:p>
+            <w:pPr>
+              <w:spacing w:after="0" w:before="0" w:line="264"/>
+            </w:pPr>
+            <w:r>
+              <w:rPr>
+                <w:rFonts w:ascii="Arial" w:cs="Arial" w:eastAsia="Arial" w:hAnsi="Arial"/>
+                <w:b/>
+                <w:bCs/>
+                <w:color w:val="5B6477"/>
+                <w:sz w:val="16"/>
+                <w:szCs w:val="16"/>
+              </w:rPr>
+              <w:t xml:space="preserve">HA-24</w:t>
+            </w:r>
+          </w:p>
+        </w:tc>
+        <w:tc>
+          <w:tcPr>
+            <w:tcW w:type="dxa" w:w="5480"/>
+            <w:tcBorders>
+              <w:top w:val="single" w:color="C9D0DC" w:sz="4"/>
+              <w:left w:val="single" w:color="C9D0DC" w:sz="4"/>
+              <w:bottom w:val="single" w:color="C9D0DC" w:sz="4"/>
+              <w:right w:val="single" w:color="C9D0DC" w:sz="4"/>
+            </w:tcBorders>
+            <w:tcMar>
+              <w:top w:type="dxa" w:w="70"/>
+              <w:left w:type="dxa" w:w="100"/>
+              <w:bottom w:type="dxa" w:w="70"/>
+              <w:right w:type="dxa" w:w="100"/>
+            </w:tcMar>
+            <w:vAlign w:val="top"/>
+          </w:tcPr>
+          <w:p>
+            <w:pPr>
+              <w:spacing w:after="40" w:before="0" w:line="264"/>
+            </w:pPr>
+            <w:r>
+              <w:rPr>
+                <w:rFonts w:ascii="Arial" w:cs="Arial" w:eastAsia="Arial" w:hAnsi="Arial"/>
+                <w:b/>
+                <w:bCs/>
+                <w:sz w:val="20"/>
+                <w:szCs w:val="20"/>
+              </w:rPr>
+              <w:t xml:space="preserve">See the agents' outlets and visit photos</w:t>
+            </w:r>
+          </w:p>
+          <w:p>
+            <w:pPr>
+              <w:spacing w:after="40" w:before="0" w:line="264"/>
+            </w:pPr>
+            <w:r>
+              <w:rPr>
+                <w:rFonts w:ascii="Arial" w:cs="Arial" w:eastAsia="Arial" w:hAnsi="Arial"/>
+                <w:i/>
+                <w:iCs/>
+                <w:color w:val="5B6477"/>
+                <w:sz w:val="15"/>
+                <w:szCs w:val="15"/>
+              </w:rPr>
+              <w:t xml:space="preserve">Flow F31 · Agent field work: outlets, itineraries and consignment maximums</w:t>
+            </w:r>
+          </w:p>
+          <w:p>
+            <w:pPr>
+              <w:spacing w:after="20" w:before="0" w:line="264"/>
+            </w:pPr>
+            <w:r>
+              <w:rPr>
+                <w:rFonts w:ascii="Arial" w:cs="Arial" w:eastAsia="Arial" w:hAnsi="Arial"/>
+                <w:color w:val="5B6477"/>
+                <w:sz w:val="19"/>
+                <w:szCs w:val="19"/>
+              </w:rPr>
+              <w:t xml:space="preserve">1.  </w:t>
+            </w:r>
+            <w:r>
+              <w:rPr>
+                <w:rFonts w:ascii="Arial" w:cs="Arial" w:eastAsia="Arial" w:hAnsi="Arial"/>
+                <w:sz w:val="19"/>
+                <w:szCs w:val="19"/>
+              </w:rPr>
+              <w:t xml:space="preserve">Outlets and Field Monitoring.</w:t>
+            </w:r>
+          </w:p>
+          <w:p>
+            <w:pPr>
+              <w:spacing w:after="0" w:before="60" w:line="264"/>
+            </w:pPr>
+            <w:r>
+              <w:rPr>
+                <w:rFonts w:ascii="Arial" w:cs="Arial" w:eastAsia="Arial" w:hAnsi="Arial"/>
+                <w:b/>
+                <w:bCs/>
+                <w:color w:val="0B1F3A"/>
+                <w:sz w:val="19"/>
+                <w:szCs w:val="19"/>
+              </w:rPr>
+              <w:t xml:space="preserve">You should see: </w:t>
+            </w:r>
+            <w:r>
+              <w:rPr>
+                <w:rFonts w:ascii="Arial" w:cs="Arial" w:eastAsia="Arial" w:hAnsi="Arial"/>
+                <w:sz w:val="19"/>
+                <w:szCs w:val="19"/>
+              </w:rPr>
+              <w:t xml:space="preserve">All agents' outlets, itineraries and photos are visible; you cannot approve or change them.</w:t>
             </w:r>
           </w:p>
         </w:tc>
@@ -7548,7 +7809,7 @@
                 <w:sz w:val="17"/>
                 <w:szCs w:val="17"/>
               </w:rPr>
-              <w:t xml:space="preserve">Passed (of 25)</w:t>
+              <w:t xml:space="preserve">Passed (of 26)</w:t>
             </w:r>
           </w:p>
         </w:tc>

--- a/docs/acceptance-test/per-user/02-head.auditor.docx
+++ b/docs/acceptance-test/per-user/02-head.auditor.docx
@@ -117,7 +117,7 @@
           <w:sz w:val="18"/>
           <w:szCs w:val="18"/>
         </w:rPr>
-        <w:t xml:space="preserve">  ·  26 checks</w:t>
+        <w:t xml:space="preserve">  ·  27 checks</w:t>
       </w:r>
     </w:p>
     <w:tbl>
@@ -1064,6 +1064,273 @@
                 <w:szCs w:val="19"/>
               </w:rPr>
               <w:t xml:space="preserve">My guide shows the steps for this role only. The picture guide opens with numbered red boxes.</w:t>
+            </w:r>
+          </w:p>
+        </w:tc>
+        <w:tc>
+          <w:tcPr>
+            <w:tcW w:type="dxa" w:w="620"/>
+            <w:tcBorders>
+              <w:top w:val="single" w:color="C9D0DC" w:sz="4"/>
+              <w:left w:val="single" w:color="C9D0DC" w:sz="4"/>
+              <w:bottom w:val="single" w:color="C9D0DC" w:sz="4"/>
+              <w:right w:val="single" w:color="C9D0DC" w:sz="4"/>
+            </w:tcBorders>
+            <w:tcMar>
+              <w:top w:type="dxa" w:w="70"/>
+              <w:left w:type="dxa" w:w="100"/>
+              <w:bottom w:type="dxa" w:w="70"/>
+              <w:right w:type="dxa" w:w="100"/>
+            </w:tcMar>
+            <w:vAlign w:val="center"/>
+          </w:tcPr>
+          <w:p>
+            <w:pPr>
+              <w:spacing w:after="0" w:before="0" w:line="264"/>
+              <w:jc w:val="center"/>
+            </w:pPr>
+            <w:r>
+              <w:rPr>
+                <w:rFonts w:ascii="Arial" w:cs="Arial" w:eastAsia="Arial" w:hAnsi="Arial"/>
+                <w:sz w:val="30"/>
+                <w:szCs w:val="30"/>
+              </w:rPr>
+              <w:t xml:space="preserve">☐</w:t>
+            </w:r>
+          </w:p>
+        </w:tc>
+        <w:tc>
+          <w:tcPr>
+            <w:tcW w:type="dxa" w:w="620"/>
+            <w:tcBorders>
+              <w:top w:val="single" w:color="C9D0DC" w:sz="4"/>
+              <w:left w:val="single" w:color="C9D0DC" w:sz="4"/>
+              <w:bottom w:val="single" w:color="C9D0DC" w:sz="4"/>
+              <w:right w:val="single" w:color="C9D0DC" w:sz="4"/>
+            </w:tcBorders>
+            <w:tcMar>
+              <w:top w:type="dxa" w:w="70"/>
+              <w:left w:type="dxa" w:w="100"/>
+              <w:bottom w:type="dxa" w:w="70"/>
+              <w:right w:type="dxa" w:w="100"/>
+            </w:tcMar>
+            <w:vAlign w:val="center"/>
+          </w:tcPr>
+          <w:p>
+            <w:pPr>
+              <w:spacing w:after="0" w:before="0" w:line="264"/>
+              <w:jc w:val="center"/>
+            </w:pPr>
+            <w:r>
+              <w:rPr>
+                <w:rFonts w:ascii="Arial" w:cs="Arial" w:eastAsia="Arial" w:hAnsi="Arial"/>
+                <w:sz w:val="30"/>
+                <w:szCs w:val="30"/>
+              </w:rPr>
+              <w:t xml:space="preserve">☐</w:t>
+            </w:r>
+          </w:p>
+        </w:tc>
+        <w:tc>
+          <w:tcPr>
+            <w:tcW w:type="dxa" w:w="620"/>
+            <w:tcBorders>
+              <w:top w:val="single" w:color="C9D0DC" w:sz="4"/>
+              <w:left w:val="single" w:color="C9D0DC" w:sz="4"/>
+              <w:bottom w:val="single" w:color="C9D0DC" w:sz="4"/>
+              <w:right w:val="single" w:color="C9D0DC" w:sz="4"/>
+            </w:tcBorders>
+            <w:tcMar>
+              <w:top w:type="dxa" w:w="70"/>
+              <w:left w:type="dxa" w:w="100"/>
+              <w:bottom w:type="dxa" w:w="70"/>
+              <w:right w:type="dxa" w:w="100"/>
+            </w:tcMar>
+            <w:vAlign w:val="center"/>
+          </w:tcPr>
+          <w:p>
+            <w:pPr>
+              <w:spacing w:after="0" w:before="0" w:line="264"/>
+              <w:jc w:val="center"/>
+            </w:pPr>
+            <w:r>
+              <w:rPr>
+                <w:rFonts w:ascii="Arial" w:cs="Arial" w:eastAsia="Arial" w:hAnsi="Arial"/>
+                <w:sz w:val="30"/>
+                <w:szCs w:val="30"/>
+              </w:rPr>
+              <w:t xml:space="preserve">☐</w:t>
+            </w:r>
+          </w:p>
+        </w:tc>
+        <w:tc>
+          <w:tcPr>
+            <w:tcW w:type="dxa" w:w="2040"/>
+            <w:tcBorders>
+              <w:top w:val="single" w:color="C9D0DC" w:sz="4"/>
+              <w:left w:val="single" w:color="C9D0DC" w:sz="4"/>
+              <w:bottom w:val="single" w:color="C9D0DC" w:sz="4"/>
+              <w:right w:val="single" w:color="C9D0DC" w:sz="4"/>
+            </w:tcBorders>
+            <w:tcMar>
+              <w:top w:type="dxa" w:w="70"/>
+              <w:left w:type="dxa" w:w="100"/>
+              <w:bottom w:type="dxa" w:w="70"/>
+              <w:right w:type="dxa" w:w="100"/>
+            </w:tcMar>
+            <w:vAlign w:val="top"/>
+          </w:tcPr>
+          <w:p>
+            <w:pPr>
+              <w:spacing w:after="0" w:before="0" w:line="264"/>
+            </w:pPr>
+            <w:r>
+              <w:rPr>
+                <w:rFonts w:ascii="Arial" w:cs="Arial" w:eastAsia="Arial" w:hAnsi="Arial"/>
+                <w:sz w:val="19"/>
+                <w:szCs w:val="19"/>
+              </w:rPr>
+              <w:t xml:space="preserve"> </w:t>
+            </w:r>
+          </w:p>
+        </w:tc>
+      </w:tr>
+      <w:tr>
+        <w:trPr>
+          <w:cantSplit/>
+        </w:trPr>
+        <w:tc>
+          <w:tcPr>
+            <w:tcW w:type="dxa" w:w="860"/>
+            <w:tcBorders>
+              <w:top w:val="single" w:color="C9D0DC" w:sz="4"/>
+              <w:left w:val="single" w:color="C9D0DC" w:sz="4"/>
+              <w:bottom w:val="single" w:color="C9D0DC" w:sz="4"/>
+              <w:right w:val="single" w:color="C9D0DC" w:sz="4"/>
+            </w:tcBorders>
+            <w:tcMar>
+              <w:top w:type="dxa" w:w="70"/>
+              <w:left w:type="dxa" w:w="100"/>
+              <w:bottom w:type="dxa" w:w="70"/>
+              <w:right w:type="dxa" w:w="100"/>
+            </w:tcMar>
+            <w:vAlign w:val="top"/>
+          </w:tcPr>
+          <w:p>
+            <w:pPr>
+              <w:spacing w:after="0" w:before="0" w:line="264"/>
+            </w:pPr>
+            <w:r>
+              <w:rPr>
+                <w:rFonts w:ascii="Arial" w:cs="Arial" w:eastAsia="Arial" w:hAnsi="Arial"/>
+                <w:b/>
+                <w:bCs/>
+                <w:color w:val="5B6477"/>
+                <w:sz w:val="16"/>
+                <w:szCs w:val="16"/>
+              </w:rPr>
+              <w:t xml:space="preserve">GEN-SRCH</w:t>
+            </w:r>
+          </w:p>
+        </w:tc>
+        <w:tc>
+          <w:tcPr>
+            <w:tcW w:type="dxa" w:w="5480"/>
+            <w:tcBorders>
+              <w:top w:val="single" w:color="C9D0DC" w:sz="4"/>
+              <w:left w:val="single" w:color="C9D0DC" w:sz="4"/>
+              <w:bottom w:val="single" w:color="C9D0DC" w:sz="4"/>
+              <w:right w:val="single" w:color="C9D0DC" w:sz="4"/>
+            </w:tcBorders>
+            <w:tcMar>
+              <w:top w:type="dxa" w:w="70"/>
+              <w:left w:type="dxa" w:w="100"/>
+              <w:bottom w:type="dxa" w:w="70"/>
+              <w:right w:type="dxa" w:w="100"/>
+            </w:tcMar>
+            <w:vAlign w:val="top"/>
+          </w:tcPr>
+          <w:p>
+            <w:pPr>
+              <w:spacing w:after="40" w:before="0" w:line="264"/>
+            </w:pPr>
+            <w:r>
+              <w:rPr>
+                <w:rFonts w:ascii="Arial" w:cs="Arial" w:eastAsia="Arial" w:hAnsi="Arial"/>
+                <w:b/>
+                <w:bCs/>
+                <w:sz w:val="20"/>
+                <w:szCs w:val="20"/>
+              </w:rPr>
+              <w:t xml:space="preserve">Search a list</w:t>
+            </w:r>
+          </w:p>
+          <w:p>
+            <w:pPr>
+              <w:spacing w:after="20" w:before="0" w:line="264"/>
+            </w:pPr>
+            <w:r>
+              <w:rPr>
+                <w:rFonts w:ascii="Arial" w:cs="Arial" w:eastAsia="Arial" w:hAnsi="Arial"/>
+                <w:color w:val="5B6477"/>
+                <w:sz w:val="19"/>
+                <w:szCs w:val="19"/>
+              </w:rPr>
+              <w:t xml:space="preserve">1.  </w:t>
+            </w:r>
+            <w:r>
+              <w:rPr>
+                <w:rFonts w:ascii="Arial" w:cs="Arial" w:eastAsia="Arial" w:hAnsi="Arial"/>
+                <w:sz w:val="19"/>
+                <w:szCs w:val="19"/>
+              </w:rPr>
+              <w:t xml:space="preserve">Open a list with six or more rows (for example Sales List, Cash Fund or Chart of Accounts).</w:t>
+            </w:r>
+          </w:p>
+          <w:p>
+            <w:pPr>
+              <w:spacing w:after="20" w:before="0" w:line="264"/>
+            </w:pPr>
+            <w:r>
+              <w:rPr>
+                <w:rFonts w:ascii="Arial" w:cs="Arial" w:eastAsia="Arial" w:hAnsi="Arial"/>
+                <w:color w:val="5B6477"/>
+                <w:sz w:val="19"/>
+                <w:szCs w:val="19"/>
+              </w:rPr>
+              <w:t xml:space="preserve">2.  </w:t>
+            </w:r>
+            <w:r>
+              <w:rPr>
+                <w:rFonts w:ascii="Arial" w:cs="Arial" w:eastAsia="Arial" w:hAnsi="Arial"/>
+                <w:sz w:val="19"/>
+                <w:szCs w:val="19"/>
+              </w:rPr>
+              <w:t xml:space="preserve">Type part of a name, number or product in Search this list.</w:t>
+            </w:r>
+          </w:p>
+          <w:p>
+            <w:pPr>
+              <w:spacing w:after="0" w:before="60" w:line="264"/>
+            </w:pPr>
+            <w:r>
+              <w:rPr>
+                <w:rFonts w:ascii="Arial" w:cs="Arial" w:eastAsia="Arial" w:hAnsi="Arial"/>
+                <w:b/>
+                <w:bCs/>
+                <w:color w:val="0B1F3A"/>
+                <w:sz w:val="19"/>
+                <w:szCs w:val="19"/>
+              </w:rPr>
+              <w:t xml:space="preserve">You should see: </w:t>
+            </w:r>
+            <w:r>
+              <w:rPr>
+                <w:rFonts w:ascii="Arial" w:cs="Arial" w:eastAsia="Arial" w:hAnsi="Arial"/>
+                <w:sz w:val="19"/>
+                <w:szCs w:val="19"/>
+              </w:rPr>
+              <w:t xml:space="preserve">Only rows that contain every word you typed are shown; clearing the box shows all rows again.</w:t>
             </w:r>
           </w:p>
         </w:tc>
@@ -7809,7 +8076,7 @@
                 <w:sz w:val="17"/>
                 <w:szCs w:val="17"/>
               </w:rPr>
-              <w:t xml:space="preserve">Passed (of 26)</w:t>
+              <w:t xml:space="preserve">Passed (of 27)</w:t>
             </w:r>
           </w:p>
         </w:tc>

--- a/docs/acceptance-test/per-user/02-head.auditor.docx
+++ b/docs/acceptance-test/per-user/02-head.auditor.docx
@@ -117,7 +117,7 @@
           <w:sz w:val="18"/>
           <w:szCs w:val="18"/>
         </w:rPr>
-        <w:t xml:space="preserve">  ·  27 checks</w:t>
+        <w:t xml:space="preserve">  ·  28 checks</w:t>
       </w:r>
     </w:p>
     <w:tbl>
@@ -7873,6 +7873,273 @@
                 <w:szCs w:val="19"/>
               </w:rPr>
               <w:t xml:space="preserve">All agents' outlets, itineraries and photos are visible; you cannot approve or change them.</w:t>
+            </w:r>
+          </w:p>
+        </w:tc>
+        <w:tc>
+          <w:tcPr>
+            <w:tcW w:type="dxa" w:w="620"/>
+            <w:tcBorders>
+              <w:top w:val="single" w:color="C9D0DC" w:sz="4"/>
+              <w:left w:val="single" w:color="C9D0DC" w:sz="4"/>
+              <w:bottom w:val="single" w:color="C9D0DC" w:sz="4"/>
+              <w:right w:val="single" w:color="C9D0DC" w:sz="4"/>
+            </w:tcBorders>
+            <w:tcMar>
+              <w:top w:type="dxa" w:w="70"/>
+              <w:left w:type="dxa" w:w="100"/>
+              <w:bottom w:type="dxa" w:w="70"/>
+              <w:right w:type="dxa" w:w="100"/>
+            </w:tcMar>
+            <w:vAlign w:val="center"/>
+          </w:tcPr>
+          <w:p>
+            <w:pPr>
+              <w:spacing w:after="0" w:before="0" w:line="264"/>
+              <w:jc w:val="center"/>
+            </w:pPr>
+            <w:r>
+              <w:rPr>
+                <w:rFonts w:ascii="Arial" w:cs="Arial" w:eastAsia="Arial" w:hAnsi="Arial"/>
+                <w:sz w:val="30"/>
+                <w:szCs w:val="30"/>
+              </w:rPr>
+              <w:t xml:space="preserve">☐</w:t>
+            </w:r>
+          </w:p>
+        </w:tc>
+        <w:tc>
+          <w:tcPr>
+            <w:tcW w:type="dxa" w:w="620"/>
+            <w:tcBorders>
+              <w:top w:val="single" w:color="C9D0DC" w:sz="4"/>
+              <w:left w:val="single" w:color="C9D0DC" w:sz="4"/>
+              <w:bottom w:val="single" w:color="C9D0DC" w:sz="4"/>
+              <w:right w:val="single" w:color="C9D0DC" w:sz="4"/>
+            </w:tcBorders>
+            <w:tcMar>
+              <w:top w:type="dxa" w:w="70"/>
+              <w:left w:type="dxa" w:w="100"/>
+              <w:bottom w:type="dxa" w:w="70"/>
+              <w:right w:type="dxa" w:w="100"/>
+            </w:tcMar>
+            <w:vAlign w:val="center"/>
+          </w:tcPr>
+          <w:p>
+            <w:pPr>
+              <w:spacing w:after="0" w:before="0" w:line="264"/>
+              <w:jc w:val="center"/>
+            </w:pPr>
+            <w:r>
+              <w:rPr>
+                <w:rFonts w:ascii="Arial" w:cs="Arial" w:eastAsia="Arial" w:hAnsi="Arial"/>
+                <w:sz w:val="30"/>
+                <w:szCs w:val="30"/>
+              </w:rPr>
+              <w:t xml:space="preserve">☐</w:t>
+            </w:r>
+          </w:p>
+        </w:tc>
+        <w:tc>
+          <w:tcPr>
+            <w:tcW w:type="dxa" w:w="620"/>
+            <w:tcBorders>
+              <w:top w:val="single" w:color="C9D0DC" w:sz="4"/>
+              <w:left w:val="single" w:color="C9D0DC" w:sz="4"/>
+              <w:bottom w:val="single" w:color="C9D0DC" w:sz="4"/>
+              <w:right w:val="single" w:color="C9D0DC" w:sz="4"/>
+            </w:tcBorders>
+            <w:tcMar>
+              <w:top w:type="dxa" w:w="70"/>
+              <w:left w:type="dxa" w:w="100"/>
+              <w:bottom w:type="dxa" w:w="70"/>
+              <w:right w:type="dxa" w:w="100"/>
+            </w:tcMar>
+            <w:vAlign w:val="center"/>
+          </w:tcPr>
+          <w:p>
+            <w:pPr>
+              <w:spacing w:after="0" w:before="0" w:line="264"/>
+              <w:jc w:val="center"/>
+            </w:pPr>
+            <w:r>
+              <w:rPr>
+                <w:rFonts w:ascii="Arial" w:cs="Arial" w:eastAsia="Arial" w:hAnsi="Arial"/>
+                <w:sz w:val="30"/>
+                <w:szCs w:val="30"/>
+              </w:rPr>
+              <w:t xml:space="preserve">☐</w:t>
+            </w:r>
+          </w:p>
+        </w:tc>
+        <w:tc>
+          <w:tcPr>
+            <w:tcW w:type="dxa" w:w="2040"/>
+            <w:tcBorders>
+              <w:top w:val="single" w:color="C9D0DC" w:sz="4"/>
+              <w:left w:val="single" w:color="C9D0DC" w:sz="4"/>
+              <w:bottom w:val="single" w:color="C9D0DC" w:sz="4"/>
+              <w:right w:val="single" w:color="C9D0DC" w:sz="4"/>
+            </w:tcBorders>
+            <w:tcMar>
+              <w:top w:type="dxa" w:w="70"/>
+              <w:left w:type="dxa" w:w="100"/>
+              <w:bottom w:type="dxa" w:w="70"/>
+              <w:right w:type="dxa" w:w="100"/>
+            </w:tcMar>
+            <w:vAlign w:val="top"/>
+          </w:tcPr>
+          <w:p>
+            <w:pPr>
+              <w:spacing w:after="0" w:before="0" w:line="264"/>
+            </w:pPr>
+            <w:r>
+              <w:rPr>
+                <w:rFonts w:ascii="Arial" w:cs="Arial" w:eastAsia="Arial" w:hAnsi="Arial"/>
+                <w:sz w:val="19"/>
+                <w:szCs w:val="19"/>
+              </w:rPr>
+              <w:t xml:space="preserve"> </w:t>
+            </w:r>
+          </w:p>
+        </w:tc>
+      </w:tr>
+      <w:tr>
+        <w:trPr>
+          <w:cantSplit/>
+        </w:trPr>
+        <w:tc>
+          <w:tcPr>
+            <w:tcW w:type="dxa" w:w="860"/>
+            <w:tcBorders>
+              <w:top w:val="single" w:color="C9D0DC" w:sz="4"/>
+              <w:left w:val="single" w:color="C9D0DC" w:sz="4"/>
+              <w:bottom w:val="single" w:color="C9D0DC" w:sz="4"/>
+              <w:right w:val="single" w:color="C9D0DC" w:sz="4"/>
+            </w:tcBorders>
+            <w:tcMar>
+              <w:top w:type="dxa" w:w="70"/>
+              <w:left w:type="dxa" w:w="100"/>
+              <w:bottom w:type="dxa" w:w="70"/>
+              <w:right w:type="dxa" w:w="100"/>
+            </w:tcMar>
+            <w:vAlign w:val="top"/>
+          </w:tcPr>
+          <w:p>
+            <w:pPr>
+              <w:spacing w:after="0" w:before="0" w:line="264"/>
+            </w:pPr>
+            <w:r>
+              <w:rPr>
+                <w:rFonts w:ascii="Arial" w:cs="Arial" w:eastAsia="Arial" w:hAnsi="Arial"/>
+                <w:b/>
+                <w:bCs/>
+                <w:color w:val="5B6477"/>
+                <w:sz w:val="16"/>
+                <w:szCs w:val="16"/>
+              </w:rPr>
+              <w:t xml:space="preserve">HA-25</w:t>
+            </w:r>
+          </w:p>
+        </w:tc>
+        <w:tc>
+          <w:tcPr>
+            <w:tcW w:type="dxa" w:w="5480"/>
+            <w:tcBorders>
+              <w:top w:val="single" w:color="C9D0DC" w:sz="4"/>
+              <w:left w:val="single" w:color="C9D0DC" w:sz="4"/>
+              <w:bottom w:val="single" w:color="C9D0DC" w:sz="4"/>
+              <w:right w:val="single" w:color="C9D0DC" w:sz="4"/>
+            </w:tcBorders>
+            <w:tcMar>
+              <w:top w:type="dxa" w:w="70"/>
+              <w:left w:type="dxa" w:w="100"/>
+              <w:bottom w:type="dxa" w:w="70"/>
+              <w:right w:type="dxa" w:w="100"/>
+            </w:tcMar>
+            <w:vAlign w:val="top"/>
+          </w:tcPr>
+          <w:p>
+            <w:pPr>
+              <w:spacing w:after="40" w:before="0" w:line="264"/>
+            </w:pPr>
+            <w:r>
+              <w:rPr>
+                <w:rFonts w:ascii="Arial" w:cs="Arial" w:eastAsia="Arial" w:hAnsi="Arial"/>
+                <w:b/>
+                <w:bCs/>
+                <w:sz w:val="20"/>
+                <w:szCs w:val="20"/>
+              </w:rPr>
+              <w:t xml:space="preserve">Days of stock left</w:t>
+            </w:r>
+          </w:p>
+          <w:p>
+            <w:pPr>
+              <w:spacing w:after="20" w:before="0" w:line="264"/>
+            </w:pPr>
+            <w:r>
+              <w:rPr>
+                <w:rFonts w:ascii="Arial" w:cs="Arial" w:eastAsia="Arial" w:hAnsi="Arial"/>
+                <w:color w:val="5B6477"/>
+                <w:sz w:val="19"/>
+                <w:szCs w:val="19"/>
+              </w:rPr>
+              <w:t xml:space="preserve">1.  </w:t>
+            </w:r>
+            <w:r>
+              <w:rPr>
+                <w:rFonts w:ascii="Arial" w:cs="Arial" w:eastAsia="Arial" w:hAnsi="Arial"/>
+                <w:sz w:val="19"/>
+                <w:szCs w:val="19"/>
+              </w:rPr>
+              <w:t xml:space="preserve">Expiry &amp; Low Stock → the card Days of stock left.</w:t>
+            </w:r>
+          </w:p>
+          <w:p>
+            <w:pPr>
+              <w:spacing w:after="20" w:before="0" w:line="264"/>
+            </w:pPr>
+            <w:r>
+              <w:rPr>
+                <w:rFonts w:ascii="Arial" w:cs="Arial" w:eastAsia="Arial" w:hAnsi="Arial"/>
+                <w:color w:val="5B6477"/>
+                <w:sz w:val="19"/>
+                <w:szCs w:val="19"/>
+              </w:rPr>
+              <w:t xml:space="preserve">2.  </w:t>
+            </w:r>
+            <w:r>
+              <w:rPr>
+                <w:rFonts w:ascii="Arial" w:cs="Arial" w:eastAsia="Arial" w:hAnsi="Arial"/>
+                <w:sz w:val="19"/>
+                <w:szCs w:val="19"/>
+              </w:rPr>
+              <w:t xml:space="preserve">Change the average to 60 days; tick All locations together; type in a column filter (for example Level).</w:t>
+            </w:r>
+          </w:p>
+          <w:p>
+            <w:pPr>
+              <w:spacing w:after="0" w:before="60" w:line="264"/>
+            </w:pPr>
+            <w:r>
+              <w:rPr>
+                <w:rFonts w:ascii="Arial" w:cs="Arial" w:eastAsia="Arial" w:hAnsi="Arial"/>
+                <w:b/>
+                <w:bCs/>
+                <w:color w:val="0B1F3A"/>
+                <w:sz w:val="19"/>
+                <w:szCs w:val="19"/>
+              </w:rPr>
+              <w:t xml:space="preserve">You should see: </w:t>
+            </w:r>
+            <w:r>
+              <w:rPr>
+                <w:rFonts w:ascii="Arial" w:cs="Arial" w:eastAsia="Arial" w:hAnsi="Arial"/>
+                <w:sz w:val="19"/>
+                <w:szCs w:val="19"/>
+              </w:rPr>
+              <w:t xml:space="preserve">Items are listed with the most critical first (Out, then fewest days left, no-sales last), with the average per day, the date it runs out and the suggested restock. The filters narrow the rows.</w:t>
             </w:r>
           </w:p>
         </w:tc>
@@ -8076,7 +8343,7 @@
                 <w:sz w:val="17"/>
                 <w:szCs w:val="17"/>
               </w:rPr>
-              <w:t xml:space="preserve">Passed (of 27)</w:t>
+              <w:t xml:space="preserve">Passed (of 28)</w:t>
             </w:r>
           </w:p>
         </w:tc>

--- a/docs/acceptance-test/per-user/02-head.auditor.docx
+++ b/docs/acceptance-test/per-user/02-head.auditor.docx
@@ -117,7 +117,7 @@
           <w:sz w:val="18"/>
           <w:szCs w:val="18"/>
         </w:rPr>
-        <w:t xml:space="preserve">  ·  28 checks</w:t>
+        <w:t xml:space="preserve">  ·  29 checks</w:t>
       </w:r>
     </w:p>
     <w:tbl>
@@ -1331,6 +1331,295 @@
                 <w:szCs w:val="19"/>
               </w:rPr>
               <w:t xml:space="preserve">Only rows that contain every word you typed are shown; clearing the box shows all rows again.</w:t>
+            </w:r>
+          </w:p>
+        </w:tc>
+        <w:tc>
+          <w:tcPr>
+            <w:tcW w:type="dxa" w:w="620"/>
+            <w:tcBorders>
+              <w:top w:val="single" w:color="C9D0DC" w:sz="4"/>
+              <w:left w:val="single" w:color="C9D0DC" w:sz="4"/>
+              <w:bottom w:val="single" w:color="C9D0DC" w:sz="4"/>
+              <w:right w:val="single" w:color="C9D0DC" w:sz="4"/>
+            </w:tcBorders>
+            <w:tcMar>
+              <w:top w:type="dxa" w:w="70"/>
+              <w:left w:type="dxa" w:w="100"/>
+              <w:bottom w:type="dxa" w:w="70"/>
+              <w:right w:type="dxa" w:w="100"/>
+            </w:tcMar>
+            <w:vAlign w:val="center"/>
+          </w:tcPr>
+          <w:p>
+            <w:pPr>
+              <w:spacing w:after="0" w:before="0" w:line="264"/>
+              <w:jc w:val="center"/>
+            </w:pPr>
+            <w:r>
+              <w:rPr>
+                <w:rFonts w:ascii="Arial" w:cs="Arial" w:eastAsia="Arial" w:hAnsi="Arial"/>
+                <w:sz w:val="30"/>
+                <w:szCs w:val="30"/>
+              </w:rPr>
+              <w:t xml:space="preserve">☐</w:t>
+            </w:r>
+          </w:p>
+        </w:tc>
+        <w:tc>
+          <w:tcPr>
+            <w:tcW w:type="dxa" w:w="620"/>
+            <w:tcBorders>
+              <w:top w:val="single" w:color="C9D0DC" w:sz="4"/>
+              <w:left w:val="single" w:color="C9D0DC" w:sz="4"/>
+              <w:bottom w:val="single" w:color="C9D0DC" w:sz="4"/>
+              <w:right w:val="single" w:color="C9D0DC" w:sz="4"/>
+            </w:tcBorders>
+            <w:tcMar>
+              <w:top w:type="dxa" w:w="70"/>
+              <w:left w:type="dxa" w:w="100"/>
+              <w:bottom w:type="dxa" w:w="70"/>
+              <w:right w:type="dxa" w:w="100"/>
+            </w:tcMar>
+            <w:vAlign w:val="center"/>
+          </w:tcPr>
+          <w:p>
+            <w:pPr>
+              <w:spacing w:after="0" w:before="0" w:line="264"/>
+              <w:jc w:val="center"/>
+            </w:pPr>
+            <w:r>
+              <w:rPr>
+                <w:rFonts w:ascii="Arial" w:cs="Arial" w:eastAsia="Arial" w:hAnsi="Arial"/>
+                <w:sz w:val="30"/>
+                <w:szCs w:val="30"/>
+              </w:rPr>
+              <w:t xml:space="preserve">☐</w:t>
+            </w:r>
+          </w:p>
+        </w:tc>
+        <w:tc>
+          <w:tcPr>
+            <w:tcW w:type="dxa" w:w="620"/>
+            <w:tcBorders>
+              <w:top w:val="single" w:color="C9D0DC" w:sz="4"/>
+              <w:left w:val="single" w:color="C9D0DC" w:sz="4"/>
+              <w:bottom w:val="single" w:color="C9D0DC" w:sz="4"/>
+              <w:right w:val="single" w:color="C9D0DC" w:sz="4"/>
+            </w:tcBorders>
+            <w:tcMar>
+              <w:top w:type="dxa" w:w="70"/>
+              <w:left w:type="dxa" w:w="100"/>
+              <w:bottom w:type="dxa" w:w="70"/>
+              <w:right w:type="dxa" w:w="100"/>
+            </w:tcMar>
+            <w:vAlign w:val="center"/>
+          </w:tcPr>
+          <w:p>
+            <w:pPr>
+              <w:spacing w:after="0" w:before="0" w:line="264"/>
+              <w:jc w:val="center"/>
+            </w:pPr>
+            <w:r>
+              <w:rPr>
+                <w:rFonts w:ascii="Arial" w:cs="Arial" w:eastAsia="Arial" w:hAnsi="Arial"/>
+                <w:sz w:val="30"/>
+                <w:szCs w:val="30"/>
+              </w:rPr>
+              <w:t xml:space="preserve">☐</w:t>
+            </w:r>
+          </w:p>
+        </w:tc>
+        <w:tc>
+          <w:tcPr>
+            <w:tcW w:type="dxa" w:w="2040"/>
+            <w:tcBorders>
+              <w:top w:val="single" w:color="C9D0DC" w:sz="4"/>
+              <w:left w:val="single" w:color="C9D0DC" w:sz="4"/>
+              <w:bottom w:val="single" w:color="C9D0DC" w:sz="4"/>
+              <w:right w:val="single" w:color="C9D0DC" w:sz="4"/>
+            </w:tcBorders>
+            <w:tcMar>
+              <w:top w:type="dxa" w:w="70"/>
+              <w:left w:type="dxa" w:w="100"/>
+              <w:bottom w:type="dxa" w:w="70"/>
+              <w:right w:type="dxa" w:w="100"/>
+            </w:tcMar>
+            <w:vAlign w:val="top"/>
+          </w:tcPr>
+          <w:p>
+            <w:pPr>
+              <w:spacing w:after="0" w:before="0" w:line="264"/>
+            </w:pPr>
+            <w:r>
+              <w:rPr>
+                <w:rFonts w:ascii="Arial" w:cs="Arial" w:eastAsia="Arial" w:hAnsi="Arial"/>
+                <w:sz w:val="19"/>
+                <w:szCs w:val="19"/>
+              </w:rPr>
+              <w:t xml:space="preserve"> </w:t>
+            </w:r>
+          </w:p>
+        </w:tc>
+      </w:tr>
+      <w:tr>
+        <w:trPr>
+          <w:cantSplit/>
+        </w:trPr>
+        <w:tc>
+          <w:tcPr>
+            <w:tcW w:type="dxa" w:w="860"/>
+            <w:tcBorders>
+              <w:top w:val="single" w:color="C9D0DC" w:sz="4"/>
+              <w:left w:val="single" w:color="C9D0DC" w:sz="4"/>
+              <w:bottom w:val="single" w:color="C9D0DC" w:sz="4"/>
+              <w:right w:val="single" w:color="C9D0DC" w:sz="4"/>
+            </w:tcBorders>
+            <w:tcMar>
+              <w:top w:type="dxa" w:w="70"/>
+              <w:left w:type="dxa" w:w="100"/>
+              <w:bottom w:type="dxa" w:w="70"/>
+              <w:right w:type="dxa" w:w="100"/>
+            </w:tcMar>
+            <w:vAlign w:val="top"/>
+          </w:tcPr>
+          <w:p>
+            <w:pPr>
+              <w:spacing w:after="0" w:before="0" w:line="264"/>
+            </w:pPr>
+            <w:r>
+              <w:rPr>
+                <w:rFonts w:ascii="Arial" w:cs="Arial" w:eastAsia="Arial" w:hAnsi="Arial"/>
+                <w:b/>
+                <w:bCs/>
+                <w:color w:val="5B6477"/>
+                <w:sz w:val="16"/>
+                <w:szCs w:val="16"/>
+              </w:rPr>
+              <w:t xml:space="preserve">GEN-MEM</w:t>
+            </w:r>
+          </w:p>
+        </w:tc>
+        <w:tc>
+          <w:tcPr>
+            <w:tcW w:type="dxa" w:w="5480"/>
+            <w:tcBorders>
+              <w:top w:val="single" w:color="C9D0DC" w:sz="4"/>
+              <w:left w:val="single" w:color="C9D0DC" w:sz="4"/>
+              <w:bottom w:val="single" w:color="C9D0DC" w:sz="4"/>
+              <w:right w:val="single" w:color="C9D0DC" w:sz="4"/>
+            </w:tcBorders>
+            <w:tcMar>
+              <w:top w:type="dxa" w:w="70"/>
+              <w:left w:type="dxa" w:w="100"/>
+              <w:bottom w:type="dxa" w:w="70"/>
+              <w:right w:type="dxa" w:w="100"/>
+            </w:tcMar>
+            <w:vAlign w:val="top"/>
+          </w:tcPr>
+          <w:p>
+            <w:pPr>
+              <w:spacing w:after="40" w:before="0" w:line="264"/>
+            </w:pPr>
+            <w:r>
+              <w:rPr>
+                <w:rFonts w:ascii="Arial" w:cs="Arial" w:eastAsia="Arial" w:hAnsi="Arial"/>
+                <w:b/>
+                <w:bCs/>
+                <w:sz w:val="20"/>
+                <w:szCs w:val="20"/>
+              </w:rPr>
+              <w:t xml:space="preserve">Member page for customers (phone)</w:t>
+            </w:r>
+          </w:p>
+          <w:p>
+            <w:pPr>
+              <w:spacing w:after="20" w:before="0" w:line="264"/>
+            </w:pPr>
+            <w:r>
+              <w:rPr>
+                <w:rFonts w:ascii="Arial" w:cs="Arial" w:eastAsia="Arial" w:hAnsi="Arial"/>
+                <w:color w:val="5B6477"/>
+                <w:sz w:val="19"/>
+                <w:szCs w:val="19"/>
+              </w:rPr>
+              <w:t xml:space="preserve">1.  </w:t>
+            </w:r>
+            <w:r>
+              <w:rPr>
+                <w:rFonts w:ascii="Arial" w:cs="Arial" w:eastAsia="Arial" w:hAnsi="Arial"/>
+                <w:sz w:val="19"/>
+                <w:szCs w:val="19"/>
+              </w:rPr>
+              <w:t xml:space="preserve">Open /member on a phone.</w:t>
+            </w:r>
+          </w:p>
+          <w:p>
+            <w:pPr>
+              <w:spacing w:after="20" w:before="0" w:line="264"/>
+            </w:pPr>
+            <w:r>
+              <w:rPr>
+                <w:rFonts w:ascii="Arial" w:cs="Arial" w:eastAsia="Arial" w:hAnsi="Arial"/>
+                <w:color w:val="5B6477"/>
+                <w:sz w:val="19"/>
+                <w:szCs w:val="19"/>
+              </w:rPr>
+              <w:t xml:space="preserve">2.  </w:t>
+            </w:r>
+            <w:r>
+              <w:rPr>
+                <w:rFonts w:ascii="Arial" w:cs="Arial" w:eastAsia="Arial" w:hAnsi="Arial"/>
+                <w:sz w:val="19"/>
+                <w:szCs w:val="19"/>
+              </w:rPr>
+              <w:t xml:space="preserve">Become a member with your own mobile number, tick the agreement, create the account.</w:t>
+            </w:r>
+          </w:p>
+          <w:p>
+            <w:pPr>
+              <w:spacing w:after="20" w:before="0" w:line="264"/>
+            </w:pPr>
+            <w:r>
+              <w:rPr>
+                <w:rFonts w:ascii="Arial" w:cs="Arial" w:eastAsia="Arial" w:hAnsi="Arial"/>
+                <w:color w:val="5B6477"/>
+                <w:sz w:val="19"/>
+                <w:szCs w:val="19"/>
+              </w:rPr>
+              <w:t xml:space="preserve">3.  </w:t>
+            </w:r>
+            <w:r>
+              <w:rPr>
+                <w:rFonts w:ascii="Arial" w:cs="Arial" w:eastAsia="Arial" w:hAnsi="Arial"/>
+                <w:sz w:val="19"/>
+                <w:szCs w:val="19"/>
+              </w:rPr>
+              <w:t xml:space="preserve">My card → the QR code and member number. Ask the counter to tag a sale to you, then My purchases.</w:t>
+            </w:r>
+          </w:p>
+          <w:p>
+            <w:pPr>
+              <w:spacing w:after="0" w:before="60" w:line="264"/>
+            </w:pPr>
+            <w:r>
+              <w:rPr>
+                <w:rFonts w:ascii="Arial" w:cs="Arial" w:eastAsia="Arial" w:hAnsi="Arial"/>
+                <w:b/>
+                <w:bCs/>
+                <w:color w:val="0B1F3A"/>
+                <w:sz w:val="19"/>
+                <w:szCs w:val="19"/>
+              </w:rPr>
+              <w:t xml:space="preserve">You should see: </w:t>
+            </w:r>
+            <w:r>
+              <w:rPr>
+                <w:rFonts w:ascii="Arial" w:cs="Arial" w:eastAsia="Arial" w:hAnsi="Arial"/>
+                <w:sz w:val="19"/>
+                <w:szCs w:val="19"/>
+              </w:rPr>
+              <w:t xml:space="preserve">The QR card shows; after a tagged sale the purchase appears with its items. Sign out and in again with the mobile number and password.</w:t>
             </w:r>
           </w:p>
         </w:tc>
@@ -8343,7 +8632,7 @@
                 <w:sz w:val="17"/>
                 <w:szCs w:val="17"/>
               </w:rPr>
-              <w:t xml:space="preserve">Passed (of 28)</w:t>
+              <w:t xml:space="preserve">Passed (of 29)</w:t>
             </w:r>
           </w:p>
         </w:tc>

--- a/docs/acceptance-test/per-user/02-head.auditor.docx
+++ b/docs/acceptance-test/per-user/02-head.auditor.docx
@@ -117,7 +117,7 @@
           <w:sz w:val="18"/>
           <w:szCs w:val="18"/>
         </w:rPr>
-        <w:t xml:space="preserve">  ·  29 checks</w:t>
+        <w:t xml:space="preserve">  ·  30 checks</w:t>
       </w:r>
     </w:p>
     <w:tbl>
@@ -8429,6 +8429,333 @@
                 <w:szCs w:val="19"/>
               </w:rPr>
               <w:t xml:space="preserve">Items are listed with the most critical first (Out, then fewest days left, no-sales last), with the average per day, the date it runs out and the suggested restock. The filters narrow the rows.</w:t>
+            </w:r>
+          </w:p>
+        </w:tc>
+        <w:tc>
+          <w:tcPr>
+            <w:tcW w:type="dxa" w:w="620"/>
+            <w:tcBorders>
+              <w:top w:val="single" w:color="C9D0DC" w:sz="4"/>
+              <w:left w:val="single" w:color="C9D0DC" w:sz="4"/>
+              <w:bottom w:val="single" w:color="C9D0DC" w:sz="4"/>
+              <w:right w:val="single" w:color="C9D0DC" w:sz="4"/>
+            </w:tcBorders>
+            <w:tcMar>
+              <w:top w:type="dxa" w:w="70"/>
+              <w:left w:type="dxa" w:w="100"/>
+              <w:bottom w:type="dxa" w:w="70"/>
+              <w:right w:type="dxa" w:w="100"/>
+            </w:tcMar>
+            <w:vAlign w:val="center"/>
+          </w:tcPr>
+          <w:p>
+            <w:pPr>
+              <w:spacing w:after="0" w:before="0" w:line="264"/>
+              <w:jc w:val="center"/>
+            </w:pPr>
+            <w:r>
+              <w:rPr>
+                <w:rFonts w:ascii="Arial" w:cs="Arial" w:eastAsia="Arial" w:hAnsi="Arial"/>
+                <w:sz w:val="30"/>
+                <w:szCs w:val="30"/>
+              </w:rPr>
+              <w:t xml:space="preserve">☐</w:t>
+            </w:r>
+          </w:p>
+        </w:tc>
+        <w:tc>
+          <w:tcPr>
+            <w:tcW w:type="dxa" w:w="620"/>
+            <w:tcBorders>
+              <w:top w:val="single" w:color="C9D0DC" w:sz="4"/>
+              <w:left w:val="single" w:color="C9D0DC" w:sz="4"/>
+              <w:bottom w:val="single" w:color="C9D0DC" w:sz="4"/>
+              <w:right w:val="single" w:color="C9D0DC" w:sz="4"/>
+            </w:tcBorders>
+            <w:tcMar>
+              <w:top w:type="dxa" w:w="70"/>
+              <w:left w:type="dxa" w:w="100"/>
+              <w:bottom w:type="dxa" w:w="70"/>
+              <w:right w:type="dxa" w:w="100"/>
+            </w:tcMar>
+            <w:vAlign w:val="center"/>
+          </w:tcPr>
+          <w:p>
+            <w:pPr>
+              <w:spacing w:after="0" w:before="0" w:line="264"/>
+              <w:jc w:val="center"/>
+            </w:pPr>
+            <w:r>
+              <w:rPr>
+                <w:rFonts w:ascii="Arial" w:cs="Arial" w:eastAsia="Arial" w:hAnsi="Arial"/>
+                <w:sz w:val="30"/>
+                <w:szCs w:val="30"/>
+              </w:rPr>
+              <w:t xml:space="preserve">☐</w:t>
+            </w:r>
+          </w:p>
+        </w:tc>
+        <w:tc>
+          <w:tcPr>
+            <w:tcW w:type="dxa" w:w="620"/>
+            <w:tcBorders>
+              <w:top w:val="single" w:color="C9D0DC" w:sz="4"/>
+              <w:left w:val="single" w:color="C9D0DC" w:sz="4"/>
+              <w:bottom w:val="single" w:color="C9D0DC" w:sz="4"/>
+              <w:right w:val="single" w:color="C9D0DC" w:sz="4"/>
+            </w:tcBorders>
+            <w:tcMar>
+              <w:top w:type="dxa" w:w="70"/>
+              <w:left w:type="dxa" w:w="100"/>
+              <w:bottom w:type="dxa" w:w="70"/>
+              <w:right w:type="dxa" w:w="100"/>
+            </w:tcMar>
+            <w:vAlign w:val="center"/>
+          </w:tcPr>
+          <w:p>
+            <w:pPr>
+              <w:spacing w:after="0" w:before="0" w:line="264"/>
+              <w:jc w:val="center"/>
+            </w:pPr>
+            <w:r>
+              <w:rPr>
+                <w:rFonts w:ascii="Arial" w:cs="Arial" w:eastAsia="Arial" w:hAnsi="Arial"/>
+                <w:sz w:val="30"/>
+                <w:szCs w:val="30"/>
+              </w:rPr>
+              <w:t xml:space="preserve">☐</w:t>
+            </w:r>
+          </w:p>
+        </w:tc>
+        <w:tc>
+          <w:tcPr>
+            <w:tcW w:type="dxa" w:w="2040"/>
+            <w:tcBorders>
+              <w:top w:val="single" w:color="C9D0DC" w:sz="4"/>
+              <w:left w:val="single" w:color="C9D0DC" w:sz="4"/>
+              <w:bottom w:val="single" w:color="C9D0DC" w:sz="4"/>
+              <w:right w:val="single" w:color="C9D0DC" w:sz="4"/>
+            </w:tcBorders>
+            <w:tcMar>
+              <w:top w:type="dxa" w:w="70"/>
+              <w:left w:type="dxa" w:w="100"/>
+              <w:bottom w:type="dxa" w:w="70"/>
+              <w:right w:type="dxa" w:w="100"/>
+            </w:tcMar>
+            <w:vAlign w:val="top"/>
+          </w:tcPr>
+          <w:p>
+            <w:pPr>
+              <w:spacing w:after="0" w:before="0" w:line="264"/>
+            </w:pPr>
+            <w:r>
+              <w:rPr>
+                <w:rFonts w:ascii="Arial" w:cs="Arial" w:eastAsia="Arial" w:hAnsi="Arial"/>
+                <w:sz w:val="19"/>
+                <w:szCs w:val="19"/>
+              </w:rPr>
+              <w:t xml:space="preserve"> </w:t>
+            </w:r>
+          </w:p>
+        </w:tc>
+      </w:tr>
+      <w:tr>
+        <w:trPr>
+          <w:cantSplit/>
+        </w:trPr>
+        <w:tc>
+          <w:tcPr>
+            <w:tcW w:type="dxa" w:w="860"/>
+            <w:tcBorders>
+              <w:top w:val="single" w:color="C9D0DC" w:sz="4"/>
+              <w:left w:val="single" w:color="C9D0DC" w:sz="4"/>
+              <w:bottom w:val="single" w:color="C9D0DC" w:sz="4"/>
+              <w:right w:val="single" w:color="C9D0DC" w:sz="4"/>
+            </w:tcBorders>
+            <w:tcMar>
+              <w:top w:type="dxa" w:w="70"/>
+              <w:left w:type="dxa" w:w="100"/>
+              <w:bottom w:type="dxa" w:w="70"/>
+              <w:right w:type="dxa" w:w="100"/>
+            </w:tcMar>
+            <w:vAlign w:val="top"/>
+          </w:tcPr>
+          <w:p>
+            <w:pPr>
+              <w:spacing w:after="0" w:before="0" w:line="264"/>
+            </w:pPr>
+            <w:r>
+              <w:rPr>
+                <w:rFonts w:ascii="Arial" w:cs="Arial" w:eastAsia="Arial" w:hAnsi="Arial"/>
+                <w:b/>
+                <w:bCs/>
+                <w:color w:val="5B6477"/>
+                <w:sz w:val="16"/>
+                <w:szCs w:val="16"/>
+              </w:rPr>
+              <w:t xml:space="preserve">HA-PRO</w:t>
+            </w:r>
+          </w:p>
+        </w:tc>
+        <w:tc>
+          <w:tcPr>
+            <w:tcW w:type="dxa" w:w="5480"/>
+            <w:tcBorders>
+              <w:top w:val="single" w:color="C9D0DC" w:sz="4"/>
+              <w:left w:val="single" w:color="C9D0DC" w:sz="4"/>
+              <w:bottom w:val="single" w:color="C9D0DC" w:sz="4"/>
+              <w:right w:val="single" w:color="C9D0DC" w:sz="4"/>
+            </w:tcBorders>
+            <w:tcMar>
+              <w:top w:type="dxa" w:w="70"/>
+              <w:left w:type="dxa" w:w="100"/>
+              <w:bottom w:type="dxa" w:w="70"/>
+              <w:right w:type="dxa" w:w="100"/>
+            </w:tcMar>
+            <w:vAlign w:val="top"/>
+          </w:tcPr>
+          <w:p>
+            <w:pPr>
+              <w:spacing w:after="40" w:before="0" w:line="264"/>
+            </w:pPr>
+            <w:r>
+              <w:rPr>
+                <w:rFonts w:ascii="Arial" w:cs="Arial" w:eastAsia="Arial" w:hAnsi="Arial"/>
+                <w:b/>
+                <w:bCs/>
+                <w:sz w:val="20"/>
+                <w:szCs w:val="20"/>
+              </w:rPr>
+              <w:t xml:space="preserve">Issue a promo to the branches</w:t>
+            </w:r>
+          </w:p>
+          <w:p>
+            <w:pPr>
+              <w:spacing w:after="40" w:before="0" w:line="264"/>
+            </w:pPr>
+            <w:r>
+              <w:rPr>
+                <w:rFonts w:ascii="Arial" w:cs="Arial" w:eastAsia="Arial" w:hAnsi="Arial"/>
+                <w:i/>
+                <w:iCs/>
+                <w:color w:val="5B6477"/>
+                <w:sz w:val="15"/>
+                <w:szCs w:val="15"/>
+              </w:rPr>
+              <w:t xml:space="preserve">Flow F34 · Customer Service: birthdays, restock due, results with reasons, and promos</w:t>
+            </w:r>
+          </w:p>
+          <w:p>
+            <w:pPr>
+              <w:spacing w:after="20" w:before="0" w:line="264"/>
+            </w:pPr>
+            <w:r>
+              <w:rPr>
+                <w:rFonts w:ascii="Arial" w:cs="Arial" w:eastAsia="Arial" w:hAnsi="Arial"/>
+                <w:color w:val="5B6477"/>
+                <w:sz w:val="19"/>
+                <w:szCs w:val="19"/>
+              </w:rPr>
+              <w:t xml:space="preserve">1.  </w:t>
+            </w:r>
+            <w:r>
+              <w:rPr>
+                <w:rFonts w:ascii="Arial" w:cs="Arial" w:eastAsia="Arial" w:hAnsi="Arial"/>
+                <w:sz w:val="19"/>
+                <w:szCs w:val="19"/>
+              </w:rPr>
+              <w:t xml:space="preserve">Promos → Issue it to All branches (not franchises) → name, dates, description, add an item with a promo price.</w:t>
+            </w:r>
+          </w:p>
+          <w:p>
+            <w:pPr>
+              <w:spacing w:after="20" w:before="0" w:line="264"/>
+            </w:pPr>
+            <w:r>
+              <w:rPr>
+                <w:rFonts w:ascii="Arial" w:cs="Arial" w:eastAsia="Arial" w:hAnsi="Arial"/>
+                <w:color w:val="5B6477"/>
+                <w:sz w:val="19"/>
+                <w:szCs w:val="19"/>
+              </w:rPr>
+              <w:t xml:space="preserve">2.  </w:t>
+            </w:r>
+            <w:r>
+              <w:rPr>
+                <w:rFonts w:ascii="Arial" w:cs="Arial" w:eastAsia="Arial" w:hAnsi="Arial"/>
+                <w:sz w:val="19"/>
+                <w:szCs w:val="19"/>
+              </w:rPr>
+              <w:t xml:space="preserve">Issue promo and send memo.</w:t>
+            </w:r>
+          </w:p>
+          <w:p>
+            <w:pPr>
+              <w:spacing w:after="20" w:before="0" w:line="264"/>
+            </w:pPr>
+            <w:r>
+              <w:rPr>
+                <w:rFonts w:ascii="Arial" w:cs="Arial" w:eastAsia="Arial" w:hAnsi="Arial"/>
+                <w:color w:val="5B6477"/>
+                <w:sz w:val="19"/>
+                <w:szCs w:val="19"/>
+              </w:rPr>
+              <w:t xml:space="preserve">3.  </w:t>
+            </w:r>
+            <w:r>
+              <w:rPr>
+                <w:rFonts w:ascii="Arial" w:cs="Arial" w:eastAsia="Arial" w:hAnsi="Arial"/>
+                <w:sz w:val="19"/>
+                <w:szCs w:val="19"/>
+              </w:rPr>
+              <w:t xml:space="preserve">Open the memo from the promo.</w:t>
+            </w:r>
+          </w:p>
+          <w:p>
+            <w:pPr>
+              <w:spacing w:after="20" w:before="0" w:line="264"/>
+            </w:pPr>
+            <w:r>
+              <w:rPr>
+                <w:rFonts w:ascii="Arial" w:cs="Arial" w:eastAsia="Arial" w:hAnsi="Arial"/>
+                <w:color w:val="5B6477"/>
+                <w:sz w:val="19"/>
+                <w:szCs w:val="19"/>
+              </w:rPr>
+              <w:t xml:space="preserve">4.  </w:t>
+            </w:r>
+            <w:r>
+              <w:rPr>
+                <w:rFonts w:ascii="Arial" w:cs="Arial" w:eastAsia="Arial" w:hAnsi="Arial"/>
+                <w:sz w:val="19"/>
+                <w:szCs w:val="19"/>
+              </w:rPr>
+              <w:t xml:space="preserve">Cancel the promo with a reason.</w:t>
+            </w:r>
+          </w:p>
+          <w:p>
+            <w:pPr>
+              <w:spacing w:after="0" w:before="60" w:line="264"/>
+            </w:pPr>
+            <w:r>
+              <w:rPr>
+                <w:rFonts w:ascii="Arial" w:cs="Arial" w:eastAsia="Arial" w:hAnsi="Arial"/>
+                <w:b/>
+                <w:bCs/>
+                <w:color w:val="0B1F3A"/>
+                <w:sz w:val="19"/>
+                <w:szCs w:val="19"/>
+              </w:rPr>
+              <w:t xml:space="preserve">You should see: </w:t>
+            </w:r>
+            <w:r>
+              <w:rPr>
+                <w:rFonts w:ascii="Arial" w:cs="Arial" w:eastAsia="Arial" w:hAnsi="Arial"/>
+                <w:sz w:val="19"/>
+                <w:szCs w:val="19"/>
+              </w:rPr>
+              <w:t xml:space="preserve">A numbered memo and a highlighted PROMO notice go to every branch (franchises get nothing). Cancelling tells everyone and withdraws the memo.</w:t>
             </w:r>
           </w:p>
         </w:tc>
@@ -8632,7 +8959,7 @@
                 <w:sz w:val="17"/>
                 <w:szCs w:val="17"/>
               </w:rPr>
-              <w:t xml:space="preserve">Passed (of 29)</w:t>
+              <w:t xml:space="preserve">Passed (of 30)</w:t>
             </w:r>
           </w:p>
         </w:tc>

--- a/docs/acceptance-test/per-user/02-head.auditor.docx
+++ b/docs/acceptance-test/per-user/02-head.auditor.docx
@@ -117,7 +117,7 @@
           <w:sz w:val="18"/>
           <w:szCs w:val="18"/>
         </w:rPr>
-        <w:t xml:space="preserve">  ·  30 checks</w:t>
+        <w:t xml:space="preserve">  ·  31 checks</w:t>
       </w:r>
     </w:p>
     <w:tbl>
@@ -8756,6 +8756,289 @@
                 <w:szCs w:val="19"/>
               </w:rPr>
               <w:t xml:space="preserve">A numbered memo and a highlighted PROMO notice go to every branch (franchises get nothing). Cancelling tells everyone and withdraws the memo.</w:t>
+            </w:r>
+          </w:p>
+        </w:tc>
+        <w:tc>
+          <w:tcPr>
+            <w:tcW w:type="dxa" w:w="620"/>
+            <w:tcBorders>
+              <w:top w:val="single" w:color="C9D0DC" w:sz="4"/>
+              <w:left w:val="single" w:color="C9D0DC" w:sz="4"/>
+              <w:bottom w:val="single" w:color="C9D0DC" w:sz="4"/>
+              <w:right w:val="single" w:color="C9D0DC" w:sz="4"/>
+            </w:tcBorders>
+            <w:tcMar>
+              <w:top w:type="dxa" w:w="70"/>
+              <w:left w:type="dxa" w:w="100"/>
+              <w:bottom w:type="dxa" w:w="70"/>
+              <w:right w:type="dxa" w:w="100"/>
+            </w:tcMar>
+            <w:vAlign w:val="center"/>
+          </w:tcPr>
+          <w:p>
+            <w:pPr>
+              <w:spacing w:after="0" w:before="0" w:line="264"/>
+              <w:jc w:val="center"/>
+            </w:pPr>
+            <w:r>
+              <w:rPr>
+                <w:rFonts w:ascii="Arial" w:cs="Arial" w:eastAsia="Arial" w:hAnsi="Arial"/>
+                <w:sz w:val="30"/>
+                <w:szCs w:val="30"/>
+              </w:rPr>
+              <w:t xml:space="preserve">☐</w:t>
+            </w:r>
+          </w:p>
+        </w:tc>
+        <w:tc>
+          <w:tcPr>
+            <w:tcW w:type="dxa" w:w="620"/>
+            <w:tcBorders>
+              <w:top w:val="single" w:color="C9D0DC" w:sz="4"/>
+              <w:left w:val="single" w:color="C9D0DC" w:sz="4"/>
+              <w:bottom w:val="single" w:color="C9D0DC" w:sz="4"/>
+              <w:right w:val="single" w:color="C9D0DC" w:sz="4"/>
+            </w:tcBorders>
+            <w:tcMar>
+              <w:top w:type="dxa" w:w="70"/>
+              <w:left w:type="dxa" w:w="100"/>
+              <w:bottom w:type="dxa" w:w="70"/>
+              <w:right w:type="dxa" w:w="100"/>
+            </w:tcMar>
+            <w:vAlign w:val="center"/>
+          </w:tcPr>
+          <w:p>
+            <w:pPr>
+              <w:spacing w:after="0" w:before="0" w:line="264"/>
+              <w:jc w:val="center"/>
+            </w:pPr>
+            <w:r>
+              <w:rPr>
+                <w:rFonts w:ascii="Arial" w:cs="Arial" w:eastAsia="Arial" w:hAnsi="Arial"/>
+                <w:sz w:val="30"/>
+                <w:szCs w:val="30"/>
+              </w:rPr>
+              <w:t xml:space="preserve">☐</w:t>
+            </w:r>
+          </w:p>
+        </w:tc>
+        <w:tc>
+          <w:tcPr>
+            <w:tcW w:type="dxa" w:w="620"/>
+            <w:tcBorders>
+              <w:top w:val="single" w:color="C9D0DC" w:sz="4"/>
+              <w:left w:val="single" w:color="C9D0DC" w:sz="4"/>
+              <w:bottom w:val="single" w:color="C9D0DC" w:sz="4"/>
+              <w:right w:val="single" w:color="C9D0DC" w:sz="4"/>
+            </w:tcBorders>
+            <w:tcMar>
+              <w:top w:type="dxa" w:w="70"/>
+              <w:left w:type="dxa" w:w="100"/>
+              <w:bottom w:type="dxa" w:w="70"/>
+              <w:right w:type="dxa" w:w="100"/>
+            </w:tcMar>
+            <w:vAlign w:val="center"/>
+          </w:tcPr>
+          <w:p>
+            <w:pPr>
+              <w:spacing w:after="0" w:before="0" w:line="264"/>
+              <w:jc w:val="center"/>
+            </w:pPr>
+            <w:r>
+              <w:rPr>
+                <w:rFonts w:ascii="Arial" w:cs="Arial" w:eastAsia="Arial" w:hAnsi="Arial"/>
+                <w:sz w:val="30"/>
+                <w:szCs w:val="30"/>
+              </w:rPr>
+              <w:t xml:space="preserve">☐</w:t>
+            </w:r>
+          </w:p>
+        </w:tc>
+        <w:tc>
+          <w:tcPr>
+            <w:tcW w:type="dxa" w:w="2040"/>
+            <w:tcBorders>
+              <w:top w:val="single" w:color="C9D0DC" w:sz="4"/>
+              <w:left w:val="single" w:color="C9D0DC" w:sz="4"/>
+              <w:bottom w:val="single" w:color="C9D0DC" w:sz="4"/>
+              <w:right w:val="single" w:color="C9D0DC" w:sz="4"/>
+            </w:tcBorders>
+            <w:tcMar>
+              <w:top w:type="dxa" w:w="70"/>
+              <w:left w:type="dxa" w:w="100"/>
+              <w:bottom w:type="dxa" w:w="70"/>
+              <w:right w:type="dxa" w:w="100"/>
+            </w:tcMar>
+            <w:vAlign w:val="top"/>
+          </w:tcPr>
+          <w:p>
+            <w:pPr>
+              <w:spacing w:after="0" w:before="0" w:line="264"/>
+            </w:pPr>
+            <w:r>
+              <w:rPr>
+                <w:rFonts w:ascii="Arial" w:cs="Arial" w:eastAsia="Arial" w:hAnsi="Arial"/>
+                <w:sz w:val="19"/>
+                <w:szCs w:val="19"/>
+              </w:rPr>
+              <w:t xml:space="preserve"> </w:t>
+            </w:r>
+          </w:p>
+        </w:tc>
+      </w:tr>
+      <w:tr>
+        <w:trPr>
+          <w:cantSplit/>
+        </w:trPr>
+        <w:tc>
+          <w:tcPr>
+            <w:tcW w:type="dxa" w:w="860"/>
+            <w:tcBorders>
+              <w:top w:val="single" w:color="C9D0DC" w:sz="4"/>
+              <w:left w:val="single" w:color="C9D0DC" w:sz="4"/>
+              <w:bottom w:val="single" w:color="C9D0DC" w:sz="4"/>
+              <w:right w:val="single" w:color="C9D0DC" w:sz="4"/>
+            </w:tcBorders>
+            <w:tcMar>
+              <w:top w:type="dxa" w:w="70"/>
+              <w:left w:type="dxa" w:w="100"/>
+              <w:bottom w:type="dxa" w:w="70"/>
+              <w:right w:type="dxa" w:w="100"/>
+            </w:tcMar>
+            <w:vAlign w:val="top"/>
+          </w:tcPr>
+          <w:p>
+            <w:pPr>
+              <w:spacing w:after="0" w:before="0" w:line="264"/>
+            </w:pPr>
+            <w:r>
+              <w:rPr>
+                <w:rFonts w:ascii="Arial" w:cs="Arial" w:eastAsia="Arial" w:hAnsi="Arial"/>
+                <w:b/>
+                <w:bCs/>
+                <w:color w:val="5B6477"/>
+                <w:sz w:val="16"/>
+                <w:szCs w:val="16"/>
+              </w:rPr>
+              <w:t xml:space="preserve">HA-RP</w:t>
+            </w:r>
+          </w:p>
+        </w:tc>
+        <w:tc>
+          <w:tcPr>
+            <w:tcW w:type="dxa" w:w="5480"/>
+            <w:tcBorders>
+              <w:top w:val="single" w:color="C9D0DC" w:sz="4"/>
+              <w:left w:val="single" w:color="C9D0DC" w:sz="4"/>
+              <w:bottom w:val="single" w:color="C9D0DC" w:sz="4"/>
+              <w:right w:val="single" w:color="C9D0DC" w:sz="4"/>
+            </w:tcBorders>
+            <w:tcMar>
+              <w:top w:type="dxa" w:w="70"/>
+              <w:left w:type="dxa" w:w="100"/>
+              <w:bottom w:type="dxa" w:w="70"/>
+              <w:right w:type="dxa" w:w="100"/>
+            </w:tcMar>
+            <w:vAlign w:val="top"/>
+          </w:tcPr>
+          <w:p>
+            <w:pPr>
+              <w:spacing w:after="40" w:before="0" w:line="264"/>
+            </w:pPr>
+            <w:r>
+              <w:rPr>
+                <w:rFonts w:ascii="Arial" w:cs="Arial" w:eastAsia="Arial" w:hAnsi="Arial"/>
+                <w:b/>
+                <w:bCs/>
+                <w:sz w:val="20"/>
+                <w:szCs w:val="20"/>
+              </w:rPr>
+              <w:t xml:space="preserve">Approve a replacement payment on a closed day</w:t>
+            </w:r>
+          </w:p>
+          <w:p>
+            <w:pPr>
+              <w:spacing w:after="40" w:before="0" w:line="264"/>
+            </w:pPr>
+            <w:r>
+              <w:rPr>
+                <w:rFonts w:ascii="Arial" w:cs="Arial" w:eastAsia="Arial" w:hAnsi="Arial"/>
+                <w:i/>
+                <w:iCs/>
+                <w:color w:val="5B6477"/>
+                <w:sz w:val="15"/>
+                <w:szCs w:val="15"/>
+              </w:rPr>
+              <w:t xml:space="preserve">Flow F35 · Replacement payments: how and when the customer settled the difference</w:t>
+            </w:r>
+          </w:p>
+          <w:p>
+            <w:pPr>
+              <w:spacing w:after="20" w:before="0" w:line="264"/>
+            </w:pPr>
+            <w:r>
+              <w:rPr>
+                <w:rFonts w:ascii="Arial" w:cs="Arial" w:eastAsia="Arial" w:hAnsi="Arial"/>
+                <w:color w:val="5B6477"/>
+                <w:sz w:val="19"/>
+                <w:szCs w:val="19"/>
+              </w:rPr>
+              <w:t xml:space="preserve">1.  </w:t>
+            </w:r>
+            <w:r>
+              <w:rPr>
+                <w:rFonts w:ascii="Arial" w:cs="Arial" w:eastAsia="Arial" w:hAnsi="Arial"/>
+                <w:sz w:val="19"/>
+                <w:szCs w:val="19"/>
+              </w:rPr>
+              <w:t xml:space="preserve">My Approvals → Replacement payment dated on a closed day.</w:t>
+            </w:r>
+          </w:p>
+          <w:p>
+            <w:pPr>
+              <w:spacing w:after="20" w:before="0" w:line="264"/>
+            </w:pPr>
+            <w:r>
+              <w:rPr>
+                <w:rFonts w:ascii="Arial" w:cs="Arial" w:eastAsia="Arial" w:hAnsi="Arial"/>
+                <w:color w:val="5B6477"/>
+                <w:sz w:val="19"/>
+                <w:szCs w:val="19"/>
+              </w:rPr>
+              <w:t xml:space="preserve">2.  </w:t>
+            </w:r>
+            <w:r>
+              <w:rPr>
+                <w:rFonts w:ascii="Arial" w:cs="Arial" w:eastAsia="Arial" w:hAnsi="Arial"/>
+                <w:sz w:val="19"/>
+                <w:szCs w:val="19"/>
+              </w:rPr>
+              <w:t xml:space="preserve">Read the ticket, the day, how it was paid and the amount → Approve (or Reject with a reason).</w:t>
+            </w:r>
+          </w:p>
+          <w:p>
+            <w:pPr>
+              <w:spacing w:after="0" w:before="60" w:line="264"/>
+            </w:pPr>
+            <w:r>
+              <w:rPr>
+                <w:rFonts w:ascii="Arial" w:cs="Arial" w:eastAsia="Arial" w:hAnsi="Arial"/>
+                <w:b/>
+                <w:bCs/>
+                <w:color w:val="0B1F3A"/>
+                <w:sz w:val="19"/>
+                <w:szCs w:val="19"/>
+              </w:rPr>
+              <w:t xml:space="preserve">You should see: </w:t>
+            </w:r>
+            <w:r>
+              <w:rPr>
+                <w:rFonts w:ascii="Arial" w:cs="Arial" w:eastAsia="Arial" w:hAnsi="Arial"/>
+                <w:sz w:val="19"/>
+                <w:szCs w:val="19"/>
+              </w:rPr>
+              <w:t xml:space="preserve">Approved: it joins that day's Daily Sales Report and books. Rejected: the branch is told and records it again.</w:t>
             </w:r>
           </w:p>
         </w:tc>
@@ -8959,7 +9242,7 @@
                 <w:sz w:val="17"/>
                 <w:szCs w:val="17"/>
               </w:rPr>
-              <w:t xml:space="preserve">Passed (of 30)</w:t>
+              <w:t xml:space="preserve">Passed (of 31)</w:t>
             </w:r>
           </w:p>
         </w:tc>

--- a/docs/acceptance-test/per-user/02-head.auditor.docx
+++ b/docs/acceptance-test/per-user/02-head.auditor.docx
@@ -117,7 +117,7 @@
           <w:sz w:val="18"/>
           <w:szCs w:val="18"/>
         </w:rPr>
-        <w:t xml:space="preserve">  ·  31 checks</w:t>
+        <w:t xml:space="preserve">  ·  32 checks</w:t>
       </w:r>
     </w:p>
     <w:tbl>
@@ -9039,6 +9039,355 @@
                 <w:szCs w:val="19"/>
               </w:rPr>
               <w:t xml:space="preserve">Approved: it joins that day's Daily Sales Report and books. Rejected: the branch is told and records it again.</w:t>
+            </w:r>
+          </w:p>
+        </w:tc>
+        <w:tc>
+          <w:tcPr>
+            <w:tcW w:type="dxa" w:w="620"/>
+            <w:tcBorders>
+              <w:top w:val="single" w:color="C9D0DC" w:sz="4"/>
+              <w:left w:val="single" w:color="C9D0DC" w:sz="4"/>
+              <w:bottom w:val="single" w:color="C9D0DC" w:sz="4"/>
+              <w:right w:val="single" w:color="C9D0DC" w:sz="4"/>
+            </w:tcBorders>
+            <w:tcMar>
+              <w:top w:type="dxa" w:w="70"/>
+              <w:left w:type="dxa" w:w="100"/>
+              <w:bottom w:type="dxa" w:w="70"/>
+              <w:right w:type="dxa" w:w="100"/>
+            </w:tcMar>
+            <w:vAlign w:val="center"/>
+          </w:tcPr>
+          <w:p>
+            <w:pPr>
+              <w:spacing w:after="0" w:before="0" w:line="264"/>
+              <w:jc w:val="center"/>
+            </w:pPr>
+            <w:r>
+              <w:rPr>
+                <w:rFonts w:ascii="Arial" w:cs="Arial" w:eastAsia="Arial" w:hAnsi="Arial"/>
+                <w:sz w:val="30"/>
+                <w:szCs w:val="30"/>
+              </w:rPr>
+              <w:t xml:space="preserve">☐</w:t>
+            </w:r>
+          </w:p>
+        </w:tc>
+        <w:tc>
+          <w:tcPr>
+            <w:tcW w:type="dxa" w:w="620"/>
+            <w:tcBorders>
+              <w:top w:val="single" w:color="C9D0DC" w:sz="4"/>
+              <w:left w:val="single" w:color="C9D0DC" w:sz="4"/>
+              <w:bottom w:val="single" w:color="C9D0DC" w:sz="4"/>
+              <w:right w:val="single" w:color="C9D0DC" w:sz="4"/>
+            </w:tcBorders>
+            <w:tcMar>
+              <w:top w:type="dxa" w:w="70"/>
+              <w:left w:type="dxa" w:w="100"/>
+              <w:bottom w:type="dxa" w:w="70"/>
+              <w:right w:type="dxa" w:w="100"/>
+            </w:tcMar>
+            <w:vAlign w:val="center"/>
+          </w:tcPr>
+          <w:p>
+            <w:pPr>
+              <w:spacing w:after="0" w:before="0" w:line="264"/>
+              <w:jc w:val="center"/>
+            </w:pPr>
+            <w:r>
+              <w:rPr>
+                <w:rFonts w:ascii="Arial" w:cs="Arial" w:eastAsia="Arial" w:hAnsi="Arial"/>
+                <w:sz w:val="30"/>
+                <w:szCs w:val="30"/>
+              </w:rPr>
+              <w:t xml:space="preserve">☐</w:t>
+            </w:r>
+          </w:p>
+        </w:tc>
+        <w:tc>
+          <w:tcPr>
+            <w:tcW w:type="dxa" w:w="620"/>
+            <w:tcBorders>
+              <w:top w:val="single" w:color="C9D0DC" w:sz="4"/>
+              <w:left w:val="single" w:color="C9D0DC" w:sz="4"/>
+              <w:bottom w:val="single" w:color="C9D0DC" w:sz="4"/>
+              <w:right w:val="single" w:color="C9D0DC" w:sz="4"/>
+            </w:tcBorders>
+            <w:tcMar>
+              <w:top w:type="dxa" w:w="70"/>
+              <w:left w:type="dxa" w:w="100"/>
+              <w:bottom w:type="dxa" w:w="70"/>
+              <w:right w:type="dxa" w:w="100"/>
+            </w:tcMar>
+            <w:vAlign w:val="center"/>
+          </w:tcPr>
+          <w:p>
+            <w:pPr>
+              <w:spacing w:after="0" w:before="0" w:line="264"/>
+              <w:jc w:val="center"/>
+            </w:pPr>
+            <w:r>
+              <w:rPr>
+                <w:rFonts w:ascii="Arial" w:cs="Arial" w:eastAsia="Arial" w:hAnsi="Arial"/>
+                <w:sz w:val="30"/>
+                <w:szCs w:val="30"/>
+              </w:rPr>
+              <w:t xml:space="preserve">☐</w:t>
+            </w:r>
+          </w:p>
+        </w:tc>
+        <w:tc>
+          <w:tcPr>
+            <w:tcW w:type="dxa" w:w="2040"/>
+            <w:tcBorders>
+              <w:top w:val="single" w:color="C9D0DC" w:sz="4"/>
+              <w:left w:val="single" w:color="C9D0DC" w:sz="4"/>
+              <w:bottom w:val="single" w:color="C9D0DC" w:sz="4"/>
+              <w:right w:val="single" w:color="C9D0DC" w:sz="4"/>
+            </w:tcBorders>
+            <w:tcMar>
+              <w:top w:type="dxa" w:w="70"/>
+              <w:left w:type="dxa" w:w="100"/>
+              <w:bottom w:type="dxa" w:w="70"/>
+              <w:right w:type="dxa" w:w="100"/>
+            </w:tcMar>
+            <w:vAlign w:val="top"/>
+          </w:tcPr>
+          <w:p>
+            <w:pPr>
+              <w:spacing w:after="0" w:before="0" w:line="264"/>
+            </w:pPr>
+            <w:r>
+              <w:rPr>
+                <w:rFonts w:ascii="Arial" w:cs="Arial" w:eastAsia="Arial" w:hAnsi="Arial"/>
+                <w:sz w:val="19"/>
+                <w:szCs w:val="19"/>
+              </w:rPr>
+              <w:t xml:space="preserve"> </w:t>
+            </w:r>
+          </w:p>
+        </w:tc>
+      </w:tr>
+      <w:tr>
+        <w:trPr>
+          <w:cantSplit/>
+        </w:trPr>
+        <w:tc>
+          <w:tcPr>
+            <w:tcW w:type="dxa" w:w="860"/>
+            <w:tcBorders>
+              <w:top w:val="single" w:color="C9D0DC" w:sz="4"/>
+              <w:left w:val="single" w:color="C9D0DC" w:sz="4"/>
+              <w:bottom w:val="single" w:color="C9D0DC" w:sz="4"/>
+              <w:right w:val="single" w:color="C9D0DC" w:sz="4"/>
+            </w:tcBorders>
+            <w:tcMar>
+              <w:top w:type="dxa" w:w="70"/>
+              <w:left w:type="dxa" w:w="100"/>
+              <w:bottom w:type="dxa" w:w="70"/>
+              <w:right w:type="dxa" w:w="100"/>
+            </w:tcMar>
+            <w:vAlign w:val="top"/>
+          </w:tcPr>
+          <w:p>
+            <w:pPr>
+              <w:spacing w:after="0" w:before="0" w:line="264"/>
+            </w:pPr>
+            <w:r>
+              <w:rPr>
+                <w:rFonts w:ascii="Arial" w:cs="Arial" w:eastAsia="Arial" w:hAnsi="Arial"/>
+                <w:b/>
+                <w:bCs/>
+                <w:color w:val="5B6477"/>
+                <w:sz w:val="16"/>
+                <w:szCs w:val="16"/>
+              </w:rPr>
+              <w:t xml:space="preserve">HA-PO</w:t>
+            </w:r>
+          </w:p>
+        </w:tc>
+        <w:tc>
+          <w:tcPr>
+            <w:tcW w:type="dxa" w:w="5480"/>
+            <w:tcBorders>
+              <w:top w:val="single" w:color="C9D0DC" w:sz="4"/>
+              <w:left w:val="single" w:color="C9D0DC" w:sz="4"/>
+              <w:bottom w:val="single" w:color="C9D0DC" w:sz="4"/>
+              <w:right w:val="single" w:color="C9D0DC" w:sz="4"/>
+            </w:tcBorders>
+            <w:tcMar>
+              <w:top w:type="dxa" w:w="70"/>
+              <w:left w:type="dxa" w:w="100"/>
+              <w:bottom w:type="dxa" w:w="70"/>
+              <w:right w:type="dxa" w:w="100"/>
+            </w:tcMar>
+            <w:vAlign w:val="top"/>
+          </w:tcPr>
+          <w:p>
+            <w:pPr>
+              <w:spacing w:after="40" w:before="0" w:line="264"/>
+            </w:pPr>
+            <w:r>
+              <w:rPr>
+                <w:rFonts w:ascii="Arial" w:cs="Arial" w:eastAsia="Arial" w:hAnsi="Arial"/>
+                <w:b/>
+                <w:bCs/>
+                <w:sz w:val="20"/>
+                <w:szCs w:val="20"/>
+              </w:rPr>
+              <w:t xml:space="preserve">Generate a restock request and send it to the Owner</w:t>
+            </w:r>
+          </w:p>
+          <w:p>
+            <w:pPr>
+              <w:spacing w:after="40" w:before="0" w:line="264"/>
+            </w:pPr>
+            <w:r>
+              <w:rPr>
+                <w:rFonts w:ascii="Arial" w:cs="Arial" w:eastAsia="Arial" w:hAnsi="Arial"/>
+                <w:i/>
+                <w:iCs/>
+                <w:color w:val="5B6477"/>
+                <w:sz w:val="15"/>
+                <w:szCs w:val="15"/>
+              </w:rPr>
+              <w:t xml:space="preserve">Flow F36 · Restock request and purchase orders</w:t>
+            </w:r>
+          </w:p>
+          <w:p>
+            <w:pPr>
+              <w:spacing w:after="20" w:before="0" w:line="264"/>
+            </w:pPr>
+            <w:r>
+              <w:rPr>
+                <w:rFonts w:ascii="Arial" w:cs="Arial" w:eastAsia="Arial" w:hAnsi="Arial"/>
+                <w:color w:val="5B6477"/>
+                <w:sz w:val="19"/>
+                <w:szCs w:val="19"/>
+              </w:rPr>
+              <w:t xml:space="preserve">1.  </w:t>
+            </w:r>
+            <w:r>
+              <w:rPr>
+                <w:rFonts w:ascii="Arial" w:cs="Arial" w:eastAsia="Arial" w:hAnsi="Arial"/>
+                <w:sz w:val="19"/>
+                <w:szCs w:val="19"/>
+              </w:rPr>
+              <w:t xml:space="preserve">Restock &amp; Purchase Orders → Generate a restock request → Generate.</w:t>
+            </w:r>
+          </w:p>
+          <w:p>
+            <w:pPr>
+              <w:spacing w:after="20" w:before="0" w:line="264"/>
+            </w:pPr>
+            <w:r>
+              <w:rPr>
+                <w:rFonts w:ascii="Arial" w:cs="Arial" w:eastAsia="Arial" w:hAnsi="Arial"/>
+                <w:color w:val="5B6477"/>
+                <w:sz w:val="19"/>
+                <w:szCs w:val="19"/>
+              </w:rPr>
+              <w:t xml:space="preserve">2.  </w:t>
+            </w:r>
+            <w:r>
+              <w:rPr>
+                <w:rFonts w:ascii="Arial" w:cs="Arial" w:eastAsia="Arial" w:hAnsi="Arial"/>
+                <w:sz w:val="19"/>
+                <w:szCs w:val="19"/>
+              </w:rPr>
+              <w:t xml:space="preserve">Open an order: read days left, the suggested transfer and the share per branch.</w:t>
+            </w:r>
+          </w:p>
+          <w:p>
+            <w:pPr>
+              <w:spacing w:after="20" w:before="0" w:line="264"/>
+            </w:pPr>
+            <w:r>
+              <w:rPr>
+                <w:rFonts w:ascii="Arial" w:cs="Arial" w:eastAsia="Arial" w:hAnsi="Arial"/>
+                <w:color w:val="5B6477"/>
+                <w:sz w:val="19"/>
+                <w:szCs w:val="19"/>
+              </w:rPr>
+              <w:t xml:space="preserve">3.  </w:t>
+            </w:r>
+            <w:r>
+              <w:rPr>
+                <w:rFonts w:ascii="Arial" w:cs="Arial" w:eastAsia="Arial" w:hAnsi="Arial"/>
+                <w:sz w:val="19"/>
+                <w:szCs w:val="19"/>
+              </w:rPr>
+              <w:t xml:space="preserve">Change one order quantity and one transfer quantity, add an item, Save changes.</w:t>
+            </w:r>
+          </w:p>
+          <w:p>
+            <w:pPr>
+              <w:spacing w:after="20" w:before="0" w:line="264"/>
+            </w:pPr>
+            <w:r>
+              <w:rPr>
+                <w:rFonts w:ascii="Arial" w:cs="Arial" w:eastAsia="Arial" w:hAnsi="Arial"/>
+                <w:color w:val="5B6477"/>
+                <w:sz w:val="19"/>
+                <w:szCs w:val="19"/>
+              </w:rPr>
+              <w:t xml:space="preserve">4.  </w:t>
+            </w:r>
+            <w:r>
+              <w:rPr>
+                <w:rFonts w:ascii="Arial" w:cs="Arial" w:eastAsia="Arial" w:hAnsi="Arial"/>
+                <w:sz w:val="19"/>
+                <w:szCs w:val="19"/>
+              </w:rPr>
+              <w:t xml:space="preserve">Print the supplier copy, the internal copy and the warehouse copy.</w:t>
+            </w:r>
+          </w:p>
+          <w:p>
+            <w:pPr>
+              <w:spacing w:after="20" w:before="0" w:line="264"/>
+            </w:pPr>
+            <w:r>
+              <w:rPr>
+                <w:rFonts w:ascii="Arial" w:cs="Arial" w:eastAsia="Arial" w:hAnsi="Arial"/>
+                <w:color w:val="5B6477"/>
+                <w:sz w:val="19"/>
+                <w:szCs w:val="19"/>
+              </w:rPr>
+              <w:t xml:space="preserve">5.  </w:t>
+            </w:r>
+            <w:r>
+              <w:rPr>
+                <w:rFonts w:ascii="Arial" w:cs="Arial" w:eastAsia="Arial" w:hAnsi="Arial"/>
+                <w:sz w:val="19"/>
+                <w:szCs w:val="19"/>
+              </w:rPr>
+              <w:t xml:space="preserve">Send to the Owner for approval.</w:t>
+            </w:r>
+          </w:p>
+          <w:p>
+            <w:pPr>
+              <w:spacing w:after="0" w:before="60" w:line="264"/>
+            </w:pPr>
+            <w:r>
+              <w:rPr>
+                <w:rFonts w:ascii="Arial" w:cs="Arial" w:eastAsia="Arial" w:hAnsi="Arial"/>
+                <w:b/>
+                <w:bCs/>
+                <w:color w:val="0B1F3A"/>
+                <w:sz w:val="19"/>
+                <w:szCs w:val="19"/>
+              </w:rPr>
+              <w:t xml:space="preserve">You should see: </w:t>
+            </w:r>
+            <w:r>
+              <w:rPr>
+                <w:rFonts w:ascii="Arial" w:cs="Arial" w:eastAsia="Arial" w:hAnsi="Arial"/>
+                <w:sz w:val="19"/>
+                <w:szCs w:val="19"/>
+              </w:rPr>
+              <w:t xml:space="preserve">One order per supplier. The supplier copy shows items and quantities only, no branches. After the Owner approves you are told, and the branches are told to create their pull-outs.</w:t>
             </w:r>
           </w:p>
         </w:tc>
@@ -9242,7 +9591,7 @@
                 <w:sz w:val="17"/>
                 <w:szCs w:val="17"/>
               </w:rPr>
-              <w:t xml:space="preserve">Passed (of 31)</w:t>
+              <w:t xml:space="preserve">Passed (of 32)</w:t>
             </w:r>
           </w:p>
         </w:tc>

--- a/docs/acceptance-test/per-user/02-head.auditor.docx
+++ b/docs/acceptance-test/per-user/02-head.auditor.docx
@@ -117,7 +117,7 @@
           <w:sz w:val="18"/>
           <w:szCs w:val="18"/>
         </w:rPr>
-        <w:t xml:space="preserve">  ·  32 checks</w:t>
+        <w:t xml:space="preserve">  ·  33 checks</w:t>
       </w:r>
     </w:p>
     <w:tbl>
@@ -9388,6 +9388,311 @@
                 <w:szCs w:val="19"/>
               </w:rPr>
               <w:t xml:space="preserve">One order per supplier. The supplier copy shows items and quantities only, no branches. After the Owner approves you are told, and the branches are told to create their pull-outs.</w:t>
+            </w:r>
+          </w:p>
+        </w:tc>
+        <w:tc>
+          <w:tcPr>
+            <w:tcW w:type="dxa" w:w="620"/>
+            <w:tcBorders>
+              <w:top w:val="single" w:color="C9D0DC" w:sz="4"/>
+              <w:left w:val="single" w:color="C9D0DC" w:sz="4"/>
+              <w:bottom w:val="single" w:color="C9D0DC" w:sz="4"/>
+              <w:right w:val="single" w:color="C9D0DC" w:sz="4"/>
+            </w:tcBorders>
+            <w:tcMar>
+              <w:top w:type="dxa" w:w="70"/>
+              <w:left w:type="dxa" w:w="100"/>
+              <w:bottom w:type="dxa" w:w="70"/>
+              <w:right w:type="dxa" w:w="100"/>
+            </w:tcMar>
+            <w:vAlign w:val="center"/>
+          </w:tcPr>
+          <w:p>
+            <w:pPr>
+              <w:spacing w:after="0" w:before="0" w:line="264"/>
+              <w:jc w:val="center"/>
+            </w:pPr>
+            <w:r>
+              <w:rPr>
+                <w:rFonts w:ascii="Arial" w:cs="Arial" w:eastAsia="Arial" w:hAnsi="Arial"/>
+                <w:sz w:val="30"/>
+                <w:szCs w:val="30"/>
+              </w:rPr>
+              <w:t xml:space="preserve">☐</w:t>
+            </w:r>
+          </w:p>
+        </w:tc>
+        <w:tc>
+          <w:tcPr>
+            <w:tcW w:type="dxa" w:w="620"/>
+            <w:tcBorders>
+              <w:top w:val="single" w:color="C9D0DC" w:sz="4"/>
+              <w:left w:val="single" w:color="C9D0DC" w:sz="4"/>
+              <w:bottom w:val="single" w:color="C9D0DC" w:sz="4"/>
+              <w:right w:val="single" w:color="C9D0DC" w:sz="4"/>
+            </w:tcBorders>
+            <w:tcMar>
+              <w:top w:type="dxa" w:w="70"/>
+              <w:left w:type="dxa" w:w="100"/>
+              <w:bottom w:type="dxa" w:w="70"/>
+              <w:right w:type="dxa" w:w="100"/>
+            </w:tcMar>
+            <w:vAlign w:val="center"/>
+          </w:tcPr>
+          <w:p>
+            <w:pPr>
+              <w:spacing w:after="0" w:before="0" w:line="264"/>
+              <w:jc w:val="center"/>
+            </w:pPr>
+            <w:r>
+              <w:rPr>
+                <w:rFonts w:ascii="Arial" w:cs="Arial" w:eastAsia="Arial" w:hAnsi="Arial"/>
+                <w:sz w:val="30"/>
+                <w:szCs w:val="30"/>
+              </w:rPr>
+              <w:t xml:space="preserve">☐</w:t>
+            </w:r>
+          </w:p>
+        </w:tc>
+        <w:tc>
+          <w:tcPr>
+            <w:tcW w:type="dxa" w:w="620"/>
+            <w:tcBorders>
+              <w:top w:val="single" w:color="C9D0DC" w:sz="4"/>
+              <w:left w:val="single" w:color="C9D0DC" w:sz="4"/>
+              <w:bottom w:val="single" w:color="C9D0DC" w:sz="4"/>
+              <w:right w:val="single" w:color="C9D0DC" w:sz="4"/>
+            </w:tcBorders>
+            <w:tcMar>
+              <w:top w:type="dxa" w:w="70"/>
+              <w:left w:type="dxa" w:w="100"/>
+              <w:bottom w:type="dxa" w:w="70"/>
+              <w:right w:type="dxa" w:w="100"/>
+            </w:tcMar>
+            <w:vAlign w:val="center"/>
+          </w:tcPr>
+          <w:p>
+            <w:pPr>
+              <w:spacing w:after="0" w:before="0" w:line="264"/>
+              <w:jc w:val="center"/>
+            </w:pPr>
+            <w:r>
+              <w:rPr>
+                <w:rFonts w:ascii="Arial" w:cs="Arial" w:eastAsia="Arial" w:hAnsi="Arial"/>
+                <w:sz w:val="30"/>
+                <w:szCs w:val="30"/>
+              </w:rPr>
+              <w:t xml:space="preserve">☐</w:t>
+            </w:r>
+          </w:p>
+        </w:tc>
+        <w:tc>
+          <w:tcPr>
+            <w:tcW w:type="dxa" w:w="2040"/>
+            <w:tcBorders>
+              <w:top w:val="single" w:color="C9D0DC" w:sz="4"/>
+              <w:left w:val="single" w:color="C9D0DC" w:sz="4"/>
+              <w:bottom w:val="single" w:color="C9D0DC" w:sz="4"/>
+              <w:right w:val="single" w:color="C9D0DC" w:sz="4"/>
+            </w:tcBorders>
+            <w:tcMar>
+              <w:top w:type="dxa" w:w="70"/>
+              <w:left w:type="dxa" w:w="100"/>
+              <w:bottom w:type="dxa" w:w="70"/>
+              <w:right w:type="dxa" w:w="100"/>
+            </w:tcMar>
+            <w:vAlign w:val="top"/>
+          </w:tcPr>
+          <w:p>
+            <w:pPr>
+              <w:spacing w:after="0" w:before="0" w:line="264"/>
+            </w:pPr>
+            <w:r>
+              <w:rPr>
+                <w:rFonts w:ascii="Arial" w:cs="Arial" w:eastAsia="Arial" w:hAnsi="Arial"/>
+                <w:sz w:val="19"/>
+                <w:szCs w:val="19"/>
+              </w:rPr>
+              <w:t xml:space="preserve"> </w:t>
+            </w:r>
+          </w:p>
+        </w:tc>
+      </w:tr>
+      <w:tr>
+        <w:trPr>
+          <w:cantSplit/>
+        </w:trPr>
+        <w:tc>
+          <w:tcPr>
+            <w:tcW w:type="dxa" w:w="860"/>
+            <w:tcBorders>
+              <w:top w:val="single" w:color="C9D0DC" w:sz="4"/>
+              <w:left w:val="single" w:color="C9D0DC" w:sz="4"/>
+              <w:bottom w:val="single" w:color="C9D0DC" w:sz="4"/>
+              <w:right w:val="single" w:color="C9D0DC" w:sz="4"/>
+            </w:tcBorders>
+            <w:tcMar>
+              <w:top w:type="dxa" w:w="70"/>
+              <w:left w:type="dxa" w:w="100"/>
+              <w:bottom w:type="dxa" w:w="70"/>
+              <w:right w:type="dxa" w:w="100"/>
+            </w:tcMar>
+            <w:vAlign w:val="top"/>
+          </w:tcPr>
+          <w:p>
+            <w:pPr>
+              <w:spacing w:after="0" w:before="0" w:line="264"/>
+            </w:pPr>
+            <w:r>
+              <w:rPr>
+                <w:rFonts w:ascii="Arial" w:cs="Arial" w:eastAsia="Arial" w:hAnsi="Arial"/>
+                <w:b/>
+                <w:bCs/>
+                <w:color w:val="5B6477"/>
+                <w:sz w:val="16"/>
+                <w:szCs w:val="16"/>
+              </w:rPr>
+              <w:t xml:space="preserve">HA-PF</w:t>
+            </w:r>
+          </w:p>
+        </w:tc>
+        <w:tc>
+          <w:tcPr>
+            <w:tcW w:type="dxa" w:w="5480"/>
+            <w:tcBorders>
+              <w:top w:val="single" w:color="C9D0DC" w:sz="4"/>
+              <w:left w:val="single" w:color="C9D0DC" w:sz="4"/>
+              <w:bottom w:val="single" w:color="C9D0DC" w:sz="4"/>
+              <w:right w:val="single" w:color="C9D0DC" w:sz="4"/>
+            </w:tcBorders>
+            <w:tcMar>
+              <w:top w:type="dxa" w:w="70"/>
+              <w:left w:type="dxa" w:w="100"/>
+              <w:bottom w:type="dxa" w:w="70"/>
+              <w:right w:type="dxa" w:w="100"/>
+            </w:tcMar>
+            <w:vAlign w:val="top"/>
+          </w:tcPr>
+          <w:p>
+            <w:pPr>
+              <w:spacing w:after="40" w:before="0" w:line="264"/>
+            </w:pPr>
+            <w:r>
+              <w:rPr>
+                <w:rFonts w:ascii="Arial" w:cs="Arial" w:eastAsia="Arial" w:hAnsi="Arial"/>
+                <w:b/>
+                <w:bCs/>
+                <w:sz w:val="20"/>
+                <w:szCs w:val="20"/>
+              </w:rPr>
+              <w:t xml:space="preserve">Check the proofs of a day from the report</w:t>
+            </w:r>
+          </w:p>
+          <w:p>
+            <w:pPr>
+              <w:spacing w:after="40" w:before="0" w:line="264"/>
+            </w:pPr>
+            <w:r>
+              <w:rPr>
+                <w:rFonts w:ascii="Arial" w:cs="Arial" w:eastAsia="Arial" w:hAnsi="Arial"/>
+                <w:i/>
+                <w:iCs/>
+                <w:color w:val="5B6477"/>
+                <w:sz w:val="15"/>
+                <w:szCs w:val="15"/>
+              </w:rPr>
+              <w:t xml:space="preserve">Flow F37 · Proof of payment: uploaded once, printed with the report</w:t>
+            </w:r>
+          </w:p>
+          <w:p>
+            <w:pPr>
+              <w:spacing w:after="20" w:before="0" w:line="264"/>
+            </w:pPr>
+            <w:r>
+              <w:rPr>
+                <w:rFonts w:ascii="Arial" w:cs="Arial" w:eastAsia="Arial" w:hAnsi="Arial"/>
+                <w:color w:val="5B6477"/>
+                <w:sz w:val="19"/>
+                <w:szCs w:val="19"/>
+              </w:rPr>
+              <w:t xml:space="preserve">1.  </w:t>
+            </w:r>
+            <w:r>
+              <w:rPr>
+                <w:rFonts w:ascii="Arial" w:cs="Arial" w:eastAsia="Arial" w:hAnsi="Arial"/>
+                <w:sz w:val="19"/>
+                <w:szCs w:val="19"/>
+              </w:rPr>
+              <w:t xml:space="preserve">Reports → Daily Sales Report → PDF (or Excel) of a branch and day.</w:t>
+            </w:r>
+          </w:p>
+          <w:p>
+            <w:pPr>
+              <w:spacing w:after="20" w:before="0" w:line="264"/>
+            </w:pPr>
+            <w:r>
+              <w:rPr>
+                <w:rFonts w:ascii="Arial" w:cs="Arial" w:eastAsia="Arial" w:hAnsi="Arial"/>
+                <w:color w:val="5B6477"/>
+                <w:sz w:val="19"/>
+                <w:szCs w:val="19"/>
+              </w:rPr>
+              <w:t xml:space="preserve">2.  </w:t>
+            </w:r>
+            <w:r>
+              <w:rPr>
+                <w:rFonts w:ascii="Arial" w:cs="Arial" w:eastAsia="Arial" w:hAnsi="Arial"/>
+                <w:sz w:val="19"/>
+                <w:szCs w:val="19"/>
+              </w:rPr>
+              <w:t xml:space="preserve">At the end read the legend, the checklist and the pictures; find a sale's reference (for example ON-1) in its Proof column.</w:t>
+            </w:r>
+          </w:p>
+          <w:p>
+            <w:pPr>
+              <w:spacing w:after="20" w:before="0" w:line="264"/>
+            </w:pPr>
+            <w:r>
+              <w:rPr>
+                <w:rFonts w:ascii="Arial" w:cs="Arial" w:eastAsia="Arial" w:hAnsi="Arial"/>
+                <w:color w:val="5B6477"/>
+                <w:sz w:val="19"/>
+                <w:szCs w:val="19"/>
+              </w:rPr>
+              <w:t xml:space="preserve">3.  </w:t>
+            </w:r>
+            <w:r>
+              <w:rPr>
+                <w:rFonts w:ascii="Arial" w:cs="Arial" w:eastAsia="Arial" w:hAnsi="Arial"/>
+                <w:sz w:val="19"/>
+                <w:szCs w:val="19"/>
+              </w:rPr>
+              <w:t xml:space="preserve">Reports → Payment Proofs → choose the branch and dates → Only missing proofs → Print with the pictures (PDF).</w:t>
+            </w:r>
+          </w:p>
+          <w:p>
+            <w:pPr>
+              <w:spacing w:after="0" w:before="60" w:line="264"/>
+            </w:pPr>
+            <w:r>
+              <w:rPr>
+                <w:rFonts w:ascii="Arial" w:cs="Arial" w:eastAsia="Arial" w:hAnsi="Arial"/>
+                <w:b/>
+                <w:bCs/>
+                <w:color w:val="0B1F3A"/>
+                <w:sz w:val="19"/>
+                <w:szCs w:val="19"/>
+              </w:rPr>
+              <w:t xml:space="preserve">You should see: </w:t>
+            </w:r>
+            <w:r>
+              <w:rPr>
+                <w:rFonts w:ascii="Arial" w:cs="Arial" w:eastAsia="Arial" w:hAnsi="Arial"/>
+                <w:sz w:val="19"/>
+                <w:szCs w:val="19"/>
+              </w:rPr>
+              <w:t xml:space="preserve">Every online, card, cheque, collection, replacement payment and deposit slip shows its picture beside the right reference; anything without a proof is red and marked MISSING.</w:t>
             </w:r>
           </w:p>
         </w:tc>
@@ -9591,7 +9896,7 @@
                 <w:sz w:val="17"/>
                 <w:szCs w:val="17"/>
               </w:rPr>
-              <w:t xml:space="preserve">Passed (of 32)</w:t>
+              <w:t xml:space="preserve">Passed (of 33)</w:t>
             </w:r>
           </w:p>
         </w:tc>

--- a/docs/acceptance-test/per-user/02-head.auditor.docx
+++ b/docs/acceptance-test/per-user/02-head.auditor.docx
@@ -117,7 +117,7 @@
           <w:sz w:val="18"/>
           <w:szCs w:val="18"/>
         </w:rPr>
-        <w:t xml:space="preserve">  ·  33 checks</w:t>
+        <w:t xml:space="preserve">  ·  34 checks</w:t>
       </w:r>
     </w:p>
     <w:tbl>
@@ -9693,6 +9693,311 @@
                 <w:szCs w:val="19"/>
               </w:rPr>
               <w:t xml:space="preserve">Every online, card, cheque, collection, replacement payment and deposit slip shows its picture beside the right reference; anything without a proof is red and marked MISSING.</w:t>
+            </w:r>
+          </w:p>
+        </w:tc>
+        <w:tc>
+          <w:tcPr>
+            <w:tcW w:type="dxa" w:w="620"/>
+            <w:tcBorders>
+              <w:top w:val="single" w:color="C9D0DC" w:sz="4"/>
+              <w:left w:val="single" w:color="C9D0DC" w:sz="4"/>
+              <w:bottom w:val="single" w:color="C9D0DC" w:sz="4"/>
+              <w:right w:val="single" w:color="C9D0DC" w:sz="4"/>
+            </w:tcBorders>
+            <w:tcMar>
+              <w:top w:type="dxa" w:w="70"/>
+              <w:left w:type="dxa" w:w="100"/>
+              <w:bottom w:type="dxa" w:w="70"/>
+              <w:right w:type="dxa" w:w="100"/>
+            </w:tcMar>
+            <w:vAlign w:val="center"/>
+          </w:tcPr>
+          <w:p>
+            <w:pPr>
+              <w:spacing w:after="0" w:before="0" w:line="264"/>
+              <w:jc w:val="center"/>
+            </w:pPr>
+            <w:r>
+              <w:rPr>
+                <w:rFonts w:ascii="Arial" w:cs="Arial" w:eastAsia="Arial" w:hAnsi="Arial"/>
+                <w:sz w:val="30"/>
+                <w:szCs w:val="30"/>
+              </w:rPr>
+              <w:t xml:space="preserve">☐</w:t>
+            </w:r>
+          </w:p>
+        </w:tc>
+        <w:tc>
+          <w:tcPr>
+            <w:tcW w:type="dxa" w:w="620"/>
+            <w:tcBorders>
+              <w:top w:val="single" w:color="C9D0DC" w:sz="4"/>
+              <w:left w:val="single" w:color="C9D0DC" w:sz="4"/>
+              <w:bottom w:val="single" w:color="C9D0DC" w:sz="4"/>
+              <w:right w:val="single" w:color="C9D0DC" w:sz="4"/>
+            </w:tcBorders>
+            <w:tcMar>
+              <w:top w:type="dxa" w:w="70"/>
+              <w:left w:type="dxa" w:w="100"/>
+              <w:bottom w:type="dxa" w:w="70"/>
+              <w:right w:type="dxa" w:w="100"/>
+            </w:tcMar>
+            <w:vAlign w:val="center"/>
+          </w:tcPr>
+          <w:p>
+            <w:pPr>
+              <w:spacing w:after="0" w:before="0" w:line="264"/>
+              <w:jc w:val="center"/>
+            </w:pPr>
+            <w:r>
+              <w:rPr>
+                <w:rFonts w:ascii="Arial" w:cs="Arial" w:eastAsia="Arial" w:hAnsi="Arial"/>
+                <w:sz w:val="30"/>
+                <w:szCs w:val="30"/>
+              </w:rPr>
+              <w:t xml:space="preserve">☐</w:t>
+            </w:r>
+          </w:p>
+        </w:tc>
+        <w:tc>
+          <w:tcPr>
+            <w:tcW w:type="dxa" w:w="620"/>
+            <w:tcBorders>
+              <w:top w:val="single" w:color="C9D0DC" w:sz="4"/>
+              <w:left w:val="single" w:color="C9D0DC" w:sz="4"/>
+              <w:bottom w:val="single" w:color="C9D0DC" w:sz="4"/>
+              <w:right w:val="single" w:color="C9D0DC" w:sz="4"/>
+            </w:tcBorders>
+            <w:tcMar>
+              <w:top w:type="dxa" w:w="70"/>
+              <w:left w:type="dxa" w:w="100"/>
+              <w:bottom w:type="dxa" w:w="70"/>
+              <w:right w:type="dxa" w:w="100"/>
+            </w:tcMar>
+            <w:vAlign w:val="center"/>
+          </w:tcPr>
+          <w:p>
+            <w:pPr>
+              <w:spacing w:after="0" w:before="0" w:line="264"/>
+              <w:jc w:val="center"/>
+            </w:pPr>
+            <w:r>
+              <w:rPr>
+                <w:rFonts w:ascii="Arial" w:cs="Arial" w:eastAsia="Arial" w:hAnsi="Arial"/>
+                <w:sz w:val="30"/>
+                <w:szCs w:val="30"/>
+              </w:rPr>
+              <w:t xml:space="preserve">☐</w:t>
+            </w:r>
+          </w:p>
+        </w:tc>
+        <w:tc>
+          <w:tcPr>
+            <w:tcW w:type="dxa" w:w="2040"/>
+            <w:tcBorders>
+              <w:top w:val="single" w:color="C9D0DC" w:sz="4"/>
+              <w:left w:val="single" w:color="C9D0DC" w:sz="4"/>
+              <w:bottom w:val="single" w:color="C9D0DC" w:sz="4"/>
+              <w:right w:val="single" w:color="C9D0DC" w:sz="4"/>
+            </w:tcBorders>
+            <w:tcMar>
+              <w:top w:type="dxa" w:w="70"/>
+              <w:left w:type="dxa" w:w="100"/>
+              <w:bottom w:type="dxa" w:w="70"/>
+              <w:right w:type="dxa" w:w="100"/>
+            </w:tcMar>
+            <w:vAlign w:val="top"/>
+          </w:tcPr>
+          <w:p>
+            <w:pPr>
+              <w:spacing w:after="0" w:before="0" w:line="264"/>
+            </w:pPr>
+            <w:r>
+              <w:rPr>
+                <w:rFonts w:ascii="Arial" w:cs="Arial" w:eastAsia="Arial" w:hAnsi="Arial"/>
+                <w:sz w:val="19"/>
+                <w:szCs w:val="19"/>
+              </w:rPr>
+              <w:t xml:space="preserve"> </w:t>
+            </w:r>
+          </w:p>
+        </w:tc>
+      </w:tr>
+      <w:tr>
+        <w:trPr>
+          <w:cantSplit/>
+        </w:trPr>
+        <w:tc>
+          <w:tcPr>
+            <w:tcW w:type="dxa" w:w="860"/>
+            <w:tcBorders>
+              <w:top w:val="single" w:color="C9D0DC" w:sz="4"/>
+              <w:left w:val="single" w:color="C9D0DC" w:sz="4"/>
+              <w:bottom w:val="single" w:color="C9D0DC" w:sz="4"/>
+              <w:right w:val="single" w:color="C9D0DC" w:sz="4"/>
+            </w:tcBorders>
+            <w:tcMar>
+              <w:top w:type="dxa" w:w="70"/>
+              <w:left w:type="dxa" w:w="100"/>
+              <w:bottom w:type="dxa" w:w="70"/>
+              <w:right w:type="dxa" w:w="100"/>
+            </w:tcMar>
+            <w:vAlign w:val="top"/>
+          </w:tcPr>
+          <w:p>
+            <w:pPr>
+              <w:spacing w:after="0" w:before="0" w:line="264"/>
+            </w:pPr>
+            <w:r>
+              <w:rPr>
+                <w:rFonts w:ascii="Arial" w:cs="Arial" w:eastAsia="Arial" w:hAnsi="Arial"/>
+                <w:b/>
+                <w:bCs/>
+                <w:color w:val="5B6477"/>
+                <w:sz w:val="16"/>
+                <w:szCs w:val="16"/>
+              </w:rPr>
+              <w:t xml:space="preserve">HA-RO</w:t>
+            </w:r>
+          </w:p>
+        </w:tc>
+        <w:tc>
+          <w:tcPr>
+            <w:tcW w:type="dxa" w:w="5480"/>
+            <w:tcBorders>
+              <w:top w:val="single" w:color="C9D0DC" w:sz="4"/>
+              <w:left w:val="single" w:color="C9D0DC" w:sz="4"/>
+              <w:bottom w:val="single" w:color="C9D0DC" w:sz="4"/>
+              <w:right w:val="single" w:color="C9D0DC" w:sz="4"/>
+            </w:tcBorders>
+            <w:tcMar>
+              <w:top w:type="dxa" w:w="70"/>
+              <w:left w:type="dxa" w:w="100"/>
+              <w:bottom w:type="dxa" w:w="70"/>
+              <w:right w:type="dxa" w:w="100"/>
+            </w:tcMar>
+            <w:vAlign w:val="top"/>
+          </w:tcPr>
+          <w:p>
+            <w:pPr>
+              <w:spacing w:after="40" w:before="0" w:line="264"/>
+            </w:pPr>
+            <w:r>
+              <w:rPr>
+                <w:rFonts w:ascii="Arial" w:cs="Arial" w:eastAsia="Arial" w:hAnsi="Arial"/>
+                <w:b/>
+                <w:bCs/>
+                <w:sz w:val="20"/>
+                <w:szCs w:val="20"/>
+              </w:rPr>
+              <w:t xml:space="preserve">Order even when the data says nothing is needed</w:t>
+            </w:r>
+          </w:p>
+          <w:p>
+            <w:pPr>
+              <w:spacing w:after="40" w:before="0" w:line="264"/>
+            </w:pPr>
+            <w:r>
+              <w:rPr>
+                <w:rFonts w:ascii="Arial" w:cs="Arial" w:eastAsia="Arial" w:hAnsi="Arial"/>
+                <w:i/>
+                <w:iCs/>
+                <w:color w:val="5B6477"/>
+                <w:sz w:val="15"/>
+                <w:szCs w:val="15"/>
+              </w:rPr>
+              <w:t xml:space="preserve">Flow F38 · Warehouse cash fund and restock override</w:t>
+            </w:r>
+          </w:p>
+          <w:p>
+            <w:pPr>
+              <w:spacing w:after="20" w:before="0" w:line="264"/>
+            </w:pPr>
+            <w:r>
+              <w:rPr>
+                <w:rFonts w:ascii="Arial" w:cs="Arial" w:eastAsia="Arial" w:hAnsi="Arial"/>
+                <w:color w:val="5B6477"/>
+                <w:sz w:val="19"/>
+                <w:szCs w:val="19"/>
+              </w:rPr>
+              <w:t xml:space="preserve">1.  </w:t>
+            </w:r>
+            <w:r>
+              <w:rPr>
+                <w:rFonts w:ascii="Arial" w:cs="Arial" w:eastAsia="Arial" w:hAnsi="Arial"/>
+                <w:sz w:val="19"/>
+                <w:szCs w:val="19"/>
+              </w:rPr>
+              <w:t xml:space="preserve">Restock &amp; Purchase Orders → Generate a restock request → tick a supplier whose items do not need restocking → Generate.</w:t>
+            </w:r>
+          </w:p>
+          <w:p>
+            <w:pPr>
+              <w:spacing w:after="20" w:before="0" w:line="264"/>
+            </w:pPr>
+            <w:r>
+              <w:rPr>
+                <w:rFonts w:ascii="Arial" w:cs="Arial" w:eastAsia="Arial" w:hAnsi="Arial"/>
+                <w:color w:val="5B6477"/>
+                <w:sz w:val="19"/>
+                <w:szCs w:val="19"/>
+              </w:rPr>
+              <w:t xml:space="preserve">2.  </w:t>
+            </w:r>
+            <w:r>
+              <w:rPr>
+                <w:rFonts w:ascii="Arial" w:cs="Arial" w:eastAsia="Arial" w:hAnsi="Arial"/>
+                <w:sz w:val="19"/>
+                <w:szCs w:val="19"/>
+              </w:rPr>
+              <w:t xml:space="preserve">Read the message, then choose Every item of the supplier (or A blank order).</w:t>
+            </w:r>
+          </w:p>
+          <w:p>
+            <w:pPr>
+              <w:spacing w:after="20" w:before="0" w:line="264"/>
+            </w:pPr>
+            <w:r>
+              <w:rPr>
+                <w:rFonts w:ascii="Arial" w:cs="Arial" w:eastAsia="Arial" w:hAnsi="Arial"/>
+                <w:color w:val="5B6477"/>
+                <w:sz w:val="19"/>
+                <w:szCs w:val="19"/>
+              </w:rPr>
+              <w:t xml:space="preserve">3.  </w:t>
+            </w:r>
+            <w:r>
+              <w:rPr>
+                <w:rFonts w:ascii="Arial" w:cs="Arial" w:eastAsia="Arial" w:hAnsi="Arial"/>
+                <w:sz w:val="19"/>
+                <w:szCs w:val="19"/>
+              </w:rPr>
+              <w:t xml:space="preserve">Type the order quantity and each branch's share; Save; Send to the Owner.</w:t>
+            </w:r>
+          </w:p>
+          <w:p>
+            <w:pPr>
+              <w:spacing w:after="0" w:before="60" w:line="264"/>
+            </w:pPr>
+            <w:r>
+              <w:rPr>
+                <w:rFonts w:ascii="Arial" w:cs="Arial" w:eastAsia="Arial" w:hAnsi="Arial"/>
+                <w:b/>
+                <w:bCs/>
+                <w:color w:val="0B1F3A"/>
+                <w:sz w:val="19"/>
+                <w:szCs w:val="19"/>
+              </w:rPr>
+              <w:t xml:space="preserve">You should see: </w:t>
+            </w:r>
+            <w:r>
+              <w:rPr>
+                <w:rFonts w:ascii="Arial" w:cs="Arial" w:eastAsia="Arial" w:hAnsi="Arial"/>
+                <w:sz w:val="19"/>
+                <w:szCs w:val="19"/>
+              </w:rPr>
+              <w:t xml:space="preserve">The order is made with your quantities even though the data suggested 0. Items added by hand show a row for every branch.</w:t>
             </w:r>
           </w:p>
         </w:tc>
@@ -9896,7 +10201,7 @@
                 <w:sz w:val="17"/>
                 <w:szCs w:val="17"/>
               </w:rPr>
-              <w:t xml:space="preserve">Passed (of 33)</w:t>
+              <w:t xml:space="preserve">Passed (of 34)</w:t>
             </w:r>
           </w:p>
         </w:tc>

--- a/docs/acceptance-test/per-user/02-head.auditor.docx
+++ b/docs/acceptance-test/per-user/02-head.auditor.docx
@@ -117,7 +117,7 @@
           <w:sz w:val="18"/>
           <w:szCs w:val="18"/>
         </w:rPr>
-        <w:t xml:space="preserve">  ·  34 checks</w:t>
+        <w:t xml:space="preserve">  ·  35 checks</w:t>
       </w:r>
     </w:p>
     <w:tbl>
@@ -9998,6 +9998,289 @@
                 <w:szCs w:val="19"/>
               </w:rPr>
               <w:t xml:space="preserve">The order is made with your quantities even though the data suggested 0. Items added by hand show a row for every branch.</w:t>
+            </w:r>
+          </w:p>
+        </w:tc>
+        <w:tc>
+          <w:tcPr>
+            <w:tcW w:type="dxa" w:w="620"/>
+            <w:tcBorders>
+              <w:top w:val="single" w:color="C9D0DC" w:sz="4"/>
+              <w:left w:val="single" w:color="C9D0DC" w:sz="4"/>
+              <w:bottom w:val="single" w:color="C9D0DC" w:sz="4"/>
+              <w:right w:val="single" w:color="C9D0DC" w:sz="4"/>
+            </w:tcBorders>
+            <w:tcMar>
+              <w:top w:type="dxa" w:w="70"/>
+              <w:left w:type="dxa" w:w="100"/>
+              <w:bottom w:type="dxa" w:w="70"/>
+              <w:right w:type="dxa" w:w="100"/>
+            </w:tcMar>
+            <w:vAlign w:val="center"/>
+          </w:tcPr>
+          <w:p>
+            <w:pPr>
+              <w:spacing w:after="0" w:before="0" w:line="264"/>
+              <w:jc w:val="center"/>
+            </w:pPr>
+            <w:r>
+              <w:rPr>
+                <w:rFonts w:ascii="Arial" w:cs="Arial" w:eastAsia="Arial" w:hAnsi="Arial"/>
+                <w:sz w:val="30"/>
+                <w:szCs w:val="30"/>
+              </w:rPr>
+              <w:t xml:space="preserve">☐</w:t>
+            </w:r>
+          </w:p>
+        </w:tc>
+        <w:tc>
+          <w:tcPr>
+            <w:tcW w:type="dxa" w:w="620"/>
+            <w:tcBorders>
+              <w:top w:val="single" w:color="C9D0DC" w:sz="4"/>
+              <w:left w:val="single" w:color="C9D0DC" w:sz="4"/>
+              <w:bottom w:val="single" w:color="C9D0DC" w:sz="4"/>
+              <w:right w:val="single" w:color="C9D0DC" w:sz="4"/>
+            </w:tcBorders>
+            <w:tcMar>
+              <w:top w:type="dxa" w:w="70"/>
+              <w:left w:type="dxa" w:w="100"/>
+              <w:bottom w:type="dxa" w:w="70"/>
+              <w:right w:type="dxa" w:w="100"/>
+            </w:tcMar>
+            <w:vAlign w:val="center"/>
+          </w:tcPr>
+          <w:p>
+            <w:pPr>
+              <w:spacing w:after="0" w:before="0" w:line="264"/>
+              <w:jc w:val="center"/>
+            </w:pPr>
+            <w:r>
+              <w:rPr>
+                <w:rFonts w:ascii="Arial" w:cs="Arial" w:eastAsia="Arial" w:hAnsi="Arial"/>
+                <w:sz w:val="30"/>
+                <w:szCs w:val="30"/>
+              </w:rPr>
+              <w:t xml:space="preserve">☐</w:t>
+            </w:r>
+          </w:p>
+        </w:tc>
+        <w:tc>
+          <w:tcPr>
+            <w:tcW w:type="dxa" w:w="620"/>
+            <w:tcBorders>
+              <w:top w:val="single" w:color="C9D0DC" w:sz="4"/>
+              <w:left w:val="single" w:color="C9D0DC" w:sz="4"/>
+              <w:bottom w:val="single" w:color="C9D0DC" w:sz="4"/>
+              <w:right w:val="single" w:color="C9D0DC" w:sz="4"/>
+            </w:tcBorders>
+            <w:tcMar>
+              <w:top w:type="dxa" w:w="70"/>
+              <w:left w:type="dxa" w:w="100"/>
+              <w:bottom w:type="dxa" w:w="70"/>
+              <w:right w:type="dxa" w:w="100"/>
+            </w:tcMar>
+            <w:vAlign w:val="center"/>
+          </w:tcPr>
+          <w:p>
+            <w:pPr>
+              <w:spacing w:after="0" w:before="0" w:line="264"/>
+              <w:jc w:val="center"/>
+            </w:pPr>
+            <w:r>
+              <w:rPr>
+                <w:rFonts w:ascii="Arial" w:cs="Arial" w:eastAsia="Arial" w:hAnsi="Arial"/>
+                <w:sz w:val="30"/>
+                <w:szCs w:val="30"/>
+              </w:rPr>
+              <w:t xml:space="preserve">☐</w:t>
+            </w:r>
+          </w:p>
+        </w:tc>
+        <w:tc>
+          <w:tcPr>
+            <w:tcW w:type="dxa" w:w="2040"/>
+            <w:tcBorders>
+              <w:top w:val="single" w:color="C9D0DC" w:sz="4"/>
+              <w:left w:val="single" w:color="C9D0DC" w:sz="4"/>
+              <w:bottom w:val="single" w:color="C9D0DC" w:sz="4"/>
+              <w:right w:val="single" w:color="C9D0DC" w:sz="4"/>
+            </w:tcBorders>
+            <w:tcMar>
+              <w:top w:type="dxa" w:w="70"/>
+              <w:left w:type="dxa" w:w="100"/>
+              <w:bottom w:type="dxa" w:w="70"/>
+              <w:right w:type="dxa" w:w="100"/>
+            </w:tcMar>
+            <w:vAlign w:val="top"/>
+          </w:tcPr>
+          <w:p>
+            <w:pPr>
+              <w:spacing w:after="0" w:before="0" w:line="264"/>
+            </w:pPr>
+            <w:r>
+              <w:rPr>
+                <w:rFonts w:ascii="Arial" w:cs="Arial" w:eastAsia="Arial" w:hAnsi="Arial"/>
+                <w:sz w:val="19"/>
+                <w:szCs w:val="19"/>
+              </w:rPr>
+              <w:t xml:space="preserve"> </w:t>
+            </w:r>
+          </w:p>
+        </w:tc>
+      </w:tr>
+      <w:tr>
+        <w:trPr>
+          <w:cantSplit/>
+        </w:trPr>
+        <w:tc>
+          <w:tcPr>
+            <w:tcW w:type="dxa" w:w="860"/>
+            <w:tcBorders>
+              <w:top w:val="single" w:color="C9D0DC" w:sz="4"/>
+              <w:left w:val="single" w:color="C9D0DC" w:sz="4"/>
+              <w:bottom w:val="single" w:color="C9D0DC" w:sz="4"/>
+              <w:right w:val="single" w:color="C9D0DC" w:sz="4"/>
+            </w:tcBorders>
+            <w:tcMar>
+              <w:top w:type="dxa" w:w="70"/>
+              <w:left w:type="dxa" w:w="100"/>
+              <w:bottom w:type="dxa" w:w="70"/>
+              <w:right w:type="dxa" w:w="100"/>
+            </w:tcMar>
+            <w:vAlign w:val="top"/>
+          </w:tcPr>
+          <w:p>
+            <w:pPr>
+              <w:spacing w:after="0" w:before="0" w:line="264"/>
+            </w:pPr>
+            <w:r>
+              <w:rPr>
+                <w:rFonts w:ascii="Arial" w:cs="Arial" w:eastAsia="Arial" w:hAnsi="Arial"/>
+                <w:b/>
+                <w:bCs/>
+                <w:color w:val="5B6477"/>
+                <w:sz w:val="16"/>
+                <w:szCs w:val="16"/>
+              </w:rPr>
+              <w:t xml:space="preserve">HA-PP</w:t>
+            </w:r>
+          </w:p>
+        </w:tc>
+        <w:tc>
+          <w:tcPr>
+            <w:tcW w:type="dxa" w:w="5480"/>
+            <w:tcBorders>
+              <w:top w:val="single" w:color="C9D0DC" w:sz="4"/>
+              <w:left w:val="single" w:color="C9D0DC" w:sz="4"/>
+              <w:bottom w:val="single" w:color="C9D0DC" w:sz="4"/>
+              <w:right w:val="single" w:color="C9D0DC" w:sz="4"/>
+            </w:tcBorders>
+            <w:tcMar>
+              <w:top w:type="dxa" w:w="70"/>
+              <w:left w:type="dxa" w:w="100"/>
+              <w:bottom w:type="dxa" w:w="70"/>
+              <w:right w:type="dxa" w:w="100"/>
+            </w:tcMar>
+            <w:vAlign w:val="top"/>
+          </w:tcPr>
+          <w:p>
+            <w:pPr>
+              <w:spacing w:after="40" w:before="0" w:line="264"/>
+            </w:pPr>
+            <w:r>
+              <w:rPr>
+                <w:rFonts w:ascii="Arial" w:cs="Arial" w:eastAsia="Arial" w:hAnsi="Arial"/>
+                <w:b/>
+                <w:bCs/>
+                <w:sz w:val="20"/>
+                <w:szCs w:val="20"/>
+              </w:rPr>
+              <w:t xml:space="preserve">Promo percentage and internal quantity</w:t>
+            </w:r>
+          </w:p>
+          <w:p>
+            <w:pPr>
+              <w:spacing w:after="40" w:before="0" w:line="264"/>
+            </w:pPr>
+            <w:r>
+              <w:rPr>
+                <w:rFonts w:ascii="Arial" w:cs="Arial" w:eastAsia="Arial" w:hAnsi="Arial"/>
+                <w:i/>
+                <w:iCs/>
+                <w:color w:val="5B6477"/>
+                <w:sz w:val="15"/>
+                <w:szCs w:val="15"/>
+              </w:rPr>
+              <w:t xml:space="preserve">Flow F42 · Promo percentage, internal quantity and tick</w:t>
+            </w:r>
+          </w:p>
+          <w:p>
+            <w:pPr>
+              <w:spacing w:after="20" w:before="0" w:line="264"/>
+            </w:pPr>
+            <w:r>
+              <w:rPr>
+                <w:rFonts w:ascii="Arial" w:cs="Arial" w:eastAsia="Arial" w:hAnsi="Arial"/>
+                <w:color w:val="5B6477"/>
+                <w:sz w:val="19"/>
+                <w:szCs w:val="19"/>
+              </w:rPr>
+              <w:t xml:space="preserve">1.  </w:t>
+            </w:r>
+            <w:r>
+              <w:rPr>
+                <w:rFonts w:ascii="Arial" w:cs="Arial" w:eastAsia="Arial" w:hAnsi="Arial"/>
+                <w:sz w:val="19"/>
+                <w:szCs w:val="19"/>
+              </w:rPr>
+              <w:t xml:space="preserve">Promos → Issue a promo → choose 30% off for a product, type the internal quantity → Issue.</w:t>
+            </w:r>
+          </w:p>
+          <w:p>
+            <w:pPr>
+              <w:spacing w:after="20" w:before="0" w:line="264"/>
+            </w:pPr>
+            <w:r>
+              <w:rPr>
+                <w:rFonts w:ascii="Arial" w:cs="Arial" w:eastAsia="Arial" w:hAnsi="Arial"/>
+                <w:color w:val="5B6477"/>
+                <w:sz w:val="19"/>
+                <w:szCs w:val="19"/>
+              </w:rPr>
+              <w:t xml:space="preserve">2.  </w:t>
+            </w:r>
+            <w:r>
+              <w:rPr>
+                <w:rFonts w:ascii="Arial" w:cs="Arial" w:eastAsia="Arial" w:hAnsi="Arial"/>
+                <w:sz w:val="19"/>
+                <w:szCs w:val="19"/>
+              </w:rPr>
+              <w:t xml:space="preserve">Open See promo sales.</w:t>
+            </w:r>
+          </w:p>
+          <w:p>
+            <w:pPr>
+              <w:spacing w:after="0" w:before="60" w:line="264"/>
+            </w:pPr>
+            <w:r>
+              <w:rPr>
+                <w:rFonts w:ascii="Arial" w:cs="Arial" w:eastAsia="Arial" w:hAnsi="Arial"/>
+                <w:b/>
+                <w:bCs/>
+                <w:color w:val="0B1F3A"/>
+                <w:sz w:val="19"/>
+                <w:szCs w:val="19"/>
+              </w:rPr>
+              <w:t xml:space="preserve">You should see: </w:t>
+            </w:r>
+            <w:r>
+              <w:rPr>
+                <w:rFonts w:ascii="Arial" w:cs="Arial" w:eastAsia="Arial" w:hAnsi="Arial"/>
+                <w:sz w:val="19"/>
+                <w:szCs w:val="19"/>
+              </w:rPr>
+              <w:t xml:space="preserve">The promo price is the tier price less 30%. The internal quantity is not on the branch memo; sold and left are shown.</w:t>
             </w:r>
           </w:p>
         </w:tc>
@@ -10201,7 +10484,7 @@
                 <w:sz w:val="17"/>
                 <w:szCs w:val="17"/>
               </w:rPr>
-              <w:t xml:space="preserve">Passed (of 34)</w:t>
+              <w:t xml:space="preserve">Passed (of 35)</w:t>
             </w:r>
           </w:p>
         </w:tc>

--- a/docs/acceptance-test/per-user/02-head.auditor.docx
+++ b/docs/acceptance-test/per-user/02-head.auditor.docx
@@ -117,7 +117,7 @@
           <w:sz w:val="18"/>
           <w:szCs w:val="18"/>
         </w:rPr>
-        <w:t xml:space="preserve">  ·  35 checks</w:t>
+        <w:t xml:space="preserve">  ·  36 checks</w:t>
       </w:r>
     </w:p>
     <w:tbl>
@@ -1620,6 +1620,273 @@
                 <w:szCs w:val="19"/>
               </w:rPr>
               <w:t xml:space="preserve">The QR card shows; after a tagged sale the purchase appears with its items. Sign out and in again with the mobile number and password.</w:t>
+            </w:r>
+          </w:p>
+        </w:tc>
+        <w:tc>
+          <w:tcPr>
+            <w:tcW w:type="dxa" w:w="620"/>
+            <w:tcBorders>
+              <w:top w:val="single" w:color="C9D0DC" w:sz="4"/>
+              <w:left w:val="single" w:color="C9D0DC" w:sz="4"/>
+              <w:bottom w:val="single" w:color="C9D0DC" w:sz="4"/>
+              <w:right w:val="single" w:color="C9D0DC" w:sz="4"/>
+            </w:tcBorders>
+            <w:tcMar>
+              <w:top w:type="dxa" w:w="70"/>
+              <w:left w:type="dxa" w:w="100"/>
+              <w:bottom w:type="dxa" w:w="70"/>
+              <w:right w:type="dxa" w:w="100"/>
+            </w:tcMar>
+            <w:vAlign w:val="center"/>
+          </w:tcPr>
+          <w:p>
+            <w:pPr>
+              <w:spacing w:after="0" w:before="0" w:line="264"/>
+              <w:jc w:val="center"/>
+            </w:pPr>
+            <w:r>
+              <w:rPr>
+                <w:rFonts w:ascii="Arial" w:cs="Arial" w:eastAsia="Arial" w:hAnsi="Arial"/>
+                <w:sz w:val="30"/>
+                <w:szCs w:val="30"/>
+              </w:rPr>
+              <w:t xml:space="preserve">☐</w:t>
+            </w:r>
+          </w:p>
+        </w:tc>
+        <w:tc>
+          <w:tcPr>
+            <w:tcW w:type="dxa" w:w="620"/>
+            <w:tcBorders>
+              <w:top w:val="single" w:color="C9D0DC" w:sz="4"/>
+              <w:left w:val="single" w:color="C9D0DC" w:sz="4"/>
+              <w:bottom w:val="single" w:color="C9D0DC" w:sz="4"/>
+              <w:right w:val="single" w:color="C9D0DC" w:sz="4"/>
+            </w:tcBorders>
+            <w:tcMar>
+              <w:top w:type="dxa" w:w="70"/>
+              <w:left w:type="dxa" w:w="100"/>
+              <w:bottom w:type="dxa" w:w="70"/>
+              <w:right w:type="dxa" w:w="100"/>
+            </w:tcMar>
+            <w:vAlign w:val="center"/>
+          </w:tcPr>
+          <w:p>
+            <w:pPr>
+              <w:spacing w:after="0" w:before="0" w:line="264"/>
+              <w:jc w:val="center"/>
+            </w:pPr>
+            <w:r>
+              <w:rPr>
+                <w:rFonts w:ascii="Arial" w:cs="Arial" w:eastAsia="Arial" w:hAnsi="Arial"/>
+                <w:sz w:val="30"/>
+                <w:szCs w:val="30"/>
+              </w:rPr>
+              <w:t xml:space="preserve">☐</w:t>
+            </w:r>
+          </w:p>
+        </w:tc>
+        <w:tc>
+          <w:tcPr>
+            <w:tcW w:type="dxa" w:w="620"/>
+            <w:tcBorders>
+              <w:top w:val="single" w:color="C9D0DC" w:sz="4"/>
+              <w:left w:val="single" w:color="C9D0DC" w:sz="4"/>
+              <w:bottom w:val="single" w:color="C9D0DC" w:sz="4"/>
+              <w:right w:val="single" w:color="C9D0DC" w:sz="4"/>
+            </w:tcBorders>
+            <w:tcMar>
+              <w:top w:type="dxa" w:w="70"/>
+              <w:left w:type="dxa" w:w="100"/>
+              <w:bottom w:type="dxa" w:w="70"/>
+              <w:right w:type="dxa" w:w="100"/>
+            </w:tcMar>
+            <w:vAlign w:val="center"/>
+          </w:tcPr>
+          <w:p>
+            <w:pPr>
+              <w:spacing w:after="0" w:before="0" w:line="264"/>
+              <w:jc w:val="center"/>
+            </w:pPr>
+            <w:r>
+              <w:rPr>
+                <w:rFonts w:ascii="Arial" w:cs="Arial" w:eastAsia="Arial" w:hAnsi="Arial"/>
+                <w:sz w:val="30"/>
+                <w:szCs w:val="30"/>
+              </w:rPr>
+              <w:t xml:space="preserve">☐</w:t>
+            </w:r>
+          </w:p>
+        </w:tc>
+        <w:tc>
+          <w:tcPr>
+            <w:tcW w:type="dxa" w:w="2040"/>
+            <w:tcBorders>
+              <w:top w:val="single" w:color="C9D0DC" w:sz="4"/>
+              <w:left w:val="single" w:color="C9D0DC" w:sz="4"/>
+              <w:bottom w:val="single" w:color="C9D0DC" w:sz="4"/>
+              <w:right w:val="single" w:color="C9D0DC" w:sz="4"/>
+            </w:tcBorders>
+            <w:tcMar>
+              <w:top w:type="dxa" w:w="70"/>
+              <w:left w:type="dxa" w:w="100"/>
+              <w:bottom w:type="dxa" w:w="70"/>
+              <w:right w:type="dxa" w:w="100"/>
+            </w:tcMar>
+            <w:vAlign w:val="top"/>
+          </w:tcPr>
+          <w:p>
+            <w:pPr>
+              <w:spacing w:after="0" w:before="0" w:line="264"/>
+            </w:pPr>
+            <w:r>
+              <w:rPr>
+                <w:rFonts w:ascii="Arial" w:cs="Arial" w:eastAsia="Arial" w:hAnsi="Arial"/>
+                <w:sz w:val="19"/>
+                <w:szCs w:val="19"/>
+              </w:rPr>
+              <w:t xml:space="preserve"> </w:t>
+            </w:r>
+          </w:p>
+        </w:tc>
+      </w:tr>
+      <w:tr>
+        <w:trPr>
+          <w:cantSplit/>
+        </w:trPr>
+        <w:tc>
+          <w:tcPr>
+            <w:tcW w:type="dxa" w:w="860"/>
+            <w:tcBorders>
+              <w:top w:val="single" w:color="C9D0DC" w:sz="4"/>
+              <w:left w:val="single" w:color="C9D0DC" w:sz="4"/>
+              <w:bottom w:val="single" w:color="C9D0DC" w:sz="4"/>
+              <w:right w:val="single" w:color="C9D0DC" w:sz="4"/>
+            </w:tcBorders>
+            <w:tcMar>
+              <w:top w:type="dxa" w:w="70"/>
+              <w:left w:type="dxa" w:w="100"/>
+              <w:bottom w:type="dxa" w:w="70"/>
+              <w:right w:type="dxa" w:w="100"/>
+            </w:tcMar>
+            <w:vAlign w:val="top"/>
+          </w:tcPr>
+          <w:p>
+            <w:pPr>
+              <w:spacing w:after="0" w:before="0" w:line="264"/>
+            </w:pPr>
+            <w:r>
+              <w:rPr>
+                <w:rFonts w:ascii="Arial" w:cs="Arial" w:eastAsia="Arial" w:hAnsi="Arial"/>
+                <w:b/>
+                <w:bCs/>
+                <w:color w:val="5B6477"/>
+                <w:sz w:val="16"/>
+                <w:szCs w:val="16"/>
+              </w:rPr>
+              <w:t xml:space="preserve">CM-SRCH</w:t>
+            </w:r>
+          </w:p>
+        </w:tc>
+        <w:tc>
+          <w:tcPr>
+            <w:tcW w:type="dxa" w:w="5480"/>
+            <w:tcBorders>
+              <w:top w:val="single" w:color="C9D0DC" w:sz="4"/>
+              <w:left w:val="single" w:color="C9D0DC" w:sz="4"/>
+              <w:bottom w:val="single" w:color="C9D0DC" w:sz="4"/>
+              <w:right w:val="single" w:color="C9D0DC" w:sz="4"/>
+            </w:tcBorders>
+            <w:tcMar>
+              <w:top w:type="dxa" w:w="70"/>
+              <w:left w:type="dxa" w:w="100"/>
+              <w:bottom w:type="dxa" w:w="70"/>
+              <w:right w:type="dxa" w:w="100"/>
+            </w:tcMar>
+            <w:vAlign w:val="top"/>
+          </w:tcPr>
+          <w:p>
+            <w:pPr>
+              <w:spacing w:after="40" w:before="0" w:line="264"/>
+            </w:pPr>
+            <w:r>
+              <w:rPr>
+                <w:rFonts w:ascii="Arial" w:cs="Arial" w:eastAsia="Arial" w:hAnsi="Arial"/>
+                <w:b/>
+                <w:bCs/>
+                <w:sz w:val="20"/>
+                <w:szCs w:val="20"/>
+              </w:rPr>
+              <w:t xml:space="preserve">Dashboard search and Stock on Hand layout</w:t>
+            </w:r>
+          </w:p>
+          <w:p>
+            <w:pPr>
+              <w:spacing w:after="20" w:before="0" w:line="264"/>
+            </w:pPr>
+            <w:r>
+              <w:rPr>
+                <w:rFonts w:ascii="Arial" w:cs="Arial" w:eastAsia="Arial" w:hAnsi="Arial"/>
+                <w:color w:val="5B6477"/>
+                <w:sz w:val="19"/>
+                <w:szCs w:val="19"/>
+              </w:rPr>
+              <w:t xml:space="preserve">1.  </w:t>
+            </w:r>
+            <w:r>
+              <w:rPr>
+                <w:rFonts w:ascii="Arial" w:cs="Arial" w:eastAsia="Arial" w:hAnsi="Arial"/>
+                <w:sz w:val="19"/>
+                <w:szCs w:val="19"/>
+              </w:rPr>
+              <w:t xml:space="preserve">Dashboard → type part of a screen name in the search box.</w:t>
+            </w:r>
+          </w:p>
+          <w:p>
+            <w:pPr>
+              <w:spacing w:after="20" w:before="0" w:line="264"/>
+            </w:pPr>
+            <w:r>
+              <w:rPr>
+                <w:rFonts w:ascii="Arial" w:cs="Arial" w:eastAsia="Arial" w:hAnsi="Arial"/>
+                <w:color w:val="5B6477"/>
+                <w:sz w:val="19"/>
+                <w:szCs w:val="19"/>
+              </w:rPr>
+              <w:t xml:space="preserve">2.  </w:t>
+            </w:r>
+            <w:r>
+              <w:rPr>
+                <w:rFonts w:ascii="Arial" w:cs="Arial" w:eastAsia="Arial" w:hAnsi="Arial"/>
+                <w:sz w:val="19"/>
+                <w:szCs w:val="19"/>
+              </w:rPr>
+              <w:t xml:space="preserve">Stock on Hand → look at an item with several flavors or expiry dates (if your account sees stock).</w:t>
+            </w:r>
+          </w:p>
+          <w:p>
+            <w:pPr>
+              <w:spacing w:after="0" w:before="60" w:line="264"/>
+            </w:pPr>
+            <w:r>
+              <w:rPr>
+                <w:rFonts w:ascii="Arial" w:cs="Arial" w:eastAsia="Arial" w:hAnsi="Arial"/>
+                <w:b/>
+                <w:bCs/>
+                <w:color w:val="0B1F3A"/>
+                <w:sz w:val="19"/>
+                <w:szCs w:val="19"/>
+              </w:rPr>
+              <w:t xml:space="preserve">You should see: </w:t>
+            </w:r>
+            <w:r>
+              <w:rPr>
+                <w:rFonts w:ascii="Arial" w:cs="Arial" w:eastAsia="Arial" w:hAnsi="Arial"/>
+                <w:sz w:val="19"/>
+                <w:szCs w:val="19"/>
+              </w:rPr>
+              <w:t xml:space="preserve">The matching screens are listed. Flavors and expiry dates are shown as labelled rows with their quantity.</w:t>
             </w:r>
           </w:p>
         </w:tc>
@@ -10484,7 +10751,7 @@
                 <w:sz w:val="17"/>
                 <w:szCs w:val="17"/>
               </w:rPr>
-              <w:t xml:space="preserve">Passed (of 35)</w:t>
+              <w:t xml:space="preserve">Passed (of 36)</w:t>
             </w:r>
           </w:p>
         </w:tc>

--- a/docs/acceptance-test/per-user/02-head.auditor.docx
+++ b/docs/acceptance-test/per-user/02-head.auditor.docx
@@ -117,7 +117,7 @@
           <w:sz w:val="18"/>
           <w:szCs w:val="18"/>
         </w:rPr>
-        <w:t xml:space="preserve">  ·  36 checks</w:t>
+        <w:t xml:space="preserve">  ·  37 checks</w:t>
       </w:r>
     </w:p>
     <w:tbl>
@@ -10548,6 +10548,289 @@
                 <w:szCs w:val="19"/>
               </w:rPr>
               <w:t xml:space="preserve">The promo price is the tier price less 30%. The internal quantity is not on the branch memo; sold and left are shown.</w:t>
+            </w:r>
+          </w:p>
+        </w:tc>
+        <w:tc>
+          <w:tcPr>
+            <w:tcW w:type="dxa" w:w="620"/>
+            <w:tcBorders>
+              <w:top w:val="single" w:color="C9D0DC" w:sz="4"/>
+              <w:left w:val="single" w:color="C9D0DC" w:sz="4"/>
+              <w:bottom w:val="single" w:color="C9D0DC" w:sz="4"/>
+              <w:right w:val="single" w:color="C9D0DC" w:sz="4"/>
+            </w:tcBorders>
+            <w:tcMar>
+              <w:top w:type="dxa" w:w="70"/>
+              <w:left w:type="dxa" w:w="100"/>
+              <w:bottom w:type="dxa" w:w="70"/>
+              <w:right w:type="dxa" w:w="100"/>
+            </w:tcMar>
+            <w:vAlign w:val="center"/>
+          </w:tcPr>
+          <w:p>
+            <w:pPr>
+              <w:spacing w:after="0" w:before="0" w:line="264"/>
+              <w:jc w:val="center"/>
+            </w:pPr>
+            <w:r>
+              <w:rPr>
+                <w:rFonts w:ascii="Arial" w:cs="Arial" w:eastAsia="Arial" w:hAnsi="Arial"/>
+                <w:sz w:val="30"/>
+                <w:szCs w:val="30"/>
+              </w:rPr>
+              <w:t xml:space="preserve">☐</w:t>
+            </w:r>
+          </w:p>
+        </w:tc>
+        <w:tc>
+          <w:tcPr>
+            <w:tcW w:type="dxa" w:w="620"/>
+            <w:tcBorders>
+              <w:top w:val="single" w:color="C9D0DC" w:sz="4"/>
+              <w:left w:val="single" w:color="C9D0DC" w:sz="4"/>
+              <w:bottom w:val="single" w:color="C9D0DC" w:sz="4"/>
+              <w:right w:val="single" w:color="C9D0DC" w:sz="4"/>
+            </w:tcBorders>
+            <w:tcMar>
+              <w:top w:type="dxa" w:w="70"/>
+              <w:left w:type="dxa" w:w="100"/>
+              <w:bottom w:type="dxa" w:w="70"/>
+              <w:right w:type="dxa" w:w="100"/>
+            </w:tcMar>
+            <w:vAlign w:val="center"/>
+          </w:tcPr>
+          <w:p>
+            <w:pPr>
+              <w:spacing w:after="0" w:before="0" w:line="264"/>
+              <w:jc w:val="center"/>
+            </w:pPr>
+            <w:r>
+              <w:rPr>
+                <w:rFonts w:ascii="Arial" w:cs="Arial" w:eastAsia="Arial" w:hAnsi="Arial"/>
+                <w:sz w:val="30"/>
+                <w:szCs w:val="30"/>
+              </w:rPr>
+              <w:t xml:space="preserve">☐</w:t>
+            </w:r>
+          </w:p>
+        </w:tc>
+        <w:tc>
+          <w:tcPr>
+            <w:tcW w:type="dxa" w:w="620"/>
+            <w:tcBorders>
+              <w:top w:val="single" w:color="C9D0DC" w:sz="4"/>
+              <w:left w:val="single" w:color="C9D0DC" w:sz="4"/>
+              <w:bottom w:val="single" w:color="C9D0DC" w:sz="4"/>
+              <w:right w:val="single" w:color="C9D0DC" w:sz="4"/>
+            </w:tcBorders>
+            <w:tcMar>
+              <w:top w:type="dxa" w:w="70"/>
+              <w:left w:type="dxa" w:w="100"/>
+              <w:bottom w:type="dxa" w:w="70"/>
+              <w:right w:type="dxa" w:w="100"/>
+            </w:tcMar>
+            <w:vAlign w:val="center"/>
+          </w:tcPr>
+          <w:p>
+            <w:pPr>
+              <w:spacing w:after="0" w:before="0" w:line="264"/>
+              <w:jc w:val="center"/>
+            </w:pPr>
+            <w:r>
+              <w:rPr>
+                <w:rFonts w:ascii="Arial" w:cs="Arial" w:eastAsia="Arial" w:hAnsi="Arial"/>
+                <w:sz w:val="30"/>
+                <w:szCs w:val="30"/>
+              </w:rPr>
+              <w:t xml:space="preserve">☐</w:t>
+            </w:r>
+          </w:p>
+        </w:tc>
+        <w:tc>
+          <w:tcPr>
+            <w:tcW w:type="dxa" w:w="2040"/>
+            <w:tcBorders>
+              <w:top w:val="single" w:color="C9D0DC" w:sz="4"/>
+              <w:left w:val="single" w:color="C9D0DC" w:sz="4"/>
+              <w:bottom w:val="single" w:color="C9D0DC" w:sz="4"/>
+              <w:right w:val="single" w:color="C9D0DC" w:sz="4"/>
+            </w:tcBorders>
+            <w:tcMar>
+              <w:top w:type="dxa" w:w="70"/>
+              <w:left w:type="dxa" w:w="100"/>
+              <w:bottom w:type="dxa" w:w="70"/>
+              <w:right w:type="dxa" w:w="100"/>
+            </w:tcMar>
+            <w:vAlign w:val="top"/>
+          </w:tcPr>
+          <w:p>
+            <w:pPr>
+              <w:spacing w:after="0" w:before="0" w:line="264"/>
+            </w:pPr>
+            <w:r>
+              <w:rPr>
+                <w:rFonts w:ascii="Arial" w:cs="Arial" w:eastAsia="Arial" w:hAnsi="Arial"/>
+                <w:sz w:val="19"/>
+                <w:szCs w:val="19"/>
+              </w:rPr>
+              <w:t xml:space="preserve"> </w:t>
+            </w:r>
+          </w:p>
+        </w:tc>
+      </w:tr>
+      <w:tr>
+        <w:trPr>
+          <w:cantSplit/>
+        </w:trPr>
+        <w:tc>
+          <w:tcPr>
+            <w:tcW w:type="dxa" w:w="860"/>
+            <w:tcBorders>
+              <w:top w:val="single" w:color="C9D0DC" w:sz="4"/>
+              <w:left w:val="single" w:color="C9D0DC" w:sz="4"/>
+              <w:bottom w:val="single" w:color="C9D0DC" w:sz="4"/>
+              <w:right w:val="single" w:color="C9D0DC" w:sz="4"/>
+            </w:tcBorders>
+            <w:tcMar>
+              <w:top w:type="dxa" w:w="70"/>
+              <w:left w:type="dxa" w:w="100"/>
+              <w:bottom w:type="dxa" w:w="70"/>
+              <w:right w:type="dxa" w:w="100"/>
+            </w:tcMar>
+            <w:vAlign w:val="top"/>
+          </w:tcPr>
+          <w:p>
+            <w:pPr>
+              <w:spacing w:after="0" w:before="0" w:line="264"/>
+            </w:pPr>
+            <w:r>
+              <w:rPr>
+                <w:rFonts w:ascii="Arial" w:cs="Arial" w:eastAsia="Arial" w:hAnsi="Arial"/>
+                <w:b/>
+                <w:bCs/>
+                <w:color w:val="5B6477"/>
+                <w:sz w:val="16"/>
+                <w:szCs w:val="16"/>
+              </w:rPr>
+              <w:t xml:space="preserve">HA-NAME</w:t>
+            </w:r>
+          </w:p>
+        </w:tc>
+        <w:tc>
+          <w:tcPr>
+            <w:tcW w:type="dxa" w:w="5480"/>
+            <w:tcBorders>
+              <w:top w:val="single" w:color="C9D0DC" w:sz="4"/>
+              <w:left w:val="single" w:color="C9D0DC" w:sz="4"/>
+              <w:bottom w:val="single" w:color="C9D0DC" w:sz="4"/>
+              <w:right w:val="single" w:color="C9D0DC" w:sz="4"/>
+            </w:tcBorders>
+            <w:tcMar>
+              <w:top w:type="dxa" w:w="70"/>
+              <w:left w:type="dxa" w:w="100"/>
+              <w:bottom w:type="dxa" w:w="70"/>
+              <w:right w:type="dxa" w:w="100"/>
+            </w:tcMar>
+            <w:vAlign w:val="top"/>
+          </w:tcPr>
+          <w:p>
+            <w:pPr>
+              <w:spacing w:after="40" w:before="0" w:line="264"/>
+            </w:pPr>
+            <w:r>
+              <w:rPr>
+                <w:rFonts w:ascii="Arial" w:cs="Arial" w:eastAsia="Arial" w:hAnsi="Arial"/>
+                <w:b/>
+                <w:bCs/>
+                <w:sz w:val="20"/>
+                <w:szCs w:val="20"/>
+              </w:rPr>
+              <w:t xml:space="preserve">First name beside the role</w:t>
+            </w:r>
+          </w:p>
+          <w:p>
+            <w:pPr>
+              <w:spacing w:after="40" w:before="0" w:line="264"/>
+            </w:pPr>
+            <w:r>
+              <w:rPr>
+                <w:rFonts w:ascii="Arial" w:cs="Arial" w:eastAsia="Arial" w:hAnsi="Arial"/>
+                <w:i/>
+                <w:iCs/>
+                <w:color w:val="5B6477"/>
+                <w:sz w:val="15"/>
+                <w:szCs w:val="15"/>
+              </w:rPr>
+              <w:t xml:space="preserve">Flow F47 · Warehouse cash funds tied to franchise DRs</w:t>
+            </w:r>
+          </w:p>
+          <w:p>
+            <w:pPr>
+              <w:spacing w:after="20" w:before="0" w:line="264"/>
+            </w:pPr>
+            <w:r>
+              <w:rPr>
+                <w:rFonts w:ascii="Arial" w:cs="Arial" w:eastAsia="Arial" w:hAnsi="Arial"/>
+                <w:color w:val="5B6477"/>
+                <w:sz w:val="19"/>
+                <w:szCs w:val="19"/>
+              </w:rPr>
+              <w:t xml:space="preserve">1.  </w:t>
+            </w:r>
+            <w:r>
+              <w:rPr>
+                <w:rFonts w:ascii="Arial" w:cs="Arial" w:eastAsia="Arial" w:hAnsi="Arial"/>
+                <w:sz w:val="19"/>
+                <w:szCs w:val="19"/>
+              </w:rPr>
+              <w:t xml:space="preserve">Look at the top bar.</w:t>
+            </w:r>
+          </w:p>
+          <w:p>
+            <w:pPr>
+              <w:spacing w:after="20" w:before="0" w:line="264"/>
+            </w:pPr>
+            <w:r>
+              <w:rPr>
+                <w:rFonts w:ascii="Arial" w:cs="Arial" w:eastAsia="Arial" w:hAnsi="Arial"/>
+                <w:color w:val="5B6477"/>
+                <w:sz w:val="19"/>
+                <w:szCs w:val="19"/>
+              </w:rPr>
+              <w:t xml:space="preserve">2.  </w:t>
+            </w:r>
+            <w:r>
+              <w:rPr>
+                <w:rFonts w:ascii="Arial" w:cs="Arial" w:eastAsia="Arial" w:hAnsi="Arial"/>
+                <w:sz w:val="19"/>
+                <w:szCs w:val="19"/>
+              </w:rPr>
+              <w:t xml:space="preserve">Open any document → Who did what; open an approval timeline.</w:t>
+            </w:r>
+          </w:p>
+          <w:p>
+            <w:pPr>
+              <w:spacing w:after="0" w:before="60" w:line="264"/>
+            </w:pPr>
+            <w:r>
+              <w:rPr>
+                <w:rFonts w:ascii="Arial" w:cs="Arial" w:eastAsia="Arial" w:hAnsi="Arial"/>
+                <w:b/>
+                <w:bCs/>
+                <w:color w:val="0B1F3A"/>
+                <w:sz w:val="19"/>
+                <w:szCs w:val="19"/>
+              </w:rPr>
+              <w:t xml:space="preserve">You should see: </w:t>
+            </w:r>
+            <w:r>
+              <w:rPr>
+                <w:rFonts w:ascii="Arial" w:cs="Arial" w:eastAsia="Arial" w:hAnsi="Arial"/>
+                <w:sz w:val="19"/>
+                <w:szCs w:val="19"/>
+              </w:rPr>
+              <w:t xml:space="preserve">Roles carry the first name of the person, for example Head Auditor (Syd).</w:t>
             </w:r>
           </w:p>
         </w:tc>
@@ -10751,7 +11034,7 @@
                 <w:sz w:val="17"/>
                 <w:szCs w:val="17"/>
               </w:rPr>
-              <w:t xml:space="preserve">Passed (of 36)</w:t>
+              <w:t xml:space="preserve">Passed (of 37)</w:t>
             </w:r>
           </w:p>
         </w:tc>
